--- a/Electrical/Level 3 - 2365/4 - Lesson/Write-Up/4 -Lesson.docx
+++ b/Electrical/Level 3 - 2365/4 - Lesson/Write-Up/4 -Lesson.docx
@@ -117,12 +117,12 @@
           <wp:inline distB="114300" distT="114300" distL="114300" distR="114300">
             <wp:extent cx="3548063" cy="2547811"/>
             <wp:effectExtent b="50800" l="50800" r="50800" t="50800"/>
-            <wp:docPr id="4" name="image7.png"/>
+            <wp:docPr id="4" name="image5.png"/>
             <a:graphic>
               <a:graphicData uri="http://schemas.openxmlformats.org/drawingml/2006/picture">
                 <pic:pic>
                   <pic:nvPicPr>
-                    <pic:cNvPr id="0" name="image7.png"/>
+                    <pic:cNvPr id="0" name="image5.png"/>
                     <pic:cNvPicPr preferRelativeResize="0"/>
                   </pic:nvPicPr>
                   <pic:blipFill>
@@ -250,12 +250,12 @@
           <wp:inline distB="114300" distT="114300" distL="114300" distR="114300">
             <wp:extent cx="4505325" cy="3714750"/>
             <wp:effectExtent b="25400" l="25400" r="25400" t="25400"/>
-            <wp:docPr id="8" name="image8.png"/>
+            <wp:docPr id="8" name="image1.png"/>
             <a:graphic>
               <a:graphicData uri="http://schemas.openxmlformats.org/drawingml/2006/picture">
                 <pic:pic>
                   <pic:nvPicPr>
-                    <pic:cNvPr id="0" name="image8.png"/>
+                    <pic:cNvPr id="0" name="image1.png"/>
                     <pic:cNvPicPr preferRelativeResize="0"/>
                   </pic:nvPicPr>
                   <pic:blipFill>
@@ -363,12 +363,12 @@
           <wp:inline distB="114300" distT="114300" distL="114300" distR="114300">
             <wp:extent cx="4810125" cy="3924300"/>
             <wp:effectExtent b="25400" l="25400" r="25400" t="25400"/>
-            <wp:docPr id="3" name="image5.png"/>
+            <wp:docPr id="3" name="image3.png"/>
             <a:graphic>
               <a:graphicData uri="http://schemas.openxmlformats.org/drawingml/2006/picture">
                 <pic:pic>
                   <pic:nvPicPr>
-                    <pic:cNvPr id="0" name="image5.png"/>
+                    <pic:cNvPr id="0" name="image3.png"/>
                     <pic:cNvPicPr preferRelativeResize="0"/>
                   </pic:nvPicPr>
                   <pic:blipFill>
@@ -563,12 +563,12 @@
           <wp:inline distB="114300" distT="114300" distL="114300" distR="114300">
             <wp:extent cx="5534025" cy="3048000"/>
             <wp:effectExtent b="25400" l="25400" r="25400" t="25400"/>
-            <wp:docPr id="7" name="image3.png"/>
+            <wp:docPr id="7" name="image7.png"/>
             <a:graphic>
               <a:graphicData uri="http://schemas.openxmlformats.org/drawingml/2006/picture">
                 <pic:pic>
                   <pic:nvPicPr>
-                    <pic:cNvPr id="0" name="image3.png"/>
+                    <pic:cNvPr id="0" name="image7.png"/>
                     <pic:cNvPicPr preferRelativeResize="0"/>
                   </pic:nvPicPr>
                   <pic:blipFill>
@@ -748,12 +748,12 @@
           <wp:inline distB="114300" distT="114300" distL="114300" distR="114300">
             <wp:extent cx="4886325" cy="3752850"/>
             <wp:effectExtent b="25400" l="25400" r="25400" t="25400"/>
-            <wp:docPr id="9" name="image4.png"/>
+            <wp:docPr id="9" name="image9.png"/>
             <a:graphic>
               <a:graphicData uri="http://schemas.openxmlformats.org/drawingml/2006/picture">
                 <pic:pic>
                   <pic:nvPicPr>
-                    <pic:cNvPr id="0" name="image4.png"/>
+                    <pic:cNvPr id="0" name="image9.png"/>
                     <pic:cNvPicPr preferRelativeResize="0"/>
                   </pic:nvPicPr>
                   <pic:blipFill>
@@ -998,12 +998,12 @@
           <wp:inline distB="114300" distT="114300" distL="114300" distR="114300">
             <wp:extent cx="5731200" cy="2413000"/>
             <wp:effectExtent b="25400" l="25400" r="25400" t="25400"/>
-            <wp:docPr id="5" name="image1.png"/>
+            <wp:docPr id="5" name="image2.png"/>
             <a:graphic>
               <a:graphicData uri="http://schemas.openxmlformats.org/drawingml/2006/picture">
                 <pic:pic>
                   <pic:nvPicPr>
-                    <pic:cNvPr id="0" name="image1.png"/>
+                    <pic:cNvPr id="0" name="image2.png"/>
                     <pic:cNvPicPr preferRelativeResize="0"/>
                   </pic:nvPicPr>
                   <pic:blipFill>
@@ -1108,12 +1108,12 @@
           <wp:inline distB="114300" distT="114300" distL="114300" distR="114300">
             <wp:extent cx="5019675" cy="3819525"/>
             <wp:effectExtent b="25400" l="25400" r="25400" t="25400"/>
-            <wp:docPr id="2" name="image6.png"/>
+            <wp:docPr id="2" name="image4.png"/>
             <a:graphic>
               <a:graphicData uri="http://schemas.openxmlformats.org/drawingml/2006/picture">
                 <pic:pic>
                   <pic:nvPicPr>
-                    <pic:cNvPr id="0" name="image6.png"/>
+                    <pic:cNvPr id="0" name="image4.png"/>
                     <pic:cNvPicPr preferRelativeResize="0"/>
                   </pic:nvPicPr>
                   <pic:blipFill>
@@ -1238,12 +1238,12 @@
           <wp:inline distB="114300" distT="114300" distL="114300" distR="114300">
             <wp:extent cx="5731200" cy="2362200"/>
             <wp:effectExtent b="25400" l="25400" r="25400" t="25400"/>
-            <wp:docPr id="1" name="image2.png"/>
+            <wp:docPr id="1" name="image8.png"/>
             <a:graphic>
               <a:graphicData uri="http://schemas.openxmlformats.org/drawingml/2006/picture">
                 <pic:pic>
                   <pic:nvPicPr>
-                    <pic:cNvPr id="0" name="image2.png"/>
+                    <pic:cNvPr id="0" name="image8.png"/>
                     <pic:cNvPicPr preferRelativeResize="0"/>
                   </pic:nvPicPr>
                   <pic:blipFill>
@@ -1300,6 +1300,22 @@
     </w:p>
     <w:p>
       <w:pPr>
+        <w:rPr>
+          <w:b w:val="1"/>
+          <w:bCs w:val="1"/>
+        </w:rPr>
+      </w:pPr>
+      <w:r>
+        <w:rPr>
+          <w:b w:val="1"/>
+          <w:bCs w:val="1"/>
+          <w:rtl w:val="0"/>
+        </w:rPr>
+        <w:t xml:space="preserve">Image AA</w:t>
+      </w:r>
+    </w:p>
+    <w:p>
+      <w:pPr>
         <w:rPr/>
       </w:pPr>
       <w:r>
@@ -1308,12 +1324,12 @@
           <wp:inline distB="114300" distT="114300" distL="114300" distR="114300">
             <wp:extent cx="5731200" cy="2463800"/>
             <wp:effectExtent b="25400" l="25400" r="25400" t="25400"/>
-            <wp:docPr id="6" name="image9.png"/>
+            <wp:docPr id="6" name="image6.png"/>
             <a:graphic>
               <a:graphicData uri="http://schemas.openxmlformats.org/drawingml/2006/picture">
                 <pic:pic>
                   <pic:nvPicPr>
-                    <pic:cNvPr id="0" name="image9.png"/>
+                    <pic:cNvPr id="0" name="image6.png"/>
                     <pic:cNvPicPr preferRelativeResize="0"/>
                   </pic:nvPicPr>
                   <pic:blipFill>
@@ -1414,6 +1430,20 @@
       </w:r>
       <w:r>
         <w:rPr>
+          <w:b w:val="1"/>
+          <w:bCs w:val="1"/>
+          <w:rtl w:val="0"/>
+        </w:rPr>
+        <w:t xml:space="preserve">Image AA</w:t>
+      </w:r>
+      <w:r>
+        <w:rPr>
+          <w:rtl w:val="0"/>
+        </w:rPr>
+        <w:t xml:space="preserve"> </w:t>
+      </w:r>
+      <w:r>
+        <w:rPr>
           <w:color w:val="ff9900"/>
           <w:rtl w:val="0"/>
         </w:rPr>
@@ -1430,6 +1460,183 @@
         <w:rPr>
           <w:rtl w:val="0"/>
         </w:rPr>
+      </w:r>
+    </w:p>
+    <w:p>
+      <w:pPr>
+        <w:rPr/>
+      </w:pPr>
+      <w:r>
+        <w:rPr>
+          <w:rtl w:val="0"/>
+        </w:rPr>
+      </w:r>
+    </w:p>
+    <w:p>
+      <w:pPr>
+        <w:rPr/>
+      </w:pPr>
+      <w:r>
+        <w:rPr>
+          <w:rtl w:val="0"/>
+        </w:rPr>
+      </w:r>
+    </w:p>
+    <w:p>
+      <w:pPr>
+        <w:rPr/>
+      </w:pPr>
+      <w:r>
+        <w:rPr>
+          <w:rtl w:val="0"/>
+        </w:rPr>
+      </w:r>
+    </w:p>
+    <w:p>
+      <w:pPr>
+        <w:rPr/>
+      </w:pPr>
+      <w:r>
+        <w:rPr>
+          <w:rtl w:val="0"/>
+        </w:rPr>
+      </w:r>
+    </w:p>
+    <w:p>
+      <w:pPr>
+        <w:rPr/>
+      </w:pPr>
+      <w:r>
+        <w:rPr>
+          <w:rtl w:val="0"/>
+        </w:rPr>
+      </w:r>
+    </w:p>
+    <w:p>
+      <w:pPr>
+        <w:rPr/>
+      </w:pPr>
+      <w:r>
+        <w:rPr>
+          <w:rtl w:val="0"/>
+        </w:rPr>
+      </w:r>
+    </w:p>
+    <w:p>
+      <w:pPr>
+        <w:rPr/>
+      </w:pPr>
+      <w:r>
+        <w:rPr>
+          <w:rtl w:val="0"/>
+        </w:rPr>
+      </w:r>
+    </w:p>
+    <w:p>
+      <w:pPr>
+        <w:rPr/>
+      </w:pPr>
+      <w:r>
+        <w:rPr>
+          <w:rtl w:val="0"/>
+        </w:rPr>
+      </w:r>
+    </w:p>
+    <w:p>
+      <w:pPr>
+        <w:rPr/>
+      </w:pPr>
+      <w:r>
+        <w:rPr>
+          <w:rtl w:val="0"/>
+        </w:rPr>
+      </w:r>
+    </w:p>
+    <w:p>
+      <w:pPr>
+        <w:rPr/>
+      </w:pPr>
+      <w:r>
+        <w:rPr>
+          <w:rtl w:val="0"/>
+        </w:rPr>
+      </w:r>
+    </w:p>
+    <w:p>
+      <w:pPr>
+        <w:rPr/>
+      </w:pPr>
+      <w:r>
+        <w:rPr>
+          <w:rtl w:val="0"/>
+        </w:rPr>
+      </w:r>
+    </w:p>
+    <w:p>
+      <w:pPr>
+        <w:pStyle w:val="Heading1"/>
+        <w:rPr/>
+      </w:pPr>
+      <w:bookmarkStart w:colFirst="0" w:colLast="0" w:name="_f56pouxhyfy8" w:id="1"/>
+      <w:bookmarkEnd w:id="1"/>
+      <w:r>
+        <w:rPr>
+          <w:rtl w:val="0"/>
+        </w:rPr>
+        <w:t xml:space="preserve">Part one</w:t>
+      </w:r>
+    </w:p>
+    <w:p>
+      <w:pPr>
+        <w:rPr/>
+      </w:pPr>
+      <w:r>
+        <w:rPr>
+          <w:rtl w:val="0"/>
+        </w:rPr>
+      </w:r>
+    </w:p>
+    <w:p>
+      <w:pPr>
+        <w:rPr/>
+      </w:pPr>
+      <w:r>
+        <w:rPr>
+          <w:rtl w:val="0"/>
+        </w:rPr>
+        <w:t xml:space="preserve">A coil will become magnetised. The number of coils is measured in Henrys.</w:t>
+      </w:r>
+    </w:p>
+    <w:p>
+      <w:pPr>
+        <w:rPr/>
+      </w:pPr>
+      <w:r>
+        <w:rPr>
+          <w:rtl w:val="0"/>
+        </w:rPr>
+        <w:t xml:space="preserve">This calculation to determine how much resistance is in the coil.</w:t>
+      </w:r>
+    </w:p>
+    <w:p>
+      <w:pPr>
+        <w:rPr/>
+      </w:pPr>
+      <w:r>
+        <w:rPr>
+          <w:rtl w:val="0"/>
+        </w:rPr>
+      </w:r>
+    </w:p>
+    <w:p>
+      <w:pPr>
+        <w:rPr/>
+      </w:pPr>
+      <w:r>
+        <w:rPr>
+          <w:rtl w:val="0"/>
+        </w:rPr>
+        <w:t xml:space="preserve">XL = 2πFL</w:t>
       </w:r>
     </w:p>
     <w:p>

--- a/Electrical/Level 3 - 2365/4 - Lesson/Write-Up/4 -Lesson.docx
+++ b/Electrical/Level 3 - 2365/4 - Lesson/Write-Up/4 -Lesson.docx
@@ -14,6 +14,54 @@
     </w:p>
     <w:p>
       <w:pPr>
+        <w:pStyle w:val="Title"/>
+        <w:rPr/>
+      </w:pPr>
+      <w:bookmarkStart w:colFirst="0" w:colLast="0" w:name="_z1a9l47ikc7u" w:id="0"/>
+      <w:bookmarkEnd w:id="0"/>
+      <w:r>
+        <w:rPr>
+          <w:rtl w:val="0"/>
+        </w:rPr>
+        <w:t xml:space="preserve">Lesson #4.00</w:t>
+      </w:r>
+    </w:p>
+    <w:p>
+      <w:pPr>
+        <w:pStyle w:val="Title"/>
+        <w:rPr/>
+      </w:pPr>
+      <w:bookmarkStart w:colFirst="0" w:colLast="0" w:name="_qlu4ba66dlpz" w:id="1"/>
+      <w:bookmarkEnd w:id="1"/>
+      <w:r>
+        <w:rPr>
+          <w:rtl w:val="0"/>
+        </w:rPr>
+        <w:t xml:space="preserve">2365 - Level 3 City and Guilds </w:t>
+      </w:r>
+    </w:p>
+    <w:p>
+      <w:pPr>
+        <w:rPr/>
+      </w:pPr>
+      <w:r>
+        <w:rPr>
+          <w:rtl w:val="0"/>
+        </w:rPr>
+      </w:r>
+    </w:p>
+    <w:p>
+      <w:pPr>
+        <w:rPr/>
+      </w:pPr>
+      <w:r>
+        <w:rPr>
+          <w:rtl w:val="0"/>
+        </w:rPr>
+      </w:r>
+    </w:p>
+    <w:p>
+      <w:pPr>
         <w:rPr/>
       </w:pPr>
       <w:r>
@@ -117,12 +165,12 @@
           <wp:inline distB="114300" distT="114300" distL="114300" distR="114300">
             <wp:extent cx="3548063" cy="2547811"/>
             <wp:effectExtent b="50800" l="50800" r="50800" t="50800"/>
-            <wp:docPr id="4" name="image5.png"/>
+            <wp:docPr id="20" name="image18.png"/>
             <a:graphic>
               <a:graphicData uri="http://schemas.openxmlformats.org/drawingml/2006/picture">
                 <pic:pic>
                   <pic:nvPicPr>
-                    <pic:cNvPr id="0" name="image5.png"/>
+                    <pic:cNvPr id="0" name="image18.png"/>
                     <pic:cNvPicPr preferRelativeResize="0"/>
                   </pic:nvPicPr>
                   <pic:blipFill>
@@ -250,12 +298,12 @@
           <wp:inline distB="114300" distT="114300" distL="114300" distR="114300">
             <wp:extent cx="4505325" cy="3714750"/>
             <wp:effectExtent b="25400" l="25400" r="25400" t="25400"/>
-            <wp:docPr id="8" name="image1.png"/>
+            <wp:docPr id="23" name="image33.png"/>
             <a:graphic>
               <a:graphicData uri="http://schemas.openxmlformats.org/drawingml/2006/picture">
                 <pic:pic>
                   <pic:nvPicPr>
-                    <pic:cNvPr id="0" name="image1.png"/>
+                    <pic:cNvPr id="0" name="image33.png"/>
                     <pic:cNvPicPr preferRelativeResize="0"/>
                   </pic:nvPicPr>
                   <pic:blipFill>
@@ -363,12 +411,12 @@
           <wp:inline distB="114300" distT="114300" distL="114300" distR="114300">
             <wp:extent cx="4810125" cy="3924300"/>
             <wp:effectExtent b="25400" l="25400" r="25400" t="25400"/>
-            <wp:docPr id="3" name="image3.png"/>
+            <wp:docPr id="22" name="image23.png"/>
             <a:graphic>
               <a:graphicData uri="http://schemas.openxmlformats.org/drawingml/2006/picture">
                 <pic:pic>
                   <pic:nvPicPr>
-                    <pic:cNvPr id="0" name="image3.png"/>
+                    <pic:cNvPr id="0" name="image23.png"/>
                     <pic:cNvPicPr preferRelativeResize="0"/>
                   </pic:nvPicPr>
                   <pic:blipFill>
@@ -563,12 +611,12 @@
           <wp:inline distB="114300" distT="114300" distL="114300" distR="114300">
             <wp:extent cx="5534025" cy="3048000"/>
             <wp:effectExtent b="25400" l="25400" r="25400" t="25400"/>
-            <wp:docPr id="7" name="image7.png"/>
+            <wp:docPr id="26" name="image32.png"/>
             <a:graphic>
               <a:graphicData uri="http://schemas.openxmlformats.org/drawingml/2006/picture">
                 <pic:pic>
                   <pic:nvPicPr>
-                    <pic:cNvPr id="0" name="image7.png"/>
+                    <pic:cNvPr id="0" name="image32.png"/>
                     <pic:cNvPicPr preferRelativeResize="0"/>
                   </pic:nvPicPr>
                   <pic:blipFill>
@@ -748,12 +796,12 @@
           <wp:inline distB="114300" distT="114300" distL="114300" distR="114300">
             <wp:extent cx="4886325" cy="3752850"/>
             <wp:effectExtent b="25400" l="25400" r="25400" t="25400"/>
-            <wp:docPr id="9" name="image9.png"/>
+            <wp:docPr id="24" name="image31.png"/>
             <a:graphic>
               <a:graphicData uri="http://schemas.openxmlformats.org/drawingml/2006/picture">
                 <pic:pic>
                   <pic:nvPicPr>
-                    <pic:cNvPr id="0" name="image9.png"/>
+                    <pic:cNvPr id="0" name="image31.png"/>
                     <pic:cNvPicPr preferRelativeResize="0"/>
                   </pic:nvPicPr>
                   <pic:blipFill>
@@ -859,8 +907,8 @@
         <w:pStyle w:val="Heading1"/>
         <w:rPr/>
       </w:pPr>
-      <w:bookmarkStart w:colFirst="0" w:colLast="0" w:name="_rxvkw5ixaox7" w:id="0"/>
-      <w:bookmarkEnd w:id="0"/>
+      <w:bookmarkStart w:colFirst="0" w:colLast="0" w:name="_ljvgcepi0kh" w:id="2"/>
+      <w:bookmarkEnd w:id="2"/>
       <w:r>
         <w:rPr>
           <w:rtl w:val="0"/>
@@ -998,12 +1046,12 @@
           <wp:inline distB="114300" distT="114300" distL="114300" distR="114300">
             <wp:extent cx="5731200" cy="2413000"/>
             <wp:effectExtent b="25400" l="25400" r="25400" t="25400"/>
-            <wp:docPr id="5" name="image2.png"/>
+            <wp:docPr id="28" name="image34.png"/>
             <a:graphic>
               <a:graphicData uri="http://schemas.openxmlformats.org/drawingml/2006/picture">
                 <pic:pic>
                   <pic:nvPicPr>
-                    <pic:cNvPr id="0" name="image2.png"/>
+                    <pic:cNvPr id="0" name="image34.png"/>
                     <pic:cNvPicPr preferRelativeResize="0"/>
                   </pic:nvPicPr>
                   <pic:blipFill>
@@ -1108,12 +1156,12 @@
           <wp:inline distB="114300" distT="114300" distL="114300" distR="114300">
             <wp:extent cx="5019675" cy="3819525"/>
             <wp:effectExtent b="25400" l="25400" r="25400" t="25400"/>
-            <wp:docPr id="2" name="image4.png"/>
+            <wp:docPr id="27" name="image27.png"/>
             <a:graphic>
               <a:graphicData uri="http://schemas.openxmlformats.org/drawingml/2006/picture">
                 <pic:pic>
                   <pic:nvPicPr>
-                    <pic:cNvPr id="0" name="image4.png"/>
+                    <pic:cNvPr id="0" name="image27.png"/>
                     <pic:cNvPicPr preferRelativeResize="0"/>
                   </pic:nvPicPr>
                   <pic:blipFill>
@@ -1238,12 +1286,12 @@
           <wp:inline distB="114300" distT="114300" distL="114300" distR="114300">
             <wp:extent cx="5731200" cy="2362200"/>
             <wp:effectExtent b="25400" l="25400" r="25400" t="25400"/>
-            <wp:docPr id="1" name="image8.png"/>
+            <wp:docPr id="30" name="image25.png"/>
             <a:graphic>
               <a:graphicData uri="http://schemas.openxmlformats.org/drawingml/2006/picture">
                 <pic:pic>
                   <pic:nvPicPr>
-                    <pic:cNvPr id="0" name="image8.png"/>
+                    <pic:cNvPr id="0" name="image25.png"/>
                     <pic:cNvPicPr preferRelativeResize="0"/>
                   </pic:nvPicPr>
                   <pic:blipFill>
@@ -1324,12 +1372,12 @@
           <wp:inline distB="114300" distT="114300" distL="114300" distR="114300">
             <wp:extent cx="5731200" cy="2463800"/>
             <wp:effectExtent b="25400" l="25400" r="25400" t="25400"/>
-            <wp:docPr id="6" name="image6.png"/>
+            <wp:docPr id="29" name="image28.png"/>
             <a:graphic>
               <a:graphicData uri="http://schemas.openxmlformats.org/drawingml/2006/picture">
                 <pic:pic>
                   <pic:nvPicPr>
-                    <pic:cNvPr id="0" name="image6.png"/>
+                    <pic:cNvPr id="0" name="image28.png"/>
                     <pic:cNvPicPr preferRelativeResize="0"/>
                   </pic:nvPicPr>
                   <pic:blipFill>
@@ -1577,8 +1625,8 @@
         <w:pStyle w:val="Heading1"/>
         <w:rPr/>
       </w:pPr>
-      <w:bookmarkStart w:colFirst="0" w:colLast="0" w:name="_f56pouxhyfy8" w:id="1"/>
-      <w:bookmarkEnd w:id="1"/>
+      <w:bookmarkStart w:colFirst="0" w:colLast="0" w:name="_ob0s65x9ssg0" w:id="3"/>
+      <w:bookmarkEnd w:id="3"/>
       <w:r>
         <w:rPr>
           <w:rtl w:val="0"/>
@@ -1615,34 +1663,5819 @@
         <w:rPr>
           <w:rtl w:val="0"/>
         </w:rPr>
-        <w:t xml:space="preserve">This calculation to determine how much resistance is in the coil.</w:t>
-      </w:r>
-    </w:p>
-    <w:p>
-      <w:pPr>
-        <w:rPr/>
-      </w:pPr>
-      <w:r>
-        <w:rPr>
-          <w:rtl w:val="0"/>
-        </w:rPr>
-      </w:r>
-    </w:p>
-    <w:p>
-      <w:pPr>
-        <w:rPr/>
-      </w:pPr>
-      <w:r>
-        <w:rPr>
-          <w:rtl w:val="0"/>
-        </w:rPr>
-        <w:t xml:space="preserve">XL = 2πFL</w:t>
-      </w:r>
-    </w:p>
-    <w:p>
-      <w:pPr>
-        <w:rPr/>
-      </w:pPr>
+        <w:t xml:space="preserve">This calculation is to determine how much resistance is in the coil. The resistance in a coil is stored in a variable called </w:t>
+      </w:r>
+      <w:r>
+        <w:rPr>
+          <w:b w:val="1"/>
+          <w:bCs w:val="1"/>
+          <w:rtl w:val="0"/>
+        </w:rPr>
+        <w:t xml:space="preserve">XL</w:t>
+      </w:r>
+      <w:r>
+        <w:rPr>
+          <w:rtl w:val="0"/>
+        </w:rPr>
+        <w:t xml:space="preserve">. </w:t>
+      </w:r>
+    </w:p>
+    <w:p>
+      <w:pPr>
+        <w:rPr/>
+      </w:pPr>
+      <w:r>
+        <w:rPr>
+          <w:rtl w:val="0"/>
+        </w:rPr>
+      </w:r>
+    </w:p>
+    <w:p>
+      <w:pPr>
+        <w:rPr>
+          <w:b w:val="1"/>
+          <w:bCs w:val="1"/>
+          <w:color w:val="6aa84f"/>
+        </w:rPr>
+      </w:pPr>
+      <w:r>
+        <w:rPr>
+          <w:rtl w:val="0"/>
+        </w:rPr>
+        <w:t xml:space="preserve">XL = </w:t>
+      </w:r>
+      <w:r>
+        <w:rPr>
+          <w:b w:val="1"/>
+          <w:bCs w:val="1"/>
+          <w:color w:val="e69138"/>
+          <w:rtl w:val="0"/>
+        </w:rPr>
+        <w:t xml:space="preserve">2</w:t>
+      </w:r>
+      <w:r>
+        <w:rPr>
+          <w:b w:val="1"/>
+          <w:bCs w:val="1"/>
+          <w:color w:val="0000ff"/>
+          <w:rtl w:val="0"/>
+        </w:rPr>
+        <w:t xml:space="preserve">π</w:t>
+      </w:r>
+      <w:r>
+        <w:rPr>
+          <w:b w:val="1"/>
+          <w:bCs w:val="1"/>
+          <w:color w:val="cc0000"/>
+          <w:rtl w:val="0"/>
+        </w:rPr>
+        <w:t xml:space="preserve">F</w:t>
+      </w:r>
+      <w:r>
+        <w:rPr>
+          <w:b w:val="1"/>
+          <w:bCs w:val="1"/>
+          <w:color w:val="6aa84f"/>
+          <w:rtl w:val="0"/>
+        </w:rPr>
+        <w:t xml:space="preserve">L</w:t>
+      </w:r>
+    </w:p>
+    <w:p>
+      <w:pPr>
+        <w:rPr/>
+      </w:pPr>
+      <w:r>
+        <w:rPr>
+          <w:rtl w:val="0"/>
+        </w:rPr>
+      </w:r>
+    </w:p>
+    <w:p>
+      <w:pPr>
+        <w:rPr/>
+      </w:pPr>
+      <w:r>
+        <w:rPr>
+          <w:rtl w:val="0"/>
+        </w:rPr>
+        <w:t xml:space="preserve">XL = </w:t>
+      </w:r>
+      <w:r>
+        <w:rPr>
+          <w:b w:val="1"/>
+          <w:bCs w:val="1"/>
+          <w:color w:val="e69138"/>
+          <w:rtl w:val="0"/>
+        </w:rPr>
+        <w:t xml:space="preserve">2</w:t>
+      </w:r>
+      <w:r>
+        <w:rPr>
+          <w:b w:val="1"/>
+          <w:bCs w:val="1"/>
+          <w:rtl w:val="0"/>
+        </w:rPr>
+        <w:t xml:space="preserve"> X</w:t>
+      </w:r>
+      <w:r>
+        <w:rPr>
+          <w:rtl w:val="0"/>
+        </w:rPr>
+        <w:t xml:space="preserve"> </w:t>
+      </w:r>
+      <w:r>
+        <w:rPr>
+          <w:b w:val="1"/>
+          <w:bCs w:val="1"/>
+          <w:color w:val="0000ff"/>
+          <w:rtl w:val="0"/>
+        </w:rPr>
+        <w:t xml:space="preserve">π </w:t>
+      </w:r>
+      <w:r>
+        <w:rPr>
+          <w:b w:val="1"/>
+          <w:bCs w:val="1"/>
+          <w:rtl w:val="0"/>
+        </w:rPr>
+        <w:t xml:space="preserve">X</w:t>
+      </w:r>
+      <w:r>
+        <w:rPr>
+          <w:rtl w:val="0"/>
+        </w:rPr>
+        <w:t xml:space="preserve"> </w:t>
+      </w:r>
+      <w:r>
+        <w:rPr>
+          <w:b w:val="1"/>
+          <w:bCs w:val="1"/>
+          <w:color w:val="cc0000"/>
+          <w:rtl w:val="0"/>
+        </w:rPr>
+        <w:t xml:space="preserve">F</w:t>
+      </w:r>
+      <w:r>
+        <w:rPr>
+          <w:rtl w:val="0"/>
+        </w:rPr>
+        <w:t xml:space="preserve"> </w:t>
+      </w:r>
+      <w:r>
+        <w:rPr>
+          <w:b w:val="1"/>
+          <w:bCs w:val="1"/>
+          <w:rtl w:val="0"/>
+        </w:rPr>
+        <w:t xml:space="preserve">X</w:t>
+      </w:r>
+      <w:r>
+        <w:rPr>
+          <w:rtl w:val="0"/>
+        </w:rPr>
+        <w:t xml:space="preserve"> </w:t>
+      </w:r>
+      <w:r>
+        <w:rPr>
+          <w:b w:val="1"/>
+          <w:bCs w:val="1"/>
+          <w:color w:val="6aa84f"/>
+          <w:rtl w:val="0"/>
+        </w:rPr>
+        <w:t xml:space="preserve">L</w:t>
+      </w:r>
+      <w:r>
+        <w:rPr>
+          <w:rtl w:val="0"/>
+        </w:rPr>
+        <w:t xml:space="preserve"> (</w:t>
+      </w:r>
+      <w:r>
+        <w:rPr>
+          <w:b w:val="1"/>
+          <w:bCs w:val="1"/>
+          <w:color w:val="cc0000"/>
+          <w:rtl w:val="0"/>
+        </w:rPr>
+        <w:t xml:space="preserve">Frequency</w:t>
+      </w:r>
+      <w:r>
+        <w:rPr>
+          <w:rtl w:val="0"/>
+        </w:rPr>
+        <w:t xml:space="preserve">, </w:t>
+      </w:r>
+      <w:r>
+        <w:rPr>
+          <w:b w:val="1"/>
+          <w:bCs w:val="1"/>
+          <w:color w:val="6aa84f"/>
+          <w:rtl w:val="0"/>
+        </w:rPr>
+        <w:t xml:space="preserve">Henry</w:t>
+      </w:r>
+      <w:r>
+        <w:rPr>
+          <w:rtl w:val="0"/>
+        </w:rPr>
+        <w:t xml:space="preserve">)</w:t>
+      </w:r>
+    </w:p>
+    <w:p>
+      <w:pPr>
+        <w:rPr/>
+      </w:pPr>
+      <w:r>
+        <w:rPr>
+          <w:rtl w:val="0"/>
+        </w:rPr>
+      </w:r>
+    </w:p>
+    <w:p>
+      <w:pPr>
+        <w:rPr>
+          <w:b w:val="1"/>
+          <w:bCs w:val="1"/>
+          <w:color w:val="6aa84f"/>
+        </w:rPr>
+      </w:pPr>
+      <w:r>
+        <w:rPr>
+          <w:b w:val="1"/>
+          <w:bCs w:val="1"/>
+          <w:color w:val="e69138"/>
+          <w:rtl w:val="0"/>
+        </w:rPr>
+        <w:t xml:space="preserve">2</w:t>
+      </w:r>
+      <w:r>
+        <w:rPr>
+          <w:rtl w:val="0"/>
+        </w:rPr>
+        <w:t xml:space="preserve"> </w:t>
+      </w:r>
+      <w:r>
+        <w:rPr>
+          <w:b w:val="1"/>
+          <w:bCs w:val="1"/>
+          <w:rtl w:val="0"/>
+        </w:rPr>
+        <w:t xml:space="preserve">X </w:t>
+      </w:r>
+      <w:r>
+        <w:rPr>
+          <w:b w:val="1"/>
+          <w:bCs w:val="1"/>
+          <w:color w:val="0000ff"/>
+          <w:rtl w:val="0"/>
+        </w:rPr>
+        <w:t xml:space="preserve">3.14</w:t>
+      </w:r>
+      <w:r>
+        <w:rPr>
+          <w:rtl w:val="0"/>
+        </w:rPr>
+        <w:t xml:space="preserve"> </w:t>
+      </w:r>
+      <w:r>
+        <w:rPr>
+          <w:b w:val="1"/>
+          <w:bCs w:val="1"/>
+          <w:rtl w:val="0"/>
+        </w:rPr>
+        <w:t xml:space="preserve">X </w:t>
+      </w:r>
+      <w:r>
+        <w:rPr>
+          <w:b w:val="1"/>
+          <w:bCs w:val="1"/>
+          <w:color w:val="cc0000"/>
+          <w:rtl w:val="0"/>
+        </w:rPr>
+        <w:t xml:space="preserve">50 Hz</w:t>
+      </w:r>
+      <w:r>
+        <w:rPr>
+          <w:rtl w:val="0"/>
+        </w:rPr>
+        <w:t xml:space="preserve"> </w:t>
+      </w:r>
+      <w:r>
+        <w:rPr>
+          <w:b w:val="1"/>
+          <w:bCs w:val="1"/>
+          <w:rtl w:val="0"/>
+        </w:rPr>
+        <w:t xml:space="preserve">X </w:t>
+      </w:r>
+      <w:r>
+        <w:rPr>
+          <w:b w:val="1"/>
+          <w:bCs w:val="1"/>
+          <w:color w:val="6aa84f"/>
+          <w:rtl w:val="0"/>
+        </w:rPr>
+        <w:t xml:space="preserve">0.2</w:t>
+      </w:r>
+    </w:p>
+    <w:p>
+      <w:pPr>
+        <w:rPr>
+          <w:b w:val="1"/>
+          <w:bCs w:val="1"/>
+          <w:color w:val="6aa84f"/>
+        </w:rPr>
+      </w:pPr>
+      <w:r>
+        <w:rPr>
+          <w:rtl w:val="0"/>
+        </w:rPr>
+      </w:r>
+    </w:p>
+    <w:p>
+      <w:pPr>
+        <w:rPr>
+          <w:b w:val="1"/>
+          <w:bCs w:val="1"/>
+        </w:rPr>
+      </w:pPr>
+      <w:r>
+        <w:rPr>
+          <w:b w:val="1"/>
+          <w:bCs w:val="1"/>
+          <w:rtl w:val="0"/>
+        </w:rPr>
+        <w:t xml:space="preserve">Answer: 02.83Ω</w:t>
+      </w:r>
+    </w:p>
+    <w:p>
+      <w:pPr>
+        <w:rPr/>
+      </w:pPr>
+      <w:r>
+        <w:rPr>
+          <w:rtl w:val="0"/>
+        </w:rPr>
+      </w:r>
+    </w:p>
+    <w:p>
+      <w:pPr>
+        <w:rPr/>
+      </w:pPr>
+      <w:r>
+        <w:rPr>
+          <w:rtl w:val="0"/>
+        </w:rPr>
+      </w:r>
+    </w:p>
+    <w:p>
+      <w:pPr>
+        <w:rPr/>
+      </w:pPr>
+      <w:r>
+        <w:rPr/>
+        <w:drawing>
+          <wp:inline distB="114300" distT="114300" distL="114300" distR="114300">
+            <wp:extent cx="4103608" cy="3124338"/>
+            <wp:effectExtent b="25400" l="25400" r="25400" t="25400"/>
+            <wp:docPr id="25" name="image29.png"/>
+            <a:graphic>
+              <a:graphicData uri="http://schemas.openxmlformats.org/drawingml/2006/picture">
+                <pic:pic>
+                  <pic:nvPicPr>
+                    <pic:cNvPr id="0" name="image29.png"/>
+                    <pic:cNvPicPr preferRelativeResize="0"/>
+                  </pic:nvPicPr>
+                  <pic:blipFill>
+                    <a:blip r:embed="rId15"/>
+                    <a:srcRect b="0" l="0" r="0" t="0"/>
+                    <a:stretch>
+                      <a:fillRect/>
+                    </a:stretch>
+                  </pic:blipFill>
+                  <pic:spPr>
+                    <a:xfrm>
+                      <a:off x="0" y="0"/>
+                      <a:ext cx="4103608" cy="3124338"/>
+                    </a:xfrm>
+                    <a:prstGeom prst="rect"/>
+                    <a:ln w="25400">
+                      <a:solidFill>
+                        <a:srgbClr val="980000"/>
+                      </a:solidFill>
+                      <a:prstDash val="solid"/>
+                    </a:ln>
+                  </pic:spPr>
+                </pic:pic>
+              </a:graphicData>
+            </a:graphic>
+          </wp:inline>
+        </w:drawing>
+      </w:r>
+      <w:r>
+        <w:rPr>
+          <w:rtl w:val="0"/>
+        </w:rPr>
+      </w:r>
+    </w:p>
+    <w:p>
+      <w:pPr>
+        <w:rPr/>
+      </w:pPr>
+      <w:r>
+        <w:rPr>
+          <w:rtl w:val="0"/>
+        </w:rPr>
+      </w:r>
+    </w:p>
+    <w:p>
+      <w:pPr>
+        <w:rPr/>
+      </w:pPr>
+      <w:r>
+        <w:rPr>
+          <w:rtl w:val="0"/>
+        </w:rPr>
+      </w:r>
+    </w:p>
+    <w:p>
+      <w:pPr>
+        <w:rPr/>
+      </w:pPr>
+      <w:r>
+        <w:rPr>
+          <w:rtl w:val="0"/>
+        </w:rPr>
+      </w:r>
+    </w:p>
+    <w:p>
+      <w:pPr>
+        <w:rPr/>
+      </w:pPr>
+      <w:r>
+        <w:rPr>
+          <w:rtl w:val="0"/>
+        </w:rPr>
+      </w:r>
+    </w:p>
+    <w:p>
+      <w:pPr>
+        <w:rPr/>
+      </w:pPr>
+      <w:r>
+        <w:rPr>
+          <w:rtl w:val="0"/>
+        </w:rPr>
+      </w:r>
+    </w:p>
+    <w:p>
+      <w:pPr>
+        <w:rPr/>
+      </w:pPr>
+      <w:r>
+        <w:rPr>
+          <w:rtl w:val="0"/>
+        </w:rPr>
+      </w:r>
+    </w:p>
+    <w:p>
+      <w:pPr>
+        <w:rPr/>
+      </w:pPr>
+      <w:r>
+        <w:rPr>
+          <w:rtl w:val="0"/>
+        </w:rPr>
+      </w:r>
+    </w:p>
+    <w:p>
+      <w:pPr>
+        <w:rPr/>
+      </w:pPr>
+      <w:r>
+        <w:rPr>
+          <w:rtl w:val="0"/>
+        </w:rPr>
+      </w:r>
+    </w:p>
+    <w:p>
+      <w:pPr>
+        <w:rPr/>
+      </w:pPr>
+      <w:r>
+        <w:rPr>
+          <w:rtl w:val="0"/>
+        </w:rPr>
+      </w:r>
+    </w:p>
+    <w:p>
+      <w:pPr>
+        <w:rPr/>
+      </w:pPr>
+      <w:r>
+        <w:rPr>
+          <w:rtl w:val="0"/>
+        </w:rPr>
+      </w:r>
+    </w:p>
+    <w:p>
+      <w:pPr>
+        <w:rPr/>
+      </w:pPr>
+      <w:r>
+        <w:rPr>
+          <w:rtl w:val="0"/>
+        </w:rPr>
+      </w:r>
+    </w:p>
+    <w:p>
+      <w:pPr>
+        <w:rPr/>
+      </w:pPr>
+      <w:r>
+        <w:rPr>
+          <w:rtl w:val="0"/>
+        </w:rPr>
+      </w:r>
+    </w:p>
+    <w:p>
+      <w:pPr>
+        <w:rPr/>
+      </w:pPr>
+      <w:r>
+        <w:rPr/>
+        <w:drawing>
+          <wp:inline distB="114300" distT="114300" distL="114300" distR="114300">
+            <wp:extent cx="3833813" cy="4043972"/>
+            <wp:effectExtent b="25400" l="25400" r="25400" t="25400"/>
+            <wp:docPr id="4" name="image10.png"/>
+            <a:graphic>
+              <a:graphicData uri="http://schemas.openxmlformats.org/drawingml/2006/picture">
+                <pic:pic>
+                  <pic:nvPicPr>
+                    <pic:cNvPr id="0" name="image10.png"/>
+                    <pic:cNvPicPr preferRelativeResize="0"/>
+                  </pic:nvPicPr>
+                  <pic:blipFill>
+                    <a:blip r:embed="rId16"/>
+                    <a:srcRect b="0" l="0" r="0" t="0"/>
+                    <a:stretch>
+                      <a:fillRect/>
+                    </a:stretch>
+                  </pic:blipFill>
+                  <pic:spPr>
+                    <a:xfrm>
+                      <a:off x="0" y="0"/>
+                      <a:ext cx="3833813" cy="4043972"/>
+                    </a:xfrm>
+                    <a:prstGeom prst="rect"/>
+                    <a:ln w="25400">
+                      <a:solidFill>
+                        <a:srgbClr val="000000"/>
+                      </a:solidFill>
+                      <a:prstDash val="solid"/>
+                    </a:ln>
+                  </pic:spPr>
+                </pic:pic>
+              </a:graphicData>
+            </a:graphic>
+          </wp:inline>
+        </w:drawing>
+      </w:r>
+      <w:r>
+        <w:rPr>
+          <w:rtl w:val="0"/>
+        </w:rPr>
+      </w:r>
+    </w:p>
+    <w:p>
+      <w:pPr>
+        <w:rPr/>
+      </w:pPr>
+      <w:r>
+        <w:rPr>
+          <w:rtl w:val="0"/>
+        </w:rPr>
+      </w:r>
+    </w:p>
+    <w:p>
+      <w:pPr>
+        <w:rPr/>
+      </w:pPr>
+      <w:r>
+        <w:rPr>
+          <w:rtl w:val="0"/>
+        </w:rPr>
+      </w:r>
+    </w:p>
+    <w:p>
+      <w:pPr>
+        <w:rPr/>
+      </w:pPr>
+      <w:r>
+        <w:rPr>
+          <w:rtl w:val="0"/>
+        </w:rPr>
+      </w:r>
+    </w:p>
+    <w:p>
+      <w:pPr>
+        <w:rPr/>
+      </w:pPr>
+      <w:r>
+        <w:rPr>
+          <w:rtl w:val="0"/>
+        </w:rPr>
+      </w:r>
+    </w:p>
+    <w:p>
+      <w:pPr>
+        <w:rPr/>
+      </w:pPr>
+      <w:r>
+        <w:rPr/>
+        <w:drawing>
+          <wp:inline distB="114300" distT="114300" distL="114300" distR="114300">
+            <wp:extent cx="4875053" cy="1757287"/>
+            <wp:effectExtent b="25400" l="25400" r="25400" t="25400"/>
+            <wp:docPr id="12" name="image2.png"/>
+            <a:graphic>
+              <a:graphicData uri="http://schemas.openxmlformats.org/drawingml/2006/picture">
+                <pic:pic>
+                  <pic:nvPicPr>
+                    <pic:cNvPr id="0" name="image2.png"/>
+                    <pic:cNvPicPr preferRelativeResize="0"/>
+                  </pic:nvPicPr>
+                  <pic:blipFill>
+                    <a:blip r:embed="rId17"/>
+                    <a:srcRect b="0" l="0" r="0" t="0"/>
+                    <a:stretch>
+                      <a:fillRect/>
+                    </a:stretch>
+                  </pic:blipFill>
+                  <pic:spPr>
+                    <a:xfrm>
+                      <a:off x="0" y="0"/>
+                      <a:ext cx="4875053" cy="1757287"/>
+                    </a:xfrm>
+                    <a:prstGeom prst="rect"/>
+                    <a:ln w="25400">
+                      <a:solidFill>
+                        <a:srgbClr val="000000"/>
+                      </a:solidFill>
+                      <a:prstDash val="solid"/>
+                    </a:ln>
+                  </pic:spPr>
+                </pic:pic>
+              </a:graphicData>
+            </a:graphic>
+          </wp:inline>
+        </w:drawing>
+      </w:r>
+      <w:r>
+        <w:rPr>
+          <w:rtl w:val="0"/>
+        </w:rPr>
+      </w:r>
+    </w:p>
+    <w:p>
+      <w:pPr>
+        <w:rPr/>
+      </w:pPr>
+      <w:r>
+        <w:rPr>
+          <w:rtl w:val="0"/>
+        </w:rPr>
+      </w:r>
+    </w:p>
+    <w:p>
+      <w:pPr>
+        <w:rPr/>
+      </w:pPr>
+      <w:r>
+        <w:rPr>
+          <w:rtl w:val="0"/>
+        </w:rPr>
+      </w:r>
+    </w:p>
+    <w:p>
+      <w:pPr>
+        <w:rPr/>
+      </w:pPr>
+      <w:r>
+        <w:rPr>
+          <w:rtl w:val="0"/>
+        </w:rPr>
+        <w:t xml:space="preserve">Total resistance is stored into a variable called </w:t>
+      </w:r>
+      <w:r>
+        <w:rPr>
+          <w:b w:val="1"/>
+          <w:bCs w:val="1"/>
+          <w:rtl w:val="0"/>
+        </w:rPr>
+        <w:t xml:space="preserve">Z</w:t>
+      </w:r>
+      <w:r>
+        <w:rPr>
+          <w:rtl w:val="0"/>
+        </w:rPr>
+        <w:t xml:space="preserve">.</w:t>
+      </w:r>
+    </w:p>
+    <w:p>
+      <w:pPr>
+        <w:rPr/>
+      </w:pPr>
+      <w:r>
+        <w:rPr>
+          <w:rtl w:val="0"/>
+        </w:rPr>
+      </w:r>
+    </w:p>
+    <w:p>
+      <w:pPr>
+        <w:rPr/>
+      </w:pPr>
+      <w:r>
+        <w:rPr>
+          <w:b w:val="1"/>
+          <w:bCs w:val="1"/>
+          <w:rtl w:val="0"/>
+        </w:rPr>
+        <w:t xml:space="preserve">Z</w:t>
+      </w:r>
+      <w:r>
+        <w:rPr>
+          <w:rtl w:val="0"/>
+        </w:rPr>
+        <w:t xml:space="preserve"> = </w:t>
+      </w:r>
+      <w:r>
+        <w:rPr>
+          <w:b w:val="1"/>
+          <w:bCs w:val="1"/>
+          <w:rtl w:val="0"/>
+        </w:rPr>
+        <w:t xml:space="preserve">XL</w:t>
+      </w:r>
+      <w:r>
+        <w:rPr>
+          <w:rtl w:val="0"/>
+        </w:rPr>
+        <w:t xml:space="preserve"> + </w:t>
+      </w:r>
+      <w:r>
+        <w:rPr>
+          <w:b w:val="1"/>
+          <w:bCs w:val="1"/>
+          <w:rtl w:val="0"/>
+        </w:rPr>
+        <w:t xml:space="preserve">R</w:t>
+      </w:r>
+      <w:r>
+        <w:rPr>
+          <w:rtl w:val="0"/>
+        </w:rPr>
+        <w:t xml:space="preserve">.</w:t>
+      </w:r>
+    </w:p>
+    <w:p>
+      <w:pPr>
+        <w:rPr/>
+      </w:pPr>
+      <w:r>
+        <w:rPr>
+          <w:rtl w:val="0"/>
+        </w:rPr>
+        <w:t xml:space="preserve">Total resistance = Inductive resistance (coil resistance) + resistance (resistance in the copper itself)</w:t>
+      </w:r>
+    </w:p>
+    <w:p>
+      <w:pPr>
+        <w:rPr/>
+      </w:pPr>
+      <w:r>
+        <w:rPr>
+          <w:rtl w:val="0"/>
+        </w:rPr>
+      </w:r>
+    </w:p>
+    <w:p>
+      <w:pPr>
+        <w:rPr/>
+      </w:pPr>
+      <w:r>
+        <w:rPr>
+          <w:rtl w:val="0"/>
+        </w:rPr>
+      </w:r>
+    </w:p>
+    <w:p>
+      <w:pPr>
+        <w:rPr/>
+      </w:pPr>
+      <w:r>
+        <w:rPr>
+          <w:rtl w:val="0"/>
+        </w:rPr>
+      </w:r>
+    </w:p>
+    <w:p>
+      <w:pPr>
+        <w:rPr/>
+      </w:pPr>
+      <w:r>
+        <w:rPr>
+          <w:rtl w:val="0"/>
+        </w:rPr>
+      </w:r>
+    </w:p>
+    <w:p>
+      <w:pPr>
+        <w:rPr/>
+      </w:pPr>
+      <w:r>
+        <w:rPr/>
+        <w:drawing>
+          <wp:inline distB="114300" distT="114300" distL="114300" distR="114300">
+            <wp:extent cx="5072063" cy="2224293"/>
+            <wp:effectExtent b="25400" l="25400" r="25400" t="25400"/>
+            <wp:docPr id="21" name="image21.png"/>
+            <a:graphic>
+              <a:graphicData uri="http://schemas.openxmlformats.org/drawingml/2006/picture">
+                <pic:pic>
+                  <pic:nvPicPr>
+                    <pic:cNvPr id="0" name="image21.png"/>
+                    <pic:cNvPicPr preferRelativeResize="0"/>
+                  </pic:nvPicPr>
+                  <pic:blipFill>
+                    <a:blip r:embed="rId18"/>
+                    <a:srcRect b="0" l="0" r="0" t="0"/>
+                    <a:stretch>
+                      <a:fillRect/>
+                    </a:stretch>
+                  </pic:blipFill>
+                  <pic:spPr>
+                    <a:xfrm>
+                      <a:off x="0" y="0"/>
+                      <a:ext cx="5072063" cy="2224293"/>
+                    </a:xfrm>
+                    <a:prstGeom prst="rect"/>
+                    <a:ln w="25400">
+                      <a:solidFill>
+                        <a:srgbClr val="000000"/>
+                      </a:solidFill>
+                      <a:prstDash val="solid"/>
+                    </a:ln>
+                  </pic:spPr>
+                </pic:pic>
+              </a:graphicData>
+            </a:graphic>
+          </wp:inline>
+        </w:drawing>
+      </w:r>
+      <w:r>
+        <w:rPr>
+          <w:rtl w:val="0"/>
+        </w:rPr>
+      </w:r>
+    </w:p>
+    <w:p>
+      <w:pPr>
+        <w:rPr/>
+      </w:pPr>
+      <w:r>
+        <w:rPr>
+          <w:rtl w:val="0"/>
+        </w:rPr>
+      </w:r>
+    </w:p>
+    <w:p>
+      <w:pPr>
+        <w:rPr/>
+      </w:pPr>
+      <w:r>
+        <w:rPr>
+          <w:rtl w:val="0"/>
+        </w:rPr>
+      </w:r>
+    </w:p>
+    <w:p>
+      <w:pPr>
+        <w:pStyle w:val="Heading1"/>
+        <w:rPr/>
+      </w:pPr>
+      <w:bookmarkStart w:colFirst="0" w:colLast="0" w:name="_ukpa1bceuxog" w:id="4"/>
+      <w:bookmarkEnd w:id="4"/>
+      <w:r>
+        <w:rPr>
+          <w:rtl w:val="0"/>
+        </w:rPr>
+        <w:t xml:space="preserve">End of Part one</w:t>
+      </w:r>
+    </w:p>
+    <w:p>
+      <w:pPr>
+        <w:rPr/>
+      </w:pPr>
+      <w:r>
+        <w:rPr>
+          <w:rtl w:val="0"/>
+        </w:rPr>
+      </w:r>
+    </w:p>
+    <w:p>
+      <w:pPr>
+        <w:rPr/>
+      </w:pPr>
+      <w:r>
+        <w:rPr>
+          <w:rtl w:val="0"/>
+        </w:rPr>
+      </w:r>
+    </w:p>
+    <w:p>
+      <w:pPr>
+        <w:rPr/>
+      </w:pPr>
+      <w:r>
+        <w:rPr>
+          <w:rtl w:val="0"/>
+        </w:rPr>
+      </w:r>
+    </w:p>
+    <w:p>
+      <w:pPr>
+        <w:rPr/>
+      </w:pPr>
+      <w:r>
+        <w:rPr>
+          <w:rtl w:val="0"/>
+        </w:rPr>
+      </w:r>
+    </w:p>
+    <w:p>
+      <w:pPr>
+        <w:rPr/>
+      </w:pPr>
+      <w:r>
+        <w:rPr>
+          <w:rtl w:val="0"/>
+        </w:rPr>
+      </w:r>
+    </w:p>
+    <w:p>
+      <w:pPr>
+        <w:rPr/>
+      </w:pPr>
+      <w:r>
+        <w:rPr>
+          <w:rtl w:val="0"/>
+        </w:rPr>
+      </w:r>
+    </w:p>
+    <w:p>
+      <w:pPr>
+        <w:rPr/>
+      </w:pPr>
+      <w:r>
+        <w:rPr>
+          <w:rtl w:val="0"/>
+        </w:rPr>
+      </w:r>
+    </w:p>
+    <w:p>
+      <w:pPr>
+        <w:rPr/>
+      </w:pPr>
+      <w:r>
+        <w:rPr>
+          <w:rtl w:val="0"/>
+        </w:rPr>
+      </w:r>
+    </w:p>
+    <w:p>
+      <w:pPr>
+        <w:rPr/>
+      </w:pPr>
+      <w:r>
+        <w:rPr>
+          <w:rtl w:val="0"/>
+        </w:rPr>
+      </w:r>
+    </w:p>
+    <w:p>
+      <w:pPr>
+        <w:rPr/>
+      </w:pPr>
+      <w:r>
+        <w:rPr>
+          <w:rtl w:val="0"/>
+        </w:rPr>
+      </w:r>
+    </w:p>
+    <w:p>
+      <w:pPr>
+        <w:rPr/>
+      </w:pPr>
+      <w:r>
+        <w:rPr>
+          <w:rtl w:val="0"/>
+        </w:rPr>
+      </w:r>
+    </w:p>
+    <w:p>
+      <w:pPr>
+        <w:rPr/>
+      </w:pPr>
+      <w:r>
+        <w:rPr>
+          <w:rtl w:val="0"/>
+        </w:rPr>
+      </w:r>
+    </w:p>
+    <w:p>
+      <w:pPr>
+        <w:rPr/>
+      </w:pPr>
+      <w:r>
+        <w:rPr>
+          <w:rtl w:val="0"/>
+        </w:rPr>
+      </w:r>
+    </w:p>
+    <w:p>
+      <w:pPr>
+        <w:rPr/>
+      </w:pPr>
+      <w:r>
+        <w:rPr>
+          <w:rtl w:val="0"/>
+        </w:rPr>
+      </w:r>
+    </w:p>
+    <w:p>
+      <w:pPr>
+        <w:rPr/>
+      </w:pPr>
+      <w:r>
+        <w:rPr>
+          <w:rtl w:val="0"/>
+        </w:rPr>
+      </w:r>
+    </w:p>
+    <w:p>
+      <w:pPr>
+        <w:rPr/>
+      </w:pPr>
+      <w:r>
+        <w:rPr>
+          <w:rtl w:val="0"/>
+        </w:rPr>
+      </w:r>
+    </w:p>
+    <w:p>
+      <w:pPr>
+        <w:rPr/>
+      </w:pPr>
+      <w:r>
+        <w:rPr>
+          <w:rtl w:val="0"/>
+        </w:rPr>
+      </w:r>
+    </w:p>
+    <w:p>
+      <w:pPr>
+        <w:rPr/>
+      </w:pPr>
+      <w:r>
+        <w:rPr>
+          <w:rtl w:val="0"/>
+        </w:rPr>
+      </w:r>
+    </w:p>
+    <w:p>
+      <w:pPr>
+        <w:rPr/>
+      </w:pPr>
+      <w:r>
+        <w:rPr>
+          <w:rtl w:val="0"/>
+        </w:rPr>
+      </w:r>
+    </w:p>
+    <w:p>
+      <w:pPr>
+        <w:rPr/>
+      </w:pPr>
+      <w:r>
+        <w:rPr>
+          <w:rtl w:val="0"/>
+        </w:rPr>
+      </w:r>
+    </w:p>
+    <w:p>
+      <w:pPr>
+        <w:rPr/>
+      </w:pPr>
+      <w:r>
+        <w:rPr>
+          <w:rtl w:val="0"/>
+        </w:rPr>
+      </w:r>
+    </w:p>
+    <w:p>
+      <w:pPr>
+        <w:rPr/>
+      </w:pPr>
+      <w:r>
+        <w:rPr>
+          <w:rtl w:val="0"/>
+        </w:rPr>
+      </w:r>
+    </w:p>
+    <w:p>
+      <w:pPr>
+        <w:rPr/>
+      </w:pPr>
+      <w:r>
+        <w:rPr>
+          <w:rtl w:val="0"/>
+        </w:rPr>
+      </w:r>
+    </w:p>
+    <w:p>
+      <w:pPr>
+        <w:rPr/>
+      </w:pPr>
+      <w:r>
+        <w:rPr>
+          <w:rtl w:val="0"/>
+        </w:rPr>
+      </w:r>
+    </w:p>
+    <w:p>
+      <w:pPr>
+        <w:rPr/>
+      </w:pPr>
+      <w:r>
+        <w:rPr>
+          <w:rtl w:val="0"/>
+        </w:rPr>
+      </w:r>
+    </w:p>
+    <w:p>
+      <w:pPr>
+        <w:rPr/>
+      </w:pPr>
+      <w:r>
+        <w:rPr>
+          <w:rtl w:val="0"/>
+        </w:rPr>
+      </w:r>
+    </w:p>
+    <w:p>
+      <w:pPr>
+        <w:rPr/>
+      </w:pPr>
+      <w:r>
+        <w:rPr>
+          <w:rtl w:val="0"/>
+        </w:rPr>
+      </w:r>
+    </w:p>
+    <w:p>
+      <w:pPr>
+        <w:pStyle w:val="Heading1"/>
+        <w:rPr/>
+      </w:pPr>
+      <w:bookmarkStart w:colFirst="0" w:colLast="0" w:name="_xy03yqpvi3bm" w:id="5"/>
+      <w:bookmarkEnd w:id="5"/>
+      <w:r>
+        <w:rPr>
+          <w:rtl w:val="0"/>
+        </w:rPr>
+        <w:t xml:space="preserve">Worksheet 2 - WS2</w:t>
+      </w:r>
+    </w:p>
+    <w:p>
+      <w:pPr>
+        <w:rPr/>
+      </w:pPr>
+      <w:r>
+        <w:rPr>
+          <w:rtl w:val="0"/>
+        </w:rPr>
+      </w:r>
+    </w:p>
+    <w:p>
+      <w:pPr>
+        <w:pStyle w:val="Heading1"/>
+        <w:rPr/>
+      </w:pPr>
+      <w:bookmarkStart w:colFirst="0" w:colLast="0" w:name="_q0pclepwg6m5" w:id="6"/>
+      <w:bookmarkEnd w:id="6"/>
+      <w:r>
+        <w:rPr>
+          <w:rtl w:val="0"/>
+        </w:rPr>
+        <w:t xml:space="preserve">WS2 Question 1</w:t>
+      </w:r>
+    </w:p>
+    <w:p>
+      <w:pPr>
+        <w:rPr/>
+      </w:pPr>
+      <w:r>
+        <w:rPr>
+          <w:rtl w:val="0"/>
+        </w:rPr>
+      </w:r>
+    </w:p>
+    <w:p>
+      <w:pPr>
+        <w:rPr/>
+      </w:pPr>
+      <w:r>
+        <w:rPr/>
+        <w:drawing>
+          <wp:inline distB="114300" distT="114300" distL="114300" distR="114300">
+            <wp:extent cx="5138738" cy="3849785"/>
+            <wp:effectExtent b="25400" l="25400" r="25400" t="25400"/>
+            <wp:docPr id="34" name="image35.jpg"/>
+            <a:graphic>
+              <a:graphicData uri="http://schemas.openxmlformats.org/drawingml/2006/picture">
+                <pic:pic>
+                  <pic:nvPicPr>
+                    <pic:cNvPr id="0" name="image35.jpg"/>
+                    <pic:cNvPicPr preferRelativeResize="0"/>
+                  </pic:nvPicPr>
+                  <pic:blipFill>
+                    <a:blip r:embed="rId19"/>
+                    <a:srcRect b="0" l="0" r="0" t="0"/>
+                    <a:stretch>
+                      <a:fillRect/>
+                    </a:stretch>
+                  </pic:blipFill>
+                  <pic:spPr>
+                    <a:xfrm>
+                      <a:off x="0" y="0"/>
+                      <a:ext cx="5138738" cy="3849785"/>
+                    </a:xfrm>
+                    <a:prstGeom prst="rect"/>
+                    <a:ln w="25400">
+                      <a:solidFill>
+                        <a:srgbClr val="000000"/>
+                      </a:solidFill>
+                      <a:prstDash val="solid"/>
+                    </a:ln>
+                  </pic:spPr>
+                </pic:pic>
+              </a:graphicData>
+            </a:graphic>
+          </wp:inline>
+        </w:drawing>
+      </w:r>
+      <w:r>
+        <w:rPr>
+          <w:rtl w:val="0"/>
+        </w:rPr>
+      </w:r>
+    </w:p>
+    <w:p>
+      <w:pPr>
+        <w:rPr/>
+      </w:pPr>
+      <w:r>
+        <w:rPr>
+          <w:rtl w:val="0"/>
+        </w:rPr>
+      </w:r>
+    </w:p>
+    <w:p>
+      <w:pPr>
+        <w:rPr/>
+      </w:pPr>
+      <w:r>
+        <w:rPr>
+          <w:rtl w:val="0"/>
+        </w:rPr>
+      </w:r>
+    </w:p>
+    <w:p>
+      <w:pPr>
+        <w:ind w:left="0" w:firstLine="0"/>
+        <w:rPr>
+          <w:b w:val="1"/>
+          <w:bCs w:val="1"/>
+        </w:rPr>
+      </w:pPr>
+      <w:r>
+        <w:rPr>
+          <w:b w:val="1"/>
+          <w:bCs w:val="1"/>
+          <w:rtl w:val="0"/>
+        </w:rPr>
+        <w:t xml:space="preserve">Question 1 a) The inductive reactance of the circuit</w:t>
+      </w:r>
+    </w:p>
+    <w:p>
+      <w:pPr>
+        <w:ind w:left="0" w:firstLine="0"/>
+        <w:rPr/>
+      </w:pPr>
+      <w:r>
+        <w:rPr>
+          <w:rtl w:val="0"/>
+        </w:rPr>
+      </w:r>
+    </w:p>
+    <w:p>
+      <w:pPr>
+        <w:rPr/>
+      </w:pPr>
+      <w:r>
+        <w:rPr>
+          <w:rtl w:val="0"/>
+        </w:rPr>
+        <w:t xml:space="preserve">XL = </w:t>
+      </w:r>
+      <w:r>
+        <w:rPr>
+          <w:b w:val="1"/>
+          <w:bCs w:val="1"/>
+          <w:color w:val="e69138"/>
+          <w:rtl w:val="0"/>
+        </w:rPr>
+        <w:t xml:space="preserve">2</w:t>
+      </w:r>
+      <w:r>
+        <w:rPr>
+          <w:b w:val="1"/>
+          <w:bCs w:val="1"/>
+          <w:color w:val="0000ff"/>
+          <w:rtl w:val="0"/>
+        </w:rPr>
+        <w:t xml:space="preserve">π</w:t>
+      </w:r>
+      <w:r>
+        <w:rPr>
+          <w:b w:val="1"/>
+          <w:bCs w:val="1"/>
+          <w:color w:val="cc0000"/>
+          <w:rtl w:val="0"/>
+        </w:rPr>
+        <w:t xml:space="preserve">F</w:t>
+      </w:r>
+      <w:r>
+        <w:rPr>
+          <w:b w:val="1"/>
+          <w:bCs w:val="1"/>
+          <w:color w:val="6aa84f"/>
+          <w:rtl w:val="0"/>
+        </w:rPr>
+        <w:t xml:space="preserve">L</w:t>
+      </w:r>
+      <w:r>
+        <w:rPr>
+          <w:rtl w:val="0"/>
+        </w:rPr>
+      </w:r>
+    </w:p>
+    <w:p>
+      <w:pPr>
+        <w:ind w:left="0" w:firstLine="0"/>
+        <w:rPr/>
+      </w:pPr>
+      <w:r>
+        <w:rPr>
+          <w:rtl w:val="0"/>
+        </w:rPr>
+      </w:r>
+    </w:p>
+    <w:p>
+      <w:pPr>
+        <w:ind w:left="0" w:firstLine="0"/>
+        <w:rPr/>
+      </w:pPr>
+      <w:r>
+        <w:rPr>
+          <w:rtl w:val="0"/>
+        </w:rPr>
+        <w:t xml:space="preserve">XL = </w:t>
+      </w:r>
+      <w:r>
+        <w:rPr>
+          <w:b w:val="1"/>
+          <w:bCs w:val="1"/>
+          <w:color w:val="e69138"/>
+          <w:rtl w:val="0"/>
+        </w:rPr>
+        <w:t xml:space="preserve">2</w:t>
+      </w:r>
+      <w:r>
+        <w:rPr>
+          <w:b w:val="1"/>
+          <w:bCs w:val="1"/>
+          <w:rtl w:val="0"/>
+        </w:rPr>
+        <w:t xml:space="preserve"> X</w:t>
+      </w:r>
+      <w:r>
+        <w:rPr>
+          <w:rtl w:val="0"/>
+        </w:rPr>
+        <w:t xml:space="preserve"> </w:t>
+      </w:r>
+      <w:r>
+        <w:rPr>
+          <w:b w:val="1"/>
+          <w:bCs w:val="1"/>
+          <w:color w:val="0000ff"/>
+          <w:rtl w:val="0"/>
+        </w:rPr>
+        <w:t xml:space="preserve">π </w:t>
+      </w:r>
+      <w:r>
+        <w:rPr>
+          <w:b w:val="1"/>
+          <w:bCs w:val="1"/>
+          <w:rtl w:val="0"/>
+        </w:rPr>
+        <w:t xml:space="preserve">X</w:t>
+      </w:r>
+      <w:r>
+        <w:rPr>
+          <w:rtl w:val="0"/>
+        </w:rPr>
+        <w:t xml:space="preserve"> </w:t>
+      </w:r>
+      <w:r>
+        <w:rPr>
+          <w:b w:val="1"/>
+          <w:bCs w:val="1"/>
+          <w:color w:val="cc0000"/>
+          <w:rtl w:val="0"/>
+        </w:rPr>
+        <w:t xml:space="preserve">F</w:t>
+      </w:r>
+      <w:r>
+        <w:rPr>
+          <w:rtl w:val="0"/>
+        </w:rPr>
+        <w:t xml:space="preserve"> </w:t>
+      </w:r>
+      <w:r>
+        <w:rPr>
+          <w:b w:val="1"/>
+          <w:bCs w:val="1"/>
+          <w:rtl w:val="0"/>
+        </w:rPr>
+        <w:t xml:space="preserve">X</w:t>
+      </w:r>
+      <w:r>
+        <w:rPr>
+          <w:rtl w:val="0"/>
+        </w:rPr>
+        <w:t xml:space="preserve"> </w:t>
+      </w:r>
+      <w:r>
+        <w:rPr>
+          <w:b w:val="1"/>
+          <w:bCs w:val="1"/>
+          <w:color w:val="6aa84f"/>
+          <w:rtl w:val="0"/>
+        </w:rPr>
+        <w:t xml:space="preserve">L</w:t>
+      </w:r>
+      <w:r>
+        <w:rPr>
+          <w:rtl w:val="0"/>
+        </w:rPr>
+        <w:t xml:space="preserve"> (</w:t>
+      </w:r>
+      <w:r>
+        <w:rPr>
+          <w:b w:val="1"/>
+          <w:bCs w:val="1"/>
+          <w:color w:val="cc0000"/>
+          <w:rtl w:val="0"/>
+        </w:rPr>
+        <w:t xml:space="preserve">Frequency</w:t>
+      </w:r>
+      <w:r>
+        <w:rPr>
+          <w:rtl w:val="0"/>
+        </w:rPr>
+        <w:t xml:space="preserve">, </w:t>
+      </w:r>
+      <w:r>
+        <w:rPr>
+          <w:b w:val="1"/>
+          <w:bCs w:val="1"/>
+          <w:color w:val="6aa84f"/>
+          <w:rtl w:val="0"/>
+        </w:rPr>
+        <w:t xml:space="preserve">Henry</w:t>
+      </w:r>
+      <w:r>
+        <w:rPr>
+          <w:rtl w:val="0"/>
+        </w:rPr>
+        <w:t xml:space="preserve">)</w:t>
+      </w:r>
+    </w:p>
+    <w:p>
+      <w:pPr>
+        <w:ind w:left="0" w:firstLine="0"/>
+        <w:rPr/>
+      </w:pPr>
+      <w:r>
+        <w:rPr>
+          <w:rtl w:val="0"/>
+        </w:rPr>
+      </w:r>
+    </w:p>
+    <w:p>
+      <w:pPr>
+        <w:ind w:left="0" w:firstLine="0"/>
+        <w:rPr/>
+      </w:pPr>
+      <w:r>
+        <w:rPr>
+          <w:rtl w:val="0"/>
+        </w:rPr>
+        <w:t xml:space="preserve">2 X 3.14 X 50 H X 1 = 314.16 Ω</w:t>
+      </w:r>
+    </w:p>
+    <w:p>
+      <w:pPr>
+        <w:ind w:left="0" w:firstLine="0"/>
+        <w:rPr/>
+      </w:pPr>
+      <w:r>
+        <w:rPr>
+          <w:rtl w:val="0"/>
+        </w:rPr>
+      </w:r>
+    </w:p>
+    <w:p>
+      <w:pPr>
+        <w:ind w:left="0" w:firstLine="0"/>
+        <w:rPr>
+          <w:b w:val="1"/>
+          <w:bCs w:val="1"/>
+        </w:rPr>
+      </w:pPr>
+      <w:r>
+        <w:rPr>
+          <w:b w:val="1"/>
+          <w:bCs w:val="1"/>
+          <w:rtl w:val="0"/>
+        </w:rPr>
+        <w:t xml:space="preserve">Question 1 b) The current that will flow:</w:t>
+      </w:r>
+    </w:p>
+    <w:p>
+      <w:pPr>
+        <w:ind w:left="0" w:firstLine="0"/>
+        <w:rPr>
+          <w:b w:val="1"/>
+          <w:bCs w:val="1"/>
+        </w:rPr>
+      </w:pPr>
+      <w:r>
+        <w:rPr>
+          <w:rtl w:val="0"/>
+        </w:rPr>
+      </w:r>
+    </w:p>
+    <w:p>
+      <w:pPr>
+        <w:ind w:left="0" w:firstLine="0"/>
+        <w:rPr>
+          <w:b w:val="1"/>
+          <w:bCs w:val="1"/>
+        </w:rPr>
+      </w:pPr>
+      <w:r>
+        <w:rPr>
+          <w:b w:val="1"/>
+          <w:bCs w:val="1"/>
+        </w:rPr>
+        <w:drawing>
+          <wp:inline distB="114300" distT="114300" distL="114300" distR="114300">
+            <wp:extent cx="2740625" cy="1833563"/>
+            <wp:effectExtent b="25400" l="25400" r="25400" t="25400"/>
+            <wp:docPr id="1" name="image15.png"/>
+            <a:graphic>
+              <a:graphicData uri="http://schemas.openxmlformats.org/drawingml/2006/picture">
+                <pic:pic>
+                  <pic:nvPicPr>
+                    <pic:cNvPr id="0" name="image15.png"/>
+                    <pic:cNvPicPr preferRelativeResize="0"/>
+                  </pic:nvPicPr>
+                  <pic:blipFill>
+                    <a:blip r:embed="rId20"/>
+                    <a:srcRect b="0" l="0" r="0" t="0"/>
+                    <a:stretch>
+                      <a:fillRect/>
+                    </a:stretch>
+                  </pic:blipFill>
+                  <pic:spPr>
+                    <a:xfrm>
+                      <a:off x="0" y="0"/>
+                      <a:ext cx="2740625" cy="1833563"/>
+                    </a:xfrm>
+                    <a:prstGeom prst="rect"/>
+                    <a:ln w="25400">
+                      <a:solidFill>
+                        <a:srgbClr val="000000"/>
+                      </a:solidFill>
+                      <a:prstDash val="solid"/>
+                    </a:ln>
+                  </pic:spPr>
+                </pic:pic>
+              </a:graphicData>
+            </a:graphic>
+          </wp:inline>
+        </w:drawing>
+      </w:r>
+      <w:r>
+        <w:rPr>
+          <w:rtl w:val="0"/>
+        </w:rPr>
+      </w:r>
+    </w:p>
+    <w:p>
+      <w:pPr>
+        <w:ind w:left="0" w:firstLine="0"/>
+        <w:rPr>
+          <w:b w:val="1"/>
+          <w:bCs w:val="1"/>
+        </w:rPr>
+      </w:pPr>
+      <w:r>
+        <w:rPr>
+          <w:rtl w:val="0"/>
+        </w:rPr>
+      </w:r>
+    </w:p>
+    <w:p>
+      <w:pPr>
+        <w:ind w:left="0" w:firstLine="0"/>
+        <w:rPr>
+          <w:b w:val="1"/>
+          <w:bCs w:val="1"/>
+        </w:rPr>
+      </w:pPr>
+      <w:r>
+        <w:rPr>
+          <w:rtl w:val="0"/>
+        </w:rPr>
+      </w:r>
+    </w:p>
+    <w:p>
+      <w:pPr>
+        <w:ind w:left="0" w:firstLine="0"/>
+        <w:rPr>
+          <w:b w:val="1"/>
+          <w:bCs w:val="1"/>
+          <w:color w:val="1155cc"/>
+        </w:rPr>
+      </w:pPr>
+      <w:r>
+        <w:rPr>
+          <w:b w:val="1"/>
+          <w:bCs w:val="1"/>
+          <w:color w:val="6aa84f"/>
+          <w:rtl w:val="0"/>
+        </w:rPr>
+        <w:t xml:space="preserve">230 V </w:t>
+      </w:r>
+      <w:r>
+        <w:rPr>
+          <w:b w:val="1"/>
+          <w:bCs w:val="1"/>
+          <w:rtl w:val="0"/>
+        </w:rPr>
+        <w:t xml:space="preserve">/ </w:t>
+      </w:r>
+      <w:r>
+        <w:rPr>
+          <w:b w:val="1"/>
+          <w:bCs w:val="1"/>
+          <w:color w:val="ff0000"/>
+          <w:rtl w:val="0"/>
+        </w:rPr>
+        <w:t xml:space="preserve">314Ω</w:t>
+      </w:r>
+      <w:r>
+        <w:rPr>
+          <w:b w:val="1"/>
+          <w:bCs w:val="1"/>
+          <w:rtl w:val="0"/>
+        </w:rPr>
+        <w:t xml:space="preserve"> = </w:t>
+      </w:r>
+      <w:r>
+        <w:rPr>
+          <w:b w:val="1"/>
+          <w:bCs w:val="1"/>
+          <w:color w:val="1155cc"/>
+          <w:rtl w:val="0"/>
+        </w:rPr>
+        <w:t xml:space="preserve">0.732 amps</w:t>
+      </w:r>
+    </w:p>
+    <w:p>
+      <w:pPr>
+        <w:ind w:left="0" w:firstLine="0"/>
+        <w:rPr>
+          <w:b w:val="1"/>
+          <w:bCs w:val="1"/>
+          <w:color w:val="1155cc"/>
+        </w:rPr>
+      </w:pPr>
+      <w:r>
+        <w:rPr>
+          <w:rtl w:val="0"/>
+        </w:rPr>
+      </w:r>
+    </w:p>
+    <w:p>
+      <w:pPr>
+        <w:ind w:left="0" w:firstLine="0"/>
+        <w:rPr>
+          <w:b w:val="1"/>
+          <w:bCs w:val="1"/>
+          <w:color w:val="1155cc"/>
+        </w:rPr>
+      </w:pPr>
+      <w:r>
+        <w:rPr>
+          <w:rtl w:val="0"/>
+        </w:rPr>
+      </w:r>
+    </w:p>
+    <w:p>
+      <w:pPr>
+        <w:pStyle w:val="Heading1"/>
+        <w:rPr/>
+      </w:pPr>
+      <w:bookmarkStart w:colFirst="0" w:colLast="0" w:name="_qys0xi8muocf" w:id="7"/>
+      <w:bookmarkEnd w:id="7"/>
+      <w:r>
+        <w:rPr>
+          <w:rtl w:val="0"/>
+        </w:rPr>
+        <w:t xml:space="preserve">WS2 Question 2 </w:t>
+      </w:r>
+    </w:p>
+    <w:p>
+      <w:pPr>
+        <w:ind w:left="0" w:firstLine="0"/>
+        <w:rPr>
+          <w:b w:val="1"/>
+          <w:bCs w:val="1"/>
+        </w:rPr>
+      </w:pPr>
+      <w:r>
+        <w:rPr>
+          <w:rtl w:val="0"/>
+        </w:rPr>
+      </w:r>
+    </w:p>
+    <w:p>
+      <w:pPr>
+        <w:ind w:left="0" w:firstLine="0"/>
+        <w:rPr>
+          <w:b w:val="1"/>
+          <w:bCs w:val="1"/>
+        </w:rPr>
+      </w:pPr>
+      <w:r>
+        <w:rPr>
+          <w:b w:val="1"/>
+          <w:bCs w:val="1"/>
+        </w:rPr>
+        <w:drawing>
+          <wp:inline distB="114300" distT="114300" distL="114300" distR="114300">
+            <wp:extent cx="5976667" cy="2565149"/>
+            <wp:effectExtent b="25400" l="25400" r="25400" t="25400"/>
+            <wp:docPr id="11" name="image14.jpg"/>
+            <a:graphic>
+              <a:graphicData uri="http://schemas.openxmlformats.org/drawingml/2006/picture">
+                <pic:pic>
+                  <pic:nvPicPr>
+                    <pic:cNvPr id="0" name="image14.jpg"/>
+                    <pic:cNvPicPr preferRelativeResize="0"/>
+                  </pic:nvPicPr>
+                  <pic:blipFill>
+                    <a:blip r:embed="rId21"/>
+                    <a:srcRect b="31098" l="7308" r="16445" t="10857"/>
+                    <a:stretch>
+                      <a:fillRect/>
+                    </a:stretch>
+                  </pic:blipFill>
+                  <pic:spPr>
+                    <a:xfrm>
+                      <a:off x="0" y="0"/>
+                      <a:ext cx="5976667" cy="2565149"/>
+                    </a:xfrm>
+                    <a:prstGeom prst="rect"/>
+                    <a:ln w="25400">
+                      <a:solidFill>
+                        <a:srgbClr val="000000"/>
+                      </a:solidFill>
+                      <a:prstDash val="solid"/>
+                    </a:ln>
+                  </pic:spPr>
+                </pic:pic>
+              </a:graphicData>
+            </a:graphic>
+          </wp:inline>
+        </w:drawing>
+      </w:r>
+      <w:r>
+        <w:rPr>
+          <w:rtl w:val="0"/>
+        </w:rPr>
+      </w:r>
+    </w:p>
+    <w:p>
+      <w:pPr>
+        <w:ind w:left="0" w:firstLine="0"/>
+        <w:rPr>
+          <w:b w:val="1"/>
+          <w:bCs w:val="1"/>
+        </w:rPr>
+      </w:pPr>
+      <w:r>
+        <w:rPr>
+          <w:rtl w:val="0"/>
+        </w:rPr>
+      </w:r>
+    </w:p>
+    <w:p>
+      <w:pPr>
+        <w:rPr>
+          <w:b w:val="1"/>
+          <w:bCs w:val="1"/>
+        </w:rPr>
+      </w:pPr>
+      <w:r>
+        <w:rPr>
+          <w:b w:val="1"/>
+          <w:bCs w:val="1"/>
+          <w:rtl w:val="0"/>
+        </w:rPr>
+        <w:t xml:space="preserve">Question 2 a) The Inductive reactance of the circuit.</w:t>
+      </w:r>
+    </w:p>
+    <w:p>
+      <w:pPr>
+        <w:rPr/>
+      </w:pPr>
+      <w:r>
+        <w:rPr>
+          <w:rtl w:val="0"/>
+        </w:rPr>
+      </w:r>
+    </w:p>
+    <w:p>
+      <w:pPr>
+        <w:rPr/>
+      </w:pPr>
+      <w:r>
+        <w:rPr>
+          <w:rtl w:val="0"/>
+        </w:rPr>
+        <w:t xml:space="preserve">Two pies for lunch</w:t>
+      </w:r>
+    </w:p>
+    <w:p>
+      <w:pPr>
+        <w:rPr/>
+      </w:pPr>
+      <w:r>
+        <w:rPr>
+          <w:rtl w:val="0"/>
+        </w:rPr>
+      </w:r>
+    </w:p>
+    <w:p>
+      <w:pPr>
+        <w:rPr/>
+      </w:pPr>
+      <w:r>
+        <w:rPr>
+          <w:rtl w:val="0"/>
+        </w:rPr>
+        <w:t xml:space="preserve">XL = </w:t>
+      </w:r>
+      <w:r>
+        <w:rPr>
+          <w:b w:val="1"/>
+          <w:bCs w:val="1"/>
+          <w:color w:val="e69138"/>
+          <w:rtl w:val="0"/>
+        </w:rPr>
+        <w:t xml:space="preserve">2</w:t>
+      </w:r>
+      <w:r>
+        <w:rPr>
+          <w:b w:val="1"/>
+          <w:bCs w:val="1"/>
+          <w:color w:val="0000ff"/>
+          <w:rtl w:val="0"/>
+        </w:rPr>
+        <w:t xml:space="preserve">π</w:t>
+      </w:r>
+      <w:r>
+        <w:rPr>
+          <w:b w:val="1"/>
+          <w:bCs w:val="1"/>
+          <w:color w:val="cc0000"/>
+          <w:rtl w:val="0"/>
+        </w:rPr>
+        <w:t xml:space="preserve">F</w:t>
+      </w:r>
+      <w:r>
+        <w:rPr>
+          <w:b w:val="1"/>
+          <w:bCs w:val="1"/>
+          <w:color w:val="6aa84f"/>
+          <w:rtl w:val="0"/>
+        </w:rPr>
+        <w:t xml:space="preserve">L</w:t>
+      </w:r>
+      <w:r>
+        <w:rPr>
+          <w:rtl w:val="0"/>
+        </w:rPr>
+      </w:r>
+    </w:p>
+    <w:p>
+      <w:pPr>
+        <w:rPr/>
+      </w:pPr>
+      <w:r>
+        <w:rPr>
+          <w:rtl w:val="0"/>
+        </w:rPr>
+      </w:r>
+    </w:p>
+    <w:p>
+      <w:pPr>
+        <w:rPr/>
+      </w:pPr>
+      <w:r>
+        <w:rPr>
+          <w:rtl w:val="0"/>
+        </w:rPr>
+        <w:t xml:space="preserve">XL = </w:t>
+      </w:r>
+      <w:r>
+        <w:rPr>
+          <w:b w:val="1"/>
+          <w:bCs w:val="1"/>
+          <w:color w:val="e69138"/>
+          <w:rtl w:val="0"/>
+        </w:rPr>
+        <w:t xml:space="preserve">2</w:t>
+      </w:r>
+      <w:r>
+        <w:rPr>
+          <w:b w:val="1"/>
+          <w:bCs w:val="1"/>
+          <w:rtl w:val="0"/>
+        </w:rPr>
+        <w:t xml:space="preserve"> X</w:t>
+      </w:r>
+      <w:r>
+        <w:rPr>
+          <w:rtl w:val="0"/>
+        </w:rPr>
+        <w:t xml:space="preserve"> </w:t>
+      </w:r>
+      <w:r>
+        <w:rPr>
+          <w:b w:val="1"/>
+          <w:bCs w:val="1"/>
+          <w:color w:val="0000ff"/>
+          <w:rtl w:val="0"/>
+        </w:rPr>
+        <w:t xml:space="preserve">π </w:t>
+      </w:r>
+      <w:r>
+        <w:rPr>
+          <w:b w:val="1"/>
+          <w:bCs w:val="1"/>
+          <w:rtl w:val="0"/>
+        </w:rPr>
+        <w:t xml:space="preserve">X</w:t>
+      </w:r>
+      <w:r>
+        <w:rPr>
+          <w:rtl w:val="0"/>
+        </w:rPr>
+        <w:t xml:space="preserve"> </w:t>
+      </w:r>
+      <w:r>
+        <w:rPr>
+          <w:b w:val="1"/>
+          <w:bCs w:val="1"/>
+          <w:color w:val="cc0000"/>
+          <w:rtl w:val="0"/>
+        </w:rPr>
+        <w:t xml:space="preserve">F</w:t>
+      </w:r>
+      <w:r>
+        <w:rPr>
+          <w:rtl w:val="0"/>
+        </w:rPr>
+        <w:t xml:space="preserve"> </w:t>
+      </w:r>
+      <w:r>
+        <w:rPr>
+          <w:b w:val="1"/>
+          <w:bCs w:val="1"/>
+          <w:rtl w:val="0"/>
+        </w:rPr>
+        <w:t xml:space="preserve">X</w:t>
+      </w:r>
+      <w:r>
+        <w:rPr>
+          <w:rtl w:val="0"/>
+        </w:rPr>
+        <w:t xml:space="preserve"> </w:t>
+      </w:r>
+      <w:r>
+        <w:rPr>
+          <w:b w:val="1"/>
+          <w:bCs w:val="1"/>
+          <w:color w:val="6aa84f"/>
+          <w:rtl w:val="0"/>
+        </w:rPr>
+        <w:t xml:space="preserve">L</w:t>
+      </w:r>
+      <w:r>
+        <w:rPr>
+          <w:rtl w:val="0"/>
+        </w:rPr>
+        <w:t xml:space="preserve"> (</w:t>
+      </w:r>
+      <w:r>
+        <w:rPr>
+          <w:b w:val="1"/>
+          <w:bCs w:val="1"/>
+          <w:color w:val="cc0000"/>
+          <w:rtl w:val="0"/>
+        </w:rPr>
+        <w:t xml:space="preserve">Frequency</w:t>
+      </w:r>
+      <w:r>
+        <w:rPr>
+          <w:rtl w:val="0"/>
+        </w:rPr>
+        <w:t xml:space="preserve">, </w:t>
+      </w:r>
+      <w:r>
+        <w:rPr>
+          <w:b w:val="1"/>
+          <w:bCs w:val="1"/>
+          <w:color w:val="6aa84f"/>
+          <w:rtl w:val="0"/>
+        </w:rPr>
+        <w:t xml:space="preserve">Henry</w:t>
+      </w:r>
+      <w:r>
+        <w:rPr>
+          <w:rtl w:val="0"/>
+        </w:rPr>
+        <w:t xml:space="preserve">)</w:t>
+      </w:r>
+    </w:p>
+    <w:p>
+      <w:pPr>
+        <w:rPr/>
+      </w:pPr>
+      <w:r>
+        <w:rPr>
+          <w:rtl w:val="0"/>
+        </w:rPr>
+      </w:r>
+    </w:p>
+    <w:p>
+      <w:pPr>
+        <w:rPr/>
+      </w:pPr>
+      <w:r>
+        <w:rPr>
+          <w:b w:val="1"/>
+          <w:bCs w:val="1"/>
+          <w:color w:val="ff9900"/>
+          <w:rtl w:val="0"/>
+        </w:rPr>
+        <w:t xml:space="preserve">2</w:t>
+      </w:r>
+      <w:r>
+        <w:rPr>
+          <w:rtl w:val="0"/>
+        </w:rPr>
+        <w:t xml:space="preserve"> X </w:t>
+      </w:r>
+      <w:r>
+        <w:rPr>
+          <w:b w:val="1"/>
+          <w:bCs w:val="1"/>
+          <w:color w:val="0000ff"/>
+          <w:rtl w:val="0"/>
+        </w:rPr>
+        <w:t xml:space="preserve">3.14</w:t>
+      </w:r>
+      <w:r>
+        <w:rPr>
+          <w:rtl w:val="0"/>
+        </w:rPr>
+        <w:t xml:space="preserve"> X </w:t>
+      </w:r>
+      <w:r>
+        <w:rPr>
+          <w:b w:val="1"/>
+          <w:bCs w:val="1"/>
+          <w:color w:val="cc0000"/>
+          <w:rtl w:val="0"/>
+        </w:rPr>
+        <w:t xml:space="preserve">60</w:t>
+      </w:r>
+      <w:r>
+        <w:rPr>
+          <w:color w:val="cc0000"/>
+          <w:rtl w:val="0"/>
+        </w:rPr>
+        <w:t xml:space="preserve"> </w:t>
+      </w:r>
+      <w:r>
+        <w:rPr>
+          <w:b w:val="1"/>
+          <w:bCs w:val="1"/>
+          <w:color w:val="cc0000"/>
+          <w:rtl w:val="0"/>
+        </w:rPr>
+        <w:t xml:space="preserve">Hz</w:t>
+      </w:r>
+      <w:r>
+        <w:rPr>
+          <w:rtl w:val="0"/>
+        </w:rPr>
+        <w:t xml:space="preserve"> X </w:t>
+      </w:r>
+      <w:r>
+        <w:rPr>
+          <w:b w:val="1"/>
+          <w:bCs w:val="1"/>
+          <w:color w:val="6aa84f"/>
+          <w:rtl w:val="0"/>
+        </w:rPr>
+        <w:t xml:space="preserve">20</w:t>
+      </w:r>
+      <w:r>
+        <w:rPr>
+          <w:b w:val="1"/>
+          <w:bCs w:val="1"/>
+          <w:rtl w:val="0"/>
+        </w:rPr>
+        <w:t xml:space="preserve"> </w:t>
+      </w:r>
+      <w:r>
+        <w:rPr>
+          <w:rtl w:val="0"/>
+        </w:rPr>
+        <w:t xml:space="preserve">(</w:t>
+      </w:r>
+      <w:r>
+        <w:rPr>
+          <w:b w:val="1"/>
+          <w:bCs w:val="1"/>
+          <w:color w:val="6aa84f"/>
+          <w:rtl w:val="0"/>
+        </w:rPr>
+        <w:t xml:space="preserve">mH</w:t>
+      </w:r>
+      <w:r>
+        <w:rPr>
+          <w:rtl w:val="0"/>
+        </w:rPr>
+        <w:t xml:space="preserve">, </w:t>
+      </w:r>
+      <w:r>
+        <w:rPr>
+          <w:b w:val="1"/>
+          <w:bCs w:val="1"/>
+          <w:color w:val="6aa84f"/>
+          <w:rtl w:val="0"/>
+        </w:rPr>
+        <w:t xml:space="preserve">millihenry</w:t>
+      </w:r>
+      <w:r>
+        <w:rPr>
+          <w:rtl w:val="0"/>
+        </w:rPr>
+        <w:t xml:space="preserve">) </w:t>
+      </w:r>
+    </w:p>
+    <w:p>
+      <w:pPr>
+        <w:rPr/>
+      </w:pPr>
+      <w:r>
+        <w:rPr>
+          <w:rtl w:val="0"/>
+        </w:rPr>
+      </w:r>
+    </w:p>
+    <w:p>
+      <w:pPr>
+        <w:rPr/>
+      </w:pPr>
+      <w:r>
+        <w:rPr>
+          <w:rtl w:val="0"/>
+        </w:rPr>
+        <w:t xml:space="preserve">= 7.536 (2 d.p)</w:t>
+      </w:r>
+    </w:p>
+    <w:p>
+      <w:pPr>
+        <w:rPr>
+          <w:b w:val="1"/>
+          <w:bCs w:val="1"/>
+        </w:rPr>
+      </w:pPr>
+      <w:r>
+        <w:rPr>
+          <w:b w:val="1"/>
+          <w:bCs w:val="1"/>
+          <w:rtl w:val="0"/>
+        </w:rPr>
+        <w:t xml:space="preserve">Answer = 7.54 ohms</w:t>
+      </w:r>
+    </w:p>
+    <w:p>
+      <w:pPr>
+        <w:rPr/>
+      </w:pPr>
+      <w:r>
+        <w:rPr>
+          <w:rtl w:val="0"/>
+        </w:rPr>
+      </w:r>
+    </w:p>
+    <w:p>
+      <w:pPr>
+        <w:rPr/>
+      </w:pPr>
+      <w:r>
+        <w:rPr>
+          <w:rtl w:val="0"/>
+        </w:rPr>
+      </w:r>
+    </w:p>
+    <w:p>
+      <w:pPr>
+        <w:rPr>
+          <w:b w:val="1"/>
+          <w:bCs w:val="1"/>
+        </w:rPr>
+      </w:pPr>
+      <w:r>
+        <w:rPr>
+          <w:b w:val="1"/>
+          <w:bCs w:val="1"/>
+          <w:rtl w:val="0"/>
+        </w:rPr>
+        <w:t xml:space="preserve">Question 2 b) The current that will flow</w:t>
+      </w:r>
+    </w:p>
+    <w:p>
+      <w:pPr>
+        <w:rPr>
+          <w:b w:val="1"/>
+          <w:bCs w:val="1"/>
+        </w:rPr>
+      </w:pPr>
+      <w:r>
+        <w:rPr>
+          <w:rtl w:val="0"/>
+        </w:rPr>
+      </w:r>
+    </w:p>
+    <w:p>
+      <w:pPr>
+        <w:rPr>
+          <w:b w:val="1"/>
+          <w:bCs w:val="1"/>
+        </w:rPr>
+      </w:pPr>
+      <w:r>
+        <w:rPr>
+          <w:rtl w:val="0"/>
+        </w:rPr>
+      </w:r>
+    </w:p>
+    <w:p>
+      <w:pPr>
+        <w:rPr>
+          <w:b w:val="1"/>
+          <w:bCs w:val="1"/>
+        </w:rPr>
+      </w:pPr>
+      <w:r>
+        <w:rPr>
+          <w:b w:val="1"/>
+          <w:bCs w:val="1"/>
+        </w:rPr>
+        <w:drawing>
+          <wp:inline distB="114300" distT="114300" distL="114300" distR="114300">
+            <wp:extent cx="5033963" cy="2918360"/>
+            <wp:effectExtent b="25400" l="25400" r="25400" t="25400"/>
+            <wp:docPr id="18" name="image16.png"/>
+            <a:graphic>
+              <a:graphicData uri="http://schemas.openxmlformats.org/drawingml/2006/picture">
+                <pic:pic>
+                  <pic:nvPicPr>
+                    <pic:cNvPr id="0" name="image16.png"/>
+                    <pic:cNvPicPr preferRelativeResize="0"/>
+                  </pic:nvPicPr>
+                  <pic:blipFill>
+                    <a:blip r:embed="rId22"/>
+                    <a:srcRect b="0" l="0" r="0" t="0"/>
+                    <a:stretch>
+                      <a:fillRect/>
+                    </a:stretch>
+                  </pic:blipFill>
+                  <pic:spPr>
+                    <a:xfrm>
+                      <a:off x="0" y="0"/>
+                      <a:ext cx="5033963" cy="2918360"/>
+                    </a:xfrm>
+                    <a:prstGeom prst="rect"/>
+                    <a:ln w="25400">
+                      <a:solidFill>
+                        <a:srgbClr val="000000"/>
+                      </a:solidFill>
+                      <a:prstDash val="solid"/>
+                    </a:ln>
+                  </pic:spPr>
+                </pic:pic>
+              </a:graphicData>
+            </a:graphic>
+          </wp:inline>
+        </w:drawing>
+      </w:r>
+      <w:r>
+        <w:rPr>
+          <w:rtl w:val="0"/>
+        </w:rPr>
+      </w:r>
+    </w:p>
+    <w:p>
+      <w:pPr>
+        <w:rPr>
+          <w:b w:val="1"/>
+          <w:bCs w:val="1"/>
+        </w:rPr>
+      </w:pPr>
+      <w:r>
+        <w:rPr>
+          <w:rtl w:val="0"/>
+        </w:rPr>
+      </w:r>
+    </w:p>
+    <w:p>
+      <w:pPr>
+        <w:rPr>
+          <w:b w:val="1"/>
+          <w:bCs w:val="1"/>
+        </w:rPr>
+      </w:pPr>
+      <w:r>
+        <w:rPr>
+          <w:b w:val="1"/>
+          <w:bCs w:val="1"/>
+          <w:rtl w:val="0"/>
+        </w:rPr>
+        <w:t xml:space="preserve">Current is 53.05 amps</w:t>
+      </w:r>
+    </w:p>
+    <w:p>
+      <w:pPr>
+        <w:rPr>
+          <w:b w:val="1"/>
+          <w:bCs w:val="1"/>
+        </w:rPr>
+      </w:pPr>
+      <w:r>
+        <w:rPr>
+          <w:rtl w:val="0"/>
+        </w:rPr>
+      </w:r>
+    </w:p>
+    <w:p>
+      <w:pPr>
+        <w:pStyle w:val="Heading1"/>
+        <w:rPr>
+          <w:b w:val="1"/>
+          <w:bCs w:val="1"/>
+        </w:rPr>
+      </w:pPr>
+      <w:bookmarkStart w:colFirst="0" w:colLast="0" w:name="_98sjaa8wu1yr" w:id="8"/>
+      <w:bookmarkEnd w:id="8"/>
+      <w:r>
+        <w:rPr>
+          <w:rtl w:val="0"/>
+        </w:rPr>
+        <w:t xml:space="preserve">WS2 Question 3</w:t>
+      </w:r>
+      <w:r>
+        <w:rPr>
+          <w:rtl w:val="0"/>
+        </w:rPr>
+      </w:r>
+    </w:p>
+    <w:p>
+      <w:pPr>
+        <w:rPr>
+          <w:b w:val="1"/>
+          <w:bCs w:val="1"/>
+        </w:rPr>
+      </w:pPr>
+      <w:r>
+        <w:rPr>
+          <w:rtl w:val="0"/>
+        </w:rPr>
+      </w:r>
+    </w:p>
+    <w:p>
+      <w:pPr>
+        <w:rPr>
+          <w:b w:val="1"/>
+          <w:bCs w:val="1"/>
+        </w:rPr>
+      </w:pPr>
+      <w:r>
+        <w:rPr>
+          <w:b w:val="1"/>
+          <w:bCs w:val="1"/>
+          <w:rtl w:val="0"/>
+        </w:rPr>
+        <w:t xml:space="preserve">Question 3 An inductance with a value of </w:t>
+      </w:r>
+      <w:r>
+        <w:rPr>
+          <w:b w:val="1"/>
+          <w:bCs w:val="1"/>
+          <w:highlight w:val="yellow"/>
+          <w:rtl w:val="0"/>
+        </w:rPr>
+        <w:t xml:space="preserve">0.15H </w:t>
+      </w:r>
+      <w:r>
+        <w:rPr>
+          <w:b w:val="1"/>
+          <w:bCs w:val="1"/>
+          <w:rtl w:val="0"/>
+        </w:rPr>
+        <w:t xml:space="preserve">is connected across a </w:t>
+      </w:r>
+      <w:r>
+        <w:rPr>
+          <w:b w:val="1"/>
+          <w:bCs w:val="1"/>
+          <w:highlight w:val="yellow"/>
+          <w:rtl w:val="0"/>
+        </w:rPr>
+        <w:t xml:space="preserve">100v</w:t>
+      </w:r>
+      <w:r>
+        <w:rPr>
+          <w:b w:val="1"/>
+          <w:bCs w:val="1"/>
+          <w:rtl w:val="0"/>
+        </w:rPr>
+        <w:t xml:space="preserve"> </w:t>
+      </w:r>
+      <w:r>
+        <w:rPr>
+          <w:b w:val="1"/>
+          <w:bCs w:val="1"/>
+          <w:highlight w:val="yellow"/>
+          <w:rtl w:val="0"/>
+        </w:rPr>
+        <w:t xml:space="preserve">400Hz </w:t>
+      </w:r>
+      <w:r>
+        <w:rPr>
+          <w:b w:val="1"/>
+          <w:bCs w:val="1"/>
+          <w:rtl w:val="0"/>
+        </w:rPr>
+        <w:t xml:space="preserve">supply. Calculate the </w:t>
+      </w:r>
+      <w:r>
+        <w:rPr>
+          <w:b w:val="1"/>
+          <w:bCs w:val="1"/>
+          <w:highlight w:val="yellow"/>
+          <w:rtl w:val="0"/>
+        </w:rPr>
+        <w:t xml:space="preserve">current </w:t>
+      </w:r>
+      <w:r>
+        <w:rPr>
+          <w:b w:val="1"/>
+          <w:bCs w:val="1"/>
+          <w:rtl w:val="0"/>
+        </w:rPr>
+        <w:t xml:space="preserve">that will flow in the circuit.</w:t>
+      </w:r>
+    </w:p>
+    <w:p>
+      <w:pPr>
+        <w:rPr>
+          <w:b w:val="1"/>
+          <w:bCs w:val="1"/>
+        </w:rPr>
+      </w:pPr>
+      <w:r>
+        <w:rPr>
+          <w:rtl w:val="0"/>
+        </w:rPr>
+      </w:r>
+    </w:p>
+    <w:p>
+      <w:pPr>
+        <w:rPr>
+          <w:b w:val="1"/>
+          <w:bCs w:val="1"/>
+        </w:rPr>
+      </w:pPr>
+      <w:r>
+        <w:rPr>
+          <w:b w:val="1"/>
+          <w:bCs w:val="1"/>
+        </w:rPr>
+        <w:drawing>
+          <wp:inline distB="114300" distT="114300" distL="114300" distR="114300">
+            <wp:extent cx="6443663" cy="2417449"/>
+            <wp:effectExtent b="25400" l="25400" r="25400" t="25400"/>
+            <wp:docPr id="15" name="image8.jpg"/>
+            <a:graphic>
+              <a:graphicData uri="http://schemas.openxmlformats.org/drawingml/2006/picture">
+                <pic:pic>
+                  <pic:nvPicPr>
+                    <pic:cNvPr id="0" name="image8.jpg"/>
+                    <pic:cNvPicPr preferRelativeResize="0"/>
+                  </pic:nvPicPr>
+                  <pic:blipFill>
+                    <a:blip r:embed="rId23"/>
+                    <a:srcRect b="26836" l="22923" r="4318" t="24783"/>
+                    <a:stretch>
+                      <a:fillRect/>
+                    </a:stretch>
+                  </pic:blipFill>
+                  <pic:spPr>
+                    <a:xfrm>
+                      <a:off x="0" y="0"/>
+                      <a:ext cx="6443663" cy="2417449"/>
+                    </a:xfrm>
+                    <a:prstGeom prst="rect"/>
+                    <a:ln w="25400">
+                      <a:solidFill>
+                        <a:srgbClr val="000000"/>
+                      </a:solidFill>
+                      <a:prstDash val="solid"/>
+                    </a:ln>
+                  </pic:spPr>
+                </pic:pic>
+              </a:graphicData>
+            </a:graphic>
+          </wp:inline>
+        </w:drawing>
+      </w:r>
+      <w:r>
+        <w:rPr>
+          <w:rtl w:val="0"/>
+        </w:rPr>
+      </w:r>
+    </w:p>
+    <w:p>
+      <w:pPr>
+        <w:rPr>
+          <w:b w:val="1"/>
+          <w:bCs w:val="1"/>
+        </w:rPr>
+      </w:pPr>
+      <w:r>
+        <w:rPr>
+          <w:rtl w:val="0"/>
+        </w:rPr>
+      </w:r>
+    </w:p>
+    <w:p>
+      <w:pPr>
+        <w:rPr>
+          <w:b w:val="1"/>
+          <w:bCs w:val="1"/>
+        </w:rPr>
+      </w:pPr>
+      <w:r>
+        <w:rPr>
+          <w:rtl w:val="0"/>
+        </w:rPr>
+      </w:r>
+    </w:p>
+    <w:p>
+      <w:pPr>
+        <w:rPr>
+          <w:b w:val="1"/>
+          <w:bCs w:val="1"/>
+        </w:rPr>
+      </w:pPr>
+      <w:r>
+        <w:rPr>
+          <w:rtl w:val="0"/>
+        </w:rPr>
+      </w:r>
+    </w:p>
+    <w:p>
+      <w:pPr>
+        <w:rPr>
+          <w:b w:val="1"/>
+          <w:bCs w:val="1"/>
+        </w:rPr>
+      </w:pPr>
+      <w:r>
+        <w:rPr>
+          <w:rtl w:val="0"/>
+        </w:rPr>
+      </w:r>
+    </w:p>
+    <w:p>
+      <w:pPr>
+        <w:rPr>
+          <w:b w:val="1"/>
+          <w:bCs w:val="1"/>
+        </w:rPr>
+      </w:pPr>
+      <w:r>
+        <w:rPr>
+          <w:rtl w:val="0"/>
+        </w:rPr>
+      </w:r>
+    </w:p>
+    <w:p>
+      <w:pPr>
+        <w:rPr>
+          <w:b w:val="1"/>
+          <w:bCs w:val="1"/>
+        </w:rPr>
+      </w:pPr>
+      <w:r>
+        <w:rPr>
+          <w:rtl w:val="0"/>
+        </w:rPr>
+      </w:r>
+    </w:p>
+    <w:p>
+      <w:pPr>
+        <w:rPr>
+          <w:b w:val="1"/>
+          <w:bCs w:val="1"/>
+        </w:rPr>
+      </w:pPr>
+      <w:r>
+        <w:rPr>
+          <w:rtl w:val="0"/>
+        </w:rPr>
+      </w:r>
+    </w:p>
+    <w:p>
+      <w:pPr>
+        <w:rPr>
+          <w:b w:val="1"/>
+          <w:bCs w:val="1"/>
+        </w:rPr>
+      </w:pPr>
+      <w:r>
+        <w:rPr>
+          <w:b w:val="1"/>
+          <w:bCs w:val="1"/>
+          <w:rtl w:val="0"/>
+        </w:rPr>
+        <w:t xml:space="preserve">We know:</w:t>
+      </w:r>
+    </w:p>
+    <w:p>
+      <w:pPr>
+        <w:rPr>
+          <w:b w:val="1"/>
+          <w:bCs w:val="1"/>
+        </w:rPr>
+      </w:pPr>
+      <w:r>
+        <w:rPr>
+          <w:rtl w:val="0"/>
+        </w:rPr>
+      </w:r>
+    </w:p>
+    <w:p>
+      <w:pPr>
+        <w:numPr>
+          <w:ilvl w:val="0"/>
+          <w:numId w:val="1"/>
+        </w:numPr>
+        <w:ind w:left="720" w:hanging="360"/>
+        <w:rPr>
+          <w:b w:val="1"/>
+          <w:bCs w:val="1"/>
+          <w:u w:val="none"/>
+        </w:rPr>
+      </w:pPr>
+      <w:r>
+        <w:rPr>
+          <w:b w:val="1"/>
+          <w:bCs w:val="1"/>
+          <w:rtl w:val="0"/>
+        </w:rPr>
+        <w:t xml:space="preserve">400 Hz</w:t>
+      </w:r>
+    </w:p>
+    <w:p>
+      <w:pPr>
+        <w:numPr>
+          <w:ilvl w:val="0"/>
+          <w:numId w:val="1"/>
+        </w:numPr>
+        <w:ind w:left="720" w:hanging="360"/>
+        <w:rPr>
+          <w:b w:val="1"/>
+          <w:bCs w:val="1"/>
+          <w:u w:val="none"/>
+        </w:rPr>
+      </w:pPr>
+      <w:r>
+        <w:rPr>
+          <w:b w:val="1"/>
+          <w:bCs w:val="1"/>
+          <w:rtl w:val="0"/>
+        </w:rPr>
+        <w:t xml:space="preserve">0.15 Henrys</w:t>
+      </w:r>
+    </w:p>
+    <w:p>
+      <w:pPr>
+        <w:numPr>
+          <w:ilvl w:val="0"/>
+          <w:numId w:val="1"/>
+        </w:numPr>
+        <w:ind w:left="720" w:hanging="360"/>
+        <w:rPr>
+          <w:b w:val="1"/>
+          <w:bCs w:val="1"/>
+          <w:u w:val="none"/>
+        </w:rPr>
+      </w:pPr>
+      <w:r>
+        <w:rPr>
+          <w:b w:val="1"/>
+          <w:bCs w:val="1"/>
+          <w:rtl w:val="0"/>
+        </w:rPr>
+        <w:t xml:space="preserve">100 V</w:t>
+      </w:r>
+    </w:p>
+    <w:p>
+      <w:pPr>
+        <w:rPr>
+          <w:b w:val="1"/>
+          <w:bCs w:val="1"/>
+        </w:rPr>
+      </w:pPr>
+      <w:r>
+        <w:rPr>
+          <w:rtl w:val="0"/>
+        </w:rPr>
+      </w:r>
+    </w:p>
+    <w:p>
+      <w:pPr>
+        <w:rPr>
+          <w:b w:val="1"/>
+          <w:bCs w:val="1"/>
+        </w:rPr>
+      </w:pPr>
+      <w:r>
+        <w:rPr>
+          <w:b w:val="1"/>
+          <w:bCs w:val="1"/>
+        </w:rPr>
+        <w:drawing>
+          <wp:inline distB="114300" distT="114300" distL="114300" distR="114300">
+            <wp:extent cx="2134415" cy="1470664"/>
+            <wp:effectExtent b="25400" l="25400" r="25400" t="25400"/>
+            <wp:docPr id="17" name="image20.png"/>
+            <a:graphic>
+              <a:graphicData uri="http://schemas.openxmlformats.org/drawingml/2006/picture">
+                <pic:pic>
+                  <pic:nvPicPr>
+                    <pic:cNvPr id="0" name="image20.png"/>
+                    <pic:cNvPicPr preferRelativeResize="0"/>
+                  </pic:nvPicPr>
+                  <pic:blipFill>
+                    <a:blip r:embed="rId24"/>
+                    <a:srcRect b="0" l="0" r="0" t="0"/>
+                    <a:stretch>
+                      <a:fillRect/>
+                    </a:stretch>
+                  </pic:blipFill>
+                  <pic:spPr>
+                    <a:xfrm>
+                      <a:off x="0" y="0"/>
+                      <a:ext cx="2134415" cy="1470664"/>
+                    </a:xfrm>
+                    <a:prstGeom prst="rect"/>
+                    <a:ln w="25400">
+                      <a:solidFill>
+                        <a:srgbClr val="000000"/>
+                      </a:solidFill>
+                      <a:prstDash val="solid"/>
+                    </a:ln>
+                  </pic:spPr>
+                </pic:pic>
+              </a:graphicData>
+            </a:graphic>
+          </wp:inline>
+        </w:drawing>
+      </w:r>
+      <w:r>
+        <w:rPr>
+          <w:rtl w:val="0"/>
+        </w:rPr>
+      </w:r>
+    </w:p>
+    <w:p>
+      <w:pPr>
+        <w:rPr>
+          <w:b w:val="1"/>
+          <w:bCs w:val="1"/>
+        </w:rPr>
+      </w:pPr>
+      <w:r>
+        <w:rPr>
+          <w:rtl w:val="0"/>
+        </w:rPr>
+      </w:r>
+    </w:p>
+    <w:p>
+      <w:pPr>
+        <w:rPr>
+          <w:b w:val="1"/>
+          <w:bCs w:val="1"/>
+        </w:rPr>
+      </w:pPr>
+      <w:r>
+        <w:rPr>
+          <w:b w:val="1"/>
+          <w:bCs w:val="1"/>
+        </w:rPr>
+        <w:drawing>
+          <wp:inline distB="114300" distT="114300" distL="114300" distR="114300">
+            <wp:extent cx="2266131" cy="1540211"/>
+            <wp:effectExtent b="25400" l="25400" r="25400" t="25400"/>
+            <wp:docPr id="10" name="image9.png"/>
+            <a:graphic>
+              <a:graphicData uri="http://schemas.openxmlformats.org/drawingml/2006/picture">
+                <pic:pic>
+                  <pic:nvPicPr>
+                    <pic:cNvPr id="0" name="image9.png"/>
+                    <pic:cNvPicPr preferRelativeResize="0"/>
+                  </pic:nvPicPr>
+                  <pic:blipFill>
+                    <a:blip r:embed="rId25"/>
+                    <a:srcRect b="0" l="0" r="0" t="0"/>
+                    <a:stretch>
+                      <a:fillRect/>
+                    </a:stretch>
+                  </pic:blipFill>
+                  <pic:spPr>
+                    <a:xfrm>
+                      <a:off x="0" y="0"/>
+                      <a:ext cx="2266131" cy="1540211"/>
+                    </a:xfrm>
+                    <a:prstGeom prst="rect"/>
+                    <a:ln w="25400">
+                      <a:solidFill>
+                        <a:srgbClr val="000000"/>
+                      </a:solidFill>
+                      <a:prstDash val="solid"/>
+                    </a:ln>
+                  </pic:spPr>
+                </pic:pic>
+              </a:graphicData>
+            </a:graphic>
+          </wp:inline>
+        </w:drawing>
+      </w:r>
+      <w:r>
+        <w:rPr>
+          <w:rtl w:val="0"/>
+        </w:rPr>
+      </w:r>
+    </w:p>
+    <w:p>
+      <w:pPr>
+        <w:rPr>
+          <w:b w:val="1"/>
+          <w:bCs w:val="1"/>
+        </w:rPr>
+      </w:pPr>
+      <w:r>
+        <w:rPr>
+          <w:rtl w:val="0"/>
+        </w:rPr>
+      </w:r>
+    </w:p>
+    <w:p>
+      <w:pPr>
+        <w:rPr>
+          <w:b w:val="1"/>
+          <w:bCs w:val="1"/>
+        </w:rPr>
+      </w:pPr>
+      <w:r>
+        <w:rPr>
+          <w:rtl w:val="0"/>
+        </w:rPr>
+      </w:r>
+    </w:p>
+    <w:p>
+      <w:pPr>
+        <w:rPr>
+          <w:b w:val="1"/>
+          <w:bCs w:val="1"/>
+        </w:rPr>
+      </w:pPr>
+      <w:r>
+        <w:rPr>
+          <w:b w:val="1"/>
+          <w:bCs w:val="1"/>
+          <w:rtl w:val="0"/>
+        </w:rPr>
+        <w:t xml:space="preserve">Step a)</w:t>
+        <w:br w:type="textWrapping"/>
+        <w:t xml:space="preserve">Calculate the inductance XL first.</w:t>
+      </w:r>
+    </w:p>
+    <w:p>
+      <w:pPr>
+        <w:rPr>
+          <w:b w:val="1"/>
+          <w:bCs w:val="1"/>
+        </w:rPr>
+      </w:pPr>
+      <w:r>
+        <w:rPr>
+          <w:rtl w:val="0"/>
+        </w:rPr>
+      </w:r>
+    </w:p>
+    <w:p>
+      <w:pPr>
+        <w:rPr>
+          <w:b w:val="1"/>
+          <w:bCs w:val="1"/>
+        </w:rPr>
+      </w:pPr>
+      <w:r>
+        <w:rPr>
+          <w:rtl w:val="0"/>
+        </w:rPr>
+        <w:t xml:space="preserve">XL = </w:t>
+      </w:r>
+      <w:r>
+        <w:rPr>
+          <w:b w:val="1"/>
+          <w:bCs w:val="1"/>
+          <w:color w:val="e69138"/>
+          <w:rtl w:val="0"/>
+        </w:rPr>
+        <w:t xml:space="preserve">2</w:t>
+      </w:r>
+      <w:r>
+        <w:rPr>
+          <w:b w:val="1"/>
+          <w:bCs w:val="1"/>
+          <w:rtl w:val="0"/>
+        </w:rPr>
+        <w:t xml:space="preserve"> X</w:t>
+      </w:r>
+      <w:r>
+        <w:rPr>
+          <w:rtl w:val="0"/>
+        </w:rPr>
+        <w:t xml:space="preserve"> </w:t>
+      </w:r>
+      <w:r>
+        <w:rPr>
+          <w:b w:val="1"/>
+          <w:bCs w:val="1"/>
+          <w:color w:val="0000ff"/>
+          <w:rtl w:val="0"/>
+        </w:rPr>
+        <w:t xml:space="preserve">π </w:t>
+      </w:r>
+      <w:r>
+        <w:rPr>
+          <w:b w:val="1"/>
+          <w:bCs w:val="1"/>
+          <w:rtl w:val="0"/>
+        </w:rPr>
+        <w:t xml:space="preserve">X</w:t>
+      </w:r>
+      <w:r>
+        <w:rPr>
+          <w:rtl w:val="0"/>
+        </w:rPr>
+        <w:t xml:space="preserve"> </w:t>
+      </w:r>
+      <w:r>
+        <w:rPr>
+          <w:b w:val="1"/>
+          <w:bCs w:val="1"/>
+          <w:color w:val="cc0000"/>
+          <w:rtl w:val="0"/>
+        </w:rPr>
+        <w:t xml:space="preserve">F</w:t>
+      </w:r>
+      <w:r>
+        <w:rPr>
+          <w:rtl w:val="0"/>
+        </w:rPr>
+        <w:t xml:space="preserve"> </w:t>
+      </w:r>
+      <w:r>
+        <w:rPr>
+          <w:b w:val="1"/>
+          <w:bCs w:val="1"/>
+          <w:rtl w:val="0"/>
+        </w:rPr>
+        <w:t xml:space="preserve">X</w:t>
+      </w:r>
+      <w:r>
+        <w:rPr>
+          <w:rtl w:val="0"/>
+        </w:rPr>
+        <w:t xml:space="preserve"> </w:t>
+      </w:r>
+      <w:r>
+        <w:rPr>
+          <w:b w:val="1"/>
+          <w:bCs w:val="1"/>
+          <w:color w:val="6aa84f"/>
+          <w:rtl w:val="0"/>
+        </w:rPr>
+        <w:t xml:space="preserve">L</w:t>
+      </w:r>
+      <w:r>
+        <w:rPr>
+          <w:rtl w:val="0"/>
+        </w:rPr>
+        <w:t xml:space="preserve"> (</w:t>
+      </w:r>
+      <w:r>
+        <w:rPr>
+          <w:b w:val="1"/>
+          <w:bCs w:val="1"/>
+          <w:color w:val="cc0000"/>
+          <w:rtl w:val="0"/>
+        </w:rPr>
+        <w:t xml:space="preserve">Frequency Hz</w:t>
+      </w:r>
+      <w:r>
+        <w:rPr>
+          <w:rtl w:val="0"/>
+        </w:rPr>
+        <w:t xml:space="preserve">, </w:t>
+      </w:r>
+      <w:r>
+        <w:rPr>
+          <w:b w:val="1"/>
+          <w:bCs w:val="1"/>
+          <w:color w:val="6aa84f"/>
+          <w:rtl w:val="0"/>
+        </w:rPr>
+        <w:t xml:space="preserve">Henry H or millihenry mH</w:t>
+      </w:r>
+      <w:r>
+        <w:rPr>
+          <w:rtl w:val="0"/>
+        </w:rPr>
+        <w:t xml:space="preserve">)</w:t>
+      </w:r>
+      <w:r>
+        <w:rPr>
+          <w:rtl w:val="0"/>
+        </w:rPr>
+      </w:r>
+    </w:p>
+    <w:p>
+      <w:pPr>
+        <w:rPr>
+          <w:b w:val="1"/>
+          <w:bCs w:val="1"/>
+        </w:rPr>
+      </w:pPr>
+      <w:r>
+        <w:rPr>
+          <w:rtl w:val="0"/>
+        </w:rPr>
+      </w:r>
+    </w:p>
+    <w:p>
+      <w:pPr>
+        <w:rPr>
+          <w:b w:val="1"/>
+          <w:bCs w:val="1"/>
+          <w:color w:val="6aa84f"/>
+        </w:rPr>
+      </w:pPr>
+      <w:r>
+        <w:rPr>
+          <w:b w:val="1"/>
+          <w:bCs w:val="1"/>
+          <w:color w:val="ff9900"/>
+          <w:rtl w:val="0"/>
+        </w:rPr>
+        <w:t xml:space="preserve">2</w:t>
+      </w:r>
+      <w:r>
+        <w:rPr>
+          <w:b w:val="1"/>
+          <w:bCs w:val="1"/>
+          <w:rtl w:val="0"/>
+        </w:rPr>
+        <w:t xml:space="preserve"> X </w:t>
+      </w:r>
+      <w:r>
+        <w:rPr>
+          <w:b w:val="1"/>
+          <w:bCs w:val="1"/>
+          <w:color w:val="0000ff"/>
+          <w:rtl w:val="0"/>
+        </w:rPr>
+        <w:t xml:space="preserve">3.14</w:t>
+      </w:r>
+      <w:r>
+        <w:rPr>
+          <w:b w:val="1"/>
+          <w:bCs w:val="1"/>
+          <w:rtl w:val="0"/>
+        </w:rPr>
+        <w:t xml:space="preserve"> X </w:t>
+      </w:r>
+      <w:r>
+        <w:rPr>
+          <w:b w:val="1"/>
+          <w:bCs w:val="1"/>
+          <w:color w:val="cc0000"/>
+          <w:rtl w:val="0"/>
+        </w:rPr>
+        <w:t xml:space="preserve">400 Hz</w:t>
+      </w:r>
+      <w:r>
+        <w:rPr>
+          <w:b w:val="1"/>
+          <w:bCs w:val="1"/>
+          <w:rtl w:val="0"/>
+        </w:rPr>
+        <w:t xml:space="preserve"> X </w:t>
+      </w:r>
+      <w:r>
+        <w:rPr>
+          <w:b w:val="1"/>
+          <w:bCs w:val="1"/>
+          <w:color w:val="6aa84f"/>
+          <w:rtl w:val="0"/>
+        </w:rPr>
+        <w:t xml:space="preserve">0.15 H</w:t>
+      </w:r>
+    </w:p>
+    <w:p>
+      <w:pPr>
+        <w:rPr>
+          <w:b w:val="1"/>
+          <w:bCs w:val="1"/>
+          <w:color w:val="6aa84f"/>
+        </w:rPr>
+      </w:pPr>
+      <w:r>
+        <w:rPr>
+          <w:rtl w:val="0"/>
+        </w:rPr>
+      </w:r>
+    </w:p>
+    <w:p>
+      <w:pPr>
+        <w:rPr>
+          <w:b w:val="1"/>
+          <w:bCs w:val="1"/>
+        </w:rPr>
+      </w:pPr>
+      <w:r>
+        <w:rPr>
+          <w:b w:val="1"/>
+          <w:bCs w:val="1"/>
+          <w:rtl w:val="0"/>
+        </w:rPr>
+        <w:t xml:space="preserve">Inductance XL = 376.8 Ω</w:t>
+      </w:r>
+    </w:p>
+    <w:p>
+      <w:pPr>
+        <w:rPr>
+          <w:b w:val="1"/>
+          <w:bCs w:val="1"/>
+        </w:rPr>
+      </w:pPr>
+      <w:r>
+        <w:rPr>
+          <w:rtl w:val="0"/>
+        </w:rPr>
+      </w:r>
+    </w:p>
+    <w:p>
+      <w:pPr>
+        <w:rPr>
+          <w:b w:val="1"/>
+          <w:bCs w:val="1"/>
+        </w:rPr>
+      </w:pPr>
+      <w:r>
+        <w:rPr>
+          <w:b w:val="1"/>
+          <w:bCs w:val="1"/>
+          <w:color w:val="6aa84f"/>
+        </w:rPr>
+        <w:drawing>
+          <wp:inline distB="114300" distT="114300" distL="114300" distR="114300">
+            <wp:extent cx="3192416" cy="2072636"/>
+            <wp:effectExtent b="25400" l="25400" r="25400" t="25400"/>
+            <wp:docPr id="19" name="image3.png"/>
+            <a:graphic>
+              <a:graphicData uri="http://schemas.openxmlformats.org/drawingml/2006/picture">
+                <pic:pic>
+                  <pic:nvPicPr>
+                    <pic:cNvPr id="0" name="image3.png"/>
+                    <pic:cNvPicPr preferRelativeResize="0"/>
+                  </pic:nvPicPr>
+                  <pic:blipFill>
+                    <a:blip r:embed="rId26"/>
+                    <a:srcRect b="0" l="0" r="0" t="0"/>
+                    <a:stretch>
+                      <a:fillRect/>
+                    </a:stretch>
+                  </pic:blipFill>
+                  <pic:spPr>
+                    <a:xfrm>
+                      <a:off x="0" y="0"/>
+                      <a:ext cx="3192416" cy="2072636"/>
+                    </a:xfrm>
+                    <a:prstGeom prst="rect"/>
+                    <a:ln w="25400">
+                      <a:solidFill>
+                        <a:srgbClr val="000000"/>
+                      </a:solidFill>
+                      <a:prstDash val="solid"/>
+                    </a:ln>
+                  </pic:spPr>
+                </pic:pic>
+              </a:graphicData>
+            </a:graphic>
+          </wp:inline>
+        </w:drawing>
+      </w:r>
+      <w:r>
+        <w:rPr>
+          <w:rtl w:val="0"/>
+        </w:rPr>
+      </w:r>
+    </w:p>
+    <w:p>
+      <w:pPr>
+        <w:rPr>
+          <w:b w:val="1"/>
+          <w:bCs w:val="1"/>
+          <w:color w:val="6aa84f"/>
+        </w:rPr>
+      </w:pPr>
+      <w:r>
+        <w:rPr>
+          <w:rtl w:val="0"/>
+        </w:rPr>
+      </w:r>
+    </w:p>
+    <w:p>
+      <w:pPr>
+        <w:rPr>
+          <w:b w:val="1"/>
+          <w:bCs w:val="1"/>
+          <w:color w:val="6aa84f"/>
+        </w:rPr>
+      </w:pPr>
+      <w:r>
+        <w:rPr>
+          <w:rtl w:val="0"/>
+        </w:rPr>
+      </w:r>
+    </w:p>
+    <w:p>
+      <w:pPr>
+        <w:rPr>
+          <w:b w:val="1"/>
+          <w:bCs w:val="1"/>
+        </w:rPr>
+      </w:pPr>
+      <w:r>
+        <w:rPr>
+          <w:b w:val="1"/>
+          <w:bCs w:val="1"/>
+          <w:rtl w:val="0"/>
+        </w:rPr>
+        <w:t xml:space="preserve">Step b) Calculate the current that will flow in the circuit.</w:t>
+      </w:r>
+    </w:p>
+    <w:p>
+      <w:pPr>
+        <w:rPr>
+          <w:b w:val="1"/>
+          <w:bCs w:val="1"/>
+          <w:color w:val="6aa84f"/>
+        </w:rPr>
+      </w:pPr>
+      <w:r>
+        <w:rPr>
+          <w:rtl w:val="0"/>
+        </w:rPr>
+      </w:r>
+    </w:p>
+    <w:p>
+      <w:pPr>
+        <w:rPr>
+          <w:b w:val="1"/>
+          <w:bCs w:val="1"/>
+        </w:rPr>
+      </w:pPr>
+      <w:r>
+        <w:rPr>
+          <w:b w:val="1"/>
+          <w:bCs w:val="1"/>
+          <w:color w:val="6aa84f"/>
+          <w:rtl w:val="0"/>
+        </w:rPr>
+        <w:t xml:space="preserve">100 V /</w:t>
+      </w:r>
+      <w:r>
+        <w:rPr>
+          <w:b w:val="1"/>
+          <w:bCs w:val="1"/>
+          <w:color w:val="ff0000"/>
+          <w:rtl w:val="0"/>
+        </w:rPr>
+        <w:t xml:space="preserve"> 376.8Ω </w:t>
+      </w:r>
+      <w:r>
+        <w:rPr>
+          <w:b w:val="1"/>
+          <w:bCs w:val="1"/>
+          <w:rtl w:val="0"/>
+        </w:rPr>
+        <w:t xml:space="preserve">= 0.265 (2 d.p)</w:t>
+      </w:r>
+    </w:p>
+    <w:p>
+      <w:pPr>
+        <w:rPr>
+          <w:b w:val="1"/>
+          <w:bCs w:val="1"/>
+        </w:rPr>
+      </w:pPr>
+      <w:r>
+        <w:rPr>
+          <w:rtl w:val="0"/>
+        </w:rPr>
+      </w:r>
+    </w:p>
+    <w:p>
+      <w:pPr>
+        <w:rPr>
+          <w:b w:val="1"/>
+          <w:bCs w:val="1"/>
+        </w:rPr>
+      </w:pPr>
+      <w:r>
+        <w:rPr>
+          <w:b w:val="1"/>
+          <w:bCs w:val="1"/>
+          <w:rtl w:val="0"/>
+        </w:rPr>
+        <w:t xml:space="preserve">= 0.27 amps</w:t>
+      </w:r>
+    </w:p>
+    <w:p>
+      <w:pPr>
+        <w:rPr>
+          <w:b w:val="1"/>
+          <w:bCs w:val="1"/>
+        </w:rPr>
+      </w:pPr>
+      <w:r>
+        <w:rPr>
+          <w:rtl w:val="0"/>
+        </w:rPr>
+      </w:r>
+    </w:p>
+    <w:p>
+      <w:pPr>
+        <w:rPr>
+          <w:b w:val="1"/>
+          <w:bCs w:val="1"/>
+        </w:rPr>
+      </w:pPr>
+      <w:r>
+        <w:rPr>
+          <w:b w:val="1"/>
+          <w:bCs w:val="1"/>
+        </w:rPr>
+        <w:drawing>
+          <wp:inline distB="114300" distT="114300" distL="114300" distR="114300">
+            <wp:extent cx="3214688" cy="2234322"/>
+            <wp:effectExtent b="25400" l="25400" r="25400" t="25400"/>
+            <wp:docPr id="6" name="image12.png"/>
+            <a:graphic>
+              <a:graphicData uri="http://schemas.openxmlformats.org/drawingml/2006/picture">
+                <pic:pic>
+                  <pic:nvPicPr>
+                    <pic:cNvPr id="0" name="image12.png"/>
+                    <pic:cNvPicPr preferRelativeResize="0"/>
+                  </pic:nvPicPr>
+                  <pic:blipFill>
+                    <a:blip r:embed="rId27"/>
+                    <a:srcRect b="0" l="0" r="0" t="0"/>
+                    <a:stretch>
+                      <a:fillRect/>
+                    </a:stretch>
+                  </pic:blipFill>
+                  <pic:spPr>
+                    <a:xfrm>
+                      <a:off x="0" y="0"/>
+                      <a:ext cx="3214688" cy="2234322"/>
+                    </a:xfrm>
+                    <a:prstGeom prst="rect"/>
+                    <a:ln w="25400">
+                      <a:solidFill>
+                        <a:srgbClr val="000000"/>
+                      </a:solidFill>
+                      <a:prstDash val="solid"/>
+                    </a:ln>
+                  </pic:spPr>
+                </pic:pic>
+              </a:graphicData>
+            </a:graphic>
+          </wp:inline>
+        </w:drawing>
+      </w:r>
+      <w:r>
+        <w:rPr>
+          <w:rtl w:val="0"/>
+        </w:rPr>
+      </w:r>
+    </w:p>
+    <w:p>
+      <w:pPr>
+        <w:rPr>
+          <w:b w:val="1"/>
+          <w:bCs w:val="1"/>
+        </w:rPr>
+      </w:pPr>
+      <w:r>
+        <w:rPr>
+          <w:rtl w:val="0"/>
+        </w:rPr>
+      </w:r>
+    </w:p>
+    <w:p>
+      <w:pPr>
+        <w:rPr>
+          <w:b w:val="1"/>
+          <w:bCs w:val="1"/>
+        </w:rPr>
+      </w:pPr>
+      <w:r>
+        <w:rPr>
+          <w:rtl w:val="0"/>
+        </w:rPr>
+      </w:r>
+    </w:p>
+    <w:p>
+      <w:pPr>
+        <w:rPr>
+          <w:b w:val="1"/>
+          <w:bCs w:val="1"/>
+        </w:rPr>
+      </w:pPr>
+      <w:r>
+        <w:rPr>
+          <w:rtl w:val="0"/>
+        </w:rPr>
+      </w:r>
+    </w:p>
+    <w:p>
+      <w:pPr>
+        <w:pStyle w:val="Heading1"/>
+        <w:rPr/>
+      </w:pPr>
+      <w:bookmarkStart w:colFirst="0" w:colLast="0" w:name="_2h85y2fmbc5h" w:id="9"/>
+      <w:bookmarkEnd w:id="9"/>
+      <w:r>
+        <w:rPr>
+          <w:rtl w:val="0"/>
+        </w:rPr>
+        <w:t xml:space="preserve">WS2 Question 4</w:t>
+      </w:r>
+    </w:p>
+    <w:p>
+      <w:pPr>
+        <w:rPr/>
+      </w:pPr>
+      <w:r>
+        <w:rPr>
+          <w:rtl w:val="0"/>
+        </w:rPr>
+      </w:r>
+    </w:p>
+    <w:p>
+      <w:pPr>
+        <w:rPr/>
+      </w:pPr>
+      <w:r>
+        <w:rPr/>
+        <w:drawing>
+          <wp:inline distB="114300" distT="114300" distL="114300" distR="114300">
+            <wp:extent cx="3876675" cy="2495550"/>
+            <wp:effectExtent b="25400" l="25400" r="25400" t="25400"/>
+            <wp:docPr id="3" name="image4.jpg"/>
+            <a:graphic>
+              <a:graphicData uri="http://schemas.openxmlformats.org/drawingml/2006/picture">
+                <pic:pic>
+                  <pic:nvPicPr>
+                    <pic:cNvPr id="0" name="image4.jpg"/>
+                    <pic:cNvPicPr preferRelativeResize="0"/>
+                  </pic:nvPicPr>
+                  <pic:blipFill>
+                    <a:blip r:embed="rId28"/>
+                    <a:srcRect b="11783" l="9856" r="17204" t="4777"/>
+                    <a:stretch>
+                      <a:fillRect/>
+                    </a:stretch>
+                  </pic:blipFill>
+                  <pic:spPr>
+                    <a:xfrm>
+                      <a:off x="0" y="0"/>
+                      <a:ext cx="3876675" cy="2495550"/>
+                    </a:xfrm>
+                    <a:prstGeom prst="rect"/>
+                    <a:ln w="25400">
+                      <a:solidFill>
+                        <a:srgbClr val="000000"/>
+                      </a:solidFill>
+                      <a:prstDash val="solid"/>
+                    </a:ln>
+                  </pic:spPr>
+                </pic:pic>
+              </a:graphicData>
+            </a:graphic>
+          </wp:inline>
+        </w:drawing>
+      </w:r>
+      <w:r>
+        <w:rPr>
+          <w:rtl w:val="0"/>
+        </w:rPr>
+      </w:r>
+    </w:p>
+    <w:p>
+      <w:pPr>
+        <w:rPr/>
+      </w:pPr>
+      <w:r>
+        <w:rPr>
+          <w:rtl w:val="0"/>
+        </w:rPr>
+      </w:r>
+    </w:p>
+    <w:p>
+      <w:pPr>
+        <w:rPr>
+          <w:b w:val="1"/>
+          <w:bCs w:val="1"/>
+        </w:rPr>
+      </w:pPr>
+      <w:r>
+        <w:rPr>
+          <w:b w:val="1"/>
+          <w:bCs w:val="1"/>
+          <w:rtl w:val="0"/>
+        </w:rPr>
+        <w:t xml:space="preserve">Question 4</w:t>
+      </w:r>
+    </w:p>
+    <w:p>
+      <w:pPr>
+        <w:rPr/>
+      </w:pPr>
+      <w:r>
+        <w:rPr>
+          <w:rtl w:val="0"/>
+        </w:rPr>
+      </w:r>
+    </w:p>
+    <w:p>
+      <w:pPr>
+        <w:rPr/>
+      </w:pPr>
+      <w:r>
+        <w:rPr>
+          <w:rtl w:val="0"/>
+        </w:rPr>
+        <w:t xml:space="preserve">When an inductor is connected across a 230v 50 Hz supply, a current of 2.5A is recorded as flowing in the circuit. Calculating the inductance of the coil in Henrys.</w:t>
+      </w:r>
+    </w:p>
+    <w:p>
+      <w:pPr>
+        <w:rPr/>
+      </w:pPr>
+      <w:r>
+        <w:rPr>
+          <w:rtl w:val="0"/>
+        </w:rPr>
+      </w:r>
+    </w:p>
+    <w:p>
+      <w:pPr>
+        <w:rPr/>
+      </w:pPr>
+      <w:r>
+        <w:rPr>
+          <w:rtl w:val="0"/>
+        </w:rPr>
+        <w:t xml:space="preserve">What we know:</w:t>
+      </w:r>
+    </w:p>
+    <w:p>
+      <w:pPr>
+        <w:rPr/>
+      </w:pPr>
+      <w:r>
+        <w:rPr>
+          <w:rtl w:val="0"/>
+        </w:rPr>
+      </w:r>
+    </w:p>
+    <w:p>
+      <w:pPr>
+        <w:numPr>
+          <w:ilvl w:val="0"/>
+          <w:numId w:val="2"/>
+        </w:numPr>
+        <w:ind w:left="720" w:hanging="360"/>
+        <w:rPr>
+          <w:u w:val="none"/>
+        </w:rPr>
+      </w:pPr>
+      <w:r>
+        <w:rPr>
+          <w:rtl w:val="0"/>
+        </w:rPr>
+        <w:t xml:space="preserve">230 volts</w:t>
+      </w:r>
+    </w:p>
+    <w:p>
+      <w:pPr>
+        <w:numPr>
+          <w:ilvl w:val="0"/>
+          <w:numId w:val="2"/>
+        </w:numPr>
+        <w:ind w:left="720" w:hanging="360"/>
+        <w:rPr>
+          <w:u w:val="none"/>
+        </w:rPr>
+      </w:pPr>
+      <w:r>
+        <w:rPr>
+          <w:rtl w:val="0"/>
+        </w:rPr>
+        <w:t xml:space="preserve">50 Hertz Hz</w:t>
+      </w:r>
+    </w:p>
+    <w:p>
+      <w:pPr>
+        <w:numPr>
+          <w:ilvl w:val="0"/>
+          <w:numId w:val="2"/>
+        </w:numPr>
+        <w:ind w:left="720" w:hanging="360"/>
+        <w:rPr>
+          <w:u w:val="none"/>
+        </w:rPr>
+      </w:pPr>
+      <w:r>
+        <w:rPr>
+          <w:rtl w:val="0"/>
+        </w:rPr>
+        <w:t xml:space="preserve">2.5 Amps</w:t>
+      </w:r>
+    </w:p>
+    <w:p>
+      <w:pPr>
+        <w:rPr/>
+      </w:pPr>
+      <w:r>
+        <w:rPr>
+          <w:rtl w:val="0"/>
+        </w:rPr>
+      </w:r>
+    </w:p>
+    <w:p>
+      <w:pPr>
+        <w:rPr/>
+      </w:pPr>
+      <w:r>
+        <w:rPr>
+          <w:rtl w:val="0"/>
+        </w:rPr>
+        <w:t xml:space="preserve">Put the information into a triangle.</w:t>
+      </w:r>
+    </w:p>
+    <w:p>
+      <w:pPr>
+        <w:rPr/>
+      </w:pPr>
+      <w:r>
+        <w:rPr>
+          <w:rtl w:val="0"/>
+        </w:rPr>
+      </w:r>
+    </w:p>
+    <w:p>
+      <w:pPr>
+        <w:rPr>
+          <w:b w:val="1"/>
+          <w:bCs w:val="1"/>
+        </w:rPr>
+      </w:pPr>
+      <w:r>
+        <w:rPr>
+          <w:b w:val="1"/>
+          <w:bCs w:val="1"/>
+          <w:rtl w:val="0"/>
+        </w:rPr>
+        <w:t xml:space="preserve">Step a)</w:t>
+      </w:r>
+    </w:p>
+    <w:p>
+      <w:pPr>
+        <w:rPr/>
+      </w:pPr>
+      <w:r>
+        <w:rPr>
+          <w:rtl w:val="0"/>
+        </w:rPr>
+      </w:r>
+    </w:p>
+    <w:p>
+      <w:pPr>
+        <w:rPr/>
+      </w:pPr>
+      <w:r>
+        <w:rPr/>
+        <w:drawing>
+          <wp:inline distB="114300" distT="114300" distL="114300" distR="114300">
+            <wp:extent cx="2890838" cy="2194539"/>
+            <wp:effectExtent b="25400" l="25400" r="25400" t="25400"/>
+            <wp:docPr id="14" name="image11.png"/>
+            <a:graphic>
+              <a:graphicData uri="http://schemas.openxmlformats.org/drawingml/2006/picture">
+                <pic:pic>
+                  <pic:nvPicPr>
+                    <pic:cNvPr id="0" name="image11.png"/>
+                    <pic:cNvPicPr preferRelativeResize="0"/>
+                  </pic:nvPicPr>
+                  <pic:blipFill>
+                    <a:blip r:embed="rId29"/>
+                    <a:srcRect b="0" l="0" r="0" t="0"/>
+                    <a:stretch>
+                      <a:fillRect/>
+                    </a:stretch>
+                  </pic:blipFill>
+                  <pic:spPr>
+                    <a:xfrm>
+                      <a:off x="0" y="0"/>
+                      <a:ext cx="2890838" cy="2194539"/>
+                    </a:xfrm>
+                    <a:prstGeom prst="rect"/>
+                    <a:ln w="25400">
+                      <a:solidFill>
+                        <a:srgbClr val="000000"/>
+                      </a:solidFill>
+                      <a:prstDash val="solid"/>
+                    </a:ln>
+                  </pic:spPr>
+                </pic:pic>
+              </a:graphicData>
+            </a:graphic>
+          </wp:inline>
+        </w:drawing>
+      </w:r>
+      <w:r>
+        <w:rPr>
+          <w:rtl w:val="0"/>
+        </w:rPr>
+      </w:r>
+    </w:p>
+    <w:p>
+      <w:pPr>
+        <w:rPr/>
+      </w:pPr>
+      <w:r>
+        <w:rPr>
+          <w:rtl w:val="0"/>
+        </w:rPr>
+      </w:r>
+    </w:p>
+    <w:p>
+      <w:pPr>
+        <w:rPr/>
+      </w:pPr>
+      <w:r>
+        <w:rPr>
+          <w:rtl w:val="0"/>
+        </w:rPr>
+      </w:r>
+    </w:p>
+    <w:p>
+      <w:pPr>
+        <w:rPr/>
+      </w:pPr>
+      <w:r>
+        <w:rPr>
+          <w:rtl w:val="0"/>
+        </w:rPr>
+      </w:r>
+    </w:p>
+    <w:p>
+      <w:pPr>
+        <w:rPr/>
+      </w:pPr>
+      <w:r>
+        <w:rPr>
+          <w:rtl w:val="0"/>
+        </w:rPr>
+      </w:r>
+    </w:p>
+    <w:p>
+      <w:pPr>
+        <w:rPr/>
+      </w:pPr>
+      <w:r>
+        <w:rPr>
+          <w:rtl w:val="0"/>
+        </w:rPr>
+      </w:r>
+    </w:p>
+    <w:p>
+      <w:pPr>
+        <w:rPr>
+          <w:b w:val="1"/>
+          <w:bCs w:val="1"/>
+        </w:rPr>
+      </w:pPr>
+      <w:r>
+        <w:rPr>
+          <w:b w:val="1"/>
+          <w:bCs w:val="1"/>
+          <w:rtl w:val="0"/>
+        </w:rPr>
+        <w:t xml:space="preserve">Step b)</w:t>
+      </w:r>
+    </w:p>
+    <w:p>
+      <w:pPr>
+        <w:rPr/>
+      </w:pPr>
+      <w:r>
+        <w:rPr/>
+        <w:drawing>
+          <wp:inline distB="114300" distT="114300" distL="114300" distR="114300">
+            <wp:extent cx="3328988" cy="2545028"/>
+            <wp:effectExtent b="25400" l="25400" r="25400" t="25400"/>
+            <wp:docPr id="16" name="image6.png"/>
+            <a:graphic>
+              <a:graphicData uri="http://schemas.openxmlformats.org/drawingml/2006/picture">
+                <pic:pic>
+                  <pic:nvPicPr>
+                    <pic:cNvPr id="0" name="image6.png"/>
+                    <pic:cNvPicPr preferRelativeResize="0"/>
+                  </pic:nvPicPr>
+                  <pic:blipFill>
+                    <a:blip r:embed="rId30"/>
+                    <a:srcRect b="0" l="0" r="0" t="0"/>
+                    <a:stretch>
+                      <a:fillRect/>
+                    </a:stretch>
+                  </pic:blipFill>
+                  <pic:spPr>
+                    <a:xfrm>
+                      <a:off x="0" y="0"/>
+                      <a:ext cx="3328988" cy="2545028"/>
+                    </a:xfrm>
+                    <a:prstGeom prst="rect"/>
+                    <a:ln w="25400">
+                      <a:solidFill>
+                        <a:srgbClr val="000000"/>
+                      </a:solidFill>
+                      <a:prstDash val="solid"/>
+                    </a:ln>
+                  </pic:spPr>
+                </pic:pic>
+              </a:graphicData>
+            </a:graphic>
+          </wp:inline>
+        </w:drawing>
+      </w:r>
+      <w:r>
+        <w:rPr>
+          <w:rtl w:val="0"/>
+        </w:rPr>
+      </w:r>
+    </w:p>
+    <w:p>
+      <w:pPr>
+        <w:rPr/>
+      </w:pPr>
+      <w:r>
+        <w:rPr>
+          <w:rtl w:val="0"/>
+        </w:rPr>
+      </w:r>
+    </w:p>
+    <w:p>
+      <w:pPr>
+        <w:rPr>
+          <w:b w:val="1"/>
+          <w:bCs w:val="1"/>
+          <w:color w:val="1155cc"/>
+        </w:rPr>
+      </w:pPr>
+      <w:r>
+        <w:rPr>
+          <w:b w:val="1"/>
+          <w:bCs w:val="1"/>
+          <w:color w:val="cc0000"/>
+          <w:rtl w:val="0"/>
+        </w:rPr>
+        <w:t xml:space="preserve">XL</w:t>
+      </w:r>
+      <w:r>
+        <w:rPr>
+          <w:rtl w:val="0"/>
+        </w:rPr>
+        <w:t xml:space="preserve"> =</w:t>
+      </w:r>
+      <w:r>
+        <w:rPr>
+          <w:b w:val="1"/>
+          <w:bCs w:val="1"/>
+          <w:color w:val="38761d"/>
+          <w:rtl w:val="0"/>
+        </w:rPr>
+        <w:t xml:space="preserve"> 230 volts</w:t>
+      </w:r>
+      <w:r>
+        <w:rPr>
+          <w:rtl w:val="0"/>
+        </w:rPr>
+        <w:t xml:space="preserve"> / </w:t>
+      </w:r>
+      <w:r>
+        <w:rPr>
+          <w:b w:val="1"/>
+          <w:bCs w:val="1"/>
+          <w:color w:val="1155cc"/>
+          <w:rtl w:val="0"/>
+        </w:rPr>
+        <w:t xml:space="preserve">2.5 amps</w:t>
+      </w:r>
+    </w:p>
+    <w:p>
+      <w:pPr>
+        <w:rPr>
+          <w:b w:val="1"/>
+          <w:bCs w:val="1"/>
+          <w:color w:val="1155cc"/>
+        </w:rPr>
+      </w:pPr>
+      <w:r>
+        <w:rPr>
+          <w:rtl w:val="0"/>
+        </w:rPr>
+      </w:r>
+    </w:p>
+    <w:p>
+      <w:pPr>
+        <w:rPr>
+          <w:color w:val="cc0000"/>
+        </w:rPr>
+      </w:pPr>
+      <w:r>
+        <w:rPr>
+          <w:color w:val="cc0000"/>
+          <w:rtl w:val="0"/>
+        </w:rPr>
+        <w:t xml:space="preserve">Inductive reactance</w:t>
+      </w:r>
+      <w:r>
+        <w:rPr>
+          <w:rtl w:val="0"/>
+        </w:rPr>
+        <w:t xml:space="preserve"> =</w:t>
+      </w:r>
+      <w:r>
+        <w:rPr>
+          <w:color w:val="cc0000"/>
+          <w:rtl w:val="0"/>
+        </w:rPr>
+        <w:t xml:space="preserve"> 92</w:t>
+      </w:r>
+    </w:p>
+    <w:p>
+      <w:pPr>
+        <w:rPr>
+          <w:b w:val="1"/>
+          <w:bCs w:val="1"/>
+          <w:color w:val="cc0000"/>
+        </w:rPr>
+      </w:pPr>
+      <w:r>
+        <w:rPr>
+          <w:rtl w:val="0"/>
+        </w:rPr>
+      </w:r>
+    </w:p>
+    <w:p>
+      <w:pPr>
+        <w:rPr>
+          <w:b w:val="1"/>
+          <w:bCs w:val="1"/>
+        </w:rPr>
+      </w:pPr>
+      <w:r>
+        <w:rPr>
+          <w:b w:val="1"/>
+          <w:bCs w:val="1"/>
+          <w:rtl w:val="0"/>
+        </w:rPr>
+        <w:t xml:space="preserve">Step c)</w:t>
+      </w:r>
+    </w:p>
+    <w:p>
+      <w:pPr>
+        <w:rPr>
+          <w:b w:val="1"/>
+          <w:bCs w:val="1"/>
+        </w:rPr>
+      </w:pPr>
+      <w:r>
+        <w:rPr>
+          <w:rtl w:val="0"/>
+        </w:rPr>
+      </w:r>
+    </w:p>
+    <w:p>
+      <w:pPr>
+        <w:rPr/>
+      </w:pPr>
+      <w:r>
+        <w:rPr>
+          <w:rtl w:val="0"/>
+        </w:rPr>
+        <w:t xml:space="preserve">92 = </w:t>
+      </w:r>
+      <w:r>
+        <w:rPr>
+          <w:b w:val="1"/>
+          <w:bCs w:val="1"/>
+          <w:color w:val="e69138"/>
+          <w:rtl w:val="0"/>
+        </w:rPr>
+        <w:t xml:space="preserve">2</w:t>
+      </w:r>
+      <w:r>
+        <w:rPr>
+          <w:b w:val="1"/>
+          <w:bCs w:val="1"/>
+          <w:rtl w:val="0"/>
+        </w:rPr>
+        <w:t xml:space="preserve"> X</w:t>
+      </w:r>
+      <w:r>
+        <w:rPr>
+          <w:rtl w:val="0"/>
+        </w:rPr>
+        <w:t xml:space="preserve"> </w:t>
+      </w:r>
+      <w:r>
+        <w:rPr>
+          <w:b w:val="1"/>
+          <w:bCs w:val="1"/>
+          <w:color w:val="0000ff"/>
+          <w:rtl w:val="0"/>
+        </w:rPr>
+        <w:t xml:space="preserve">π </w:t>
+      </w:r>
+      <w:r>
+        <w:rPr>
+          <w:b w:val="1"/>
+          <w:bCs w:val="1"/>
+          <w:rtl w:val="0"/>
+        </w:rPr>
+        <w:t xml:space="preserve">X</w:t>
+      </w:r>
+      <w:r>
+        <w:rPr>
+          <w:rtl w:val="0"/>
+        </w:rPr>
+        <w:t xml:space="preserve"> </w:t>
+      </w:r>
+      <w:r>
+        <w:rPr>
+          <w:b w:val="1"/>
+          <w:bCs w:val="1"/>
+          <w:color w:val="cc0000"/>
+          <w:rtl w:val="0"/>
+        </w:rPr>
+        <w:t xml:space="preserve">F</w:t>
+      </w:r>
+      <w:r>
+        <w:rPr>
+          <w:rtl w:val="0"/>
+        </w:rPr>
+        <w:t xml:space="preserve"> </w:t>
+      </w:r>
+      <w:r>
+        <w:rPr>
+          <w:b w:val="1"/>
+          <w:bCs w:val="1"/>
+          <w:rtl w:val="0"/>
+        </w:rPr>
+        <w:t xml:space="preserve">X</w:t>
+      </w:r>
+      <w:r>
+        <w:rPr>
+          <w:rtl w:val="0"/>
+        </w:rPr>
+        <w:t xml:space="preserve"> </w:t>
+      </w:r>
+      <w:r>
+        <w:rPr>
+          <w:b w:val="1"/>
+          <w:bCs w:val="1"/>
+          <w:color w:val="6aa84f"/>
+          <w:rtl w:val="0"/>
+        </w:rPr>
+        <w:t xml:space="preserve">L</w:t>
+      </w:r>
+      <w:r>
+        <w:rPr>
+          <w:rtl w:val="0"/>
+        </w:rPr>
+        <w:t xml:space="preserve"> (</w:t>
+      </w:r>
+      <w:r>
+        <w:rPr>
+          <w:b w:val="1"/>
+          <w:bCs w:val="1"/>
+          <w:color w:val="cc0000"/>
+          <w:rtl w:val="0"/>
+        </w:rPr>
+        <w:t xml:space="preserve">Frequency Hz</w:t>
+      </w:r>
+      <w:r>
+        <w:rPr>
+          <w:rtl w:val="0"/>
+        </w:rPr>
+        <w:t xml:space="preserve">, </w:t>
+      </w:r>
+      <w:r>
+        <w:rPr>
+          <w:b w:val="1"/>
+          <w:bCs w:val="1"/>
+          <w:color w:val="6aa84f"/>
+          <w:rtl w:val="0"/>
+        </w:rPr>
+        <w:t xml:space="preserve">Henry H or millihenry mH</w:t>
+      </w:r>
+      <w:r>
+        <w:rPr>
+          <w:rtl w:val="0"/>
+        </w:rPr>
+        <w:t xml:space="preserve">)</w:t>
+      </w:r>
+    </w:p>
+    <w:p>
+      <w:pPr>
+        <w:rPr/>
+      </w:pPr>
+      <w:r>
+        <w:rPr>
+          <w:rtl w:val="0"/>
+        </w:rPr>
+      </w:r>
+    </w:p>
+    <w:p>
+      <w:pPr>
+        <w:rPr/>
+      </w:pPr>
+      <w:r>
+        <w:rPr>
+          <w:rtl w:val="0"/>
+        </w:rPr>
+      </w:r>
+    </w:p>
+    <w:p>
+      <w:pPr>
+        <w:rPr>
+          <w:b w:val="1"/>
+          <w:bCs w:val="1"/>
+          <w:color w:val="6aa84f"/>
+        </w:rPr>
+      </w:pPr>
+      <w:r>
+        <w:rPr>
+          <w:rtl w:val="0"/>
+        </w:rPr>
+        <w:t xml:space="preserve">92 = </w:t>
+      </w:r>
+      <w:r>
+        <w:rPr>
+          <w:b w:val="1"/>
+          <w:bCs w:val="1"/>
+          <w:color w:val="ff9900"/>
+          <w:rtl w:val="0"/>
+        </w:rPr>
+        <w:t xml:space="preserve">2</w:t>
+      </w:r>
+      <w:r>
+        <w:rPr>
+          <w:rtl w:val="0"/>
+        </w:rPr>
+        <w:t xml:space="preserve"> X </w:t>
+      </w:r>
+      <w:r>
+        <w:rPr>
+          <w:b w:val="1"/>
+          <w:bCs w:val="1"/>
+          <w:color w:val="0000ff"/>
+          <w:rtl w:val="0"/>
+        </w:rPr>
+        <w:t xml:space="preserve">3.14 </w:t>
+      </w:r>
+      <w:r>
+        <w:rPr>
+          <w:rtl w:val="0"/>
+        </w:rPr>
+        <w:t xml:space="preserve">X </w:t>
+      </w:r>
+      <w:r>
+        <w:rPr>
+          <w:b w:val="1"/>
+          <w:bCs w:val="1"/>
+          <w:color w:val="cc0000"/>
+          <w:rtl w:val="0"/>
+        </w:rPr>
+        <w:t xml:space="preserve">50Hz</w:t>
+      </w:r>
+      <w:r>
+        <w:rPr>
+          <w:rtl w:val="0"/>
+        </w:rPr>
+        <w:t xml:space="preserve"> X </w:t>
+      </w:r>
+      <w:r>
+        <w:rPr>
+          <w:b w:val="1"/>
+          <w:bCs w:val="1"/>
+          <w:color w:val="6aa84f"/>
+          <w:rtl w:val="0"/>
+        </w:rPr>
+        <w:t xml:space="preserve">?</w:t>
+      </w:r>
+    </w:p>
+    <w:p>
+      <w:pPr>
+        <w:rPr>
+          <w:b w:val="1"/>
+          <w:bCs w:val="1"/>
+          <w:color w:val="6aa84f"/>
+        </w:rPr>
+      </w:pPr>
+      <w:r>
+        <w:rPr>
+          <w:rtl w:val="0"/>
+        </w:rPr>
+      </w:r>
+    </w:p>
+    <w:p>
+      <w:pPr>
+        <w:rPr>
+          <w:b w:val="1"/>
+          <w:bCs w:val="1"/>
+          <w:color w:val="6aa84f"/>
+        </w:rPr>
+      </w:pPr>
+      <w:r>
+        <w:rPr>
+          <w:b w:val="1"/>
+          <w:bCs w:val="1"/>
+          <w:color w:val="6aa84f"/>
+        </w:rPr>
+        <w:drawing>
+          <wp:inline distB="114300" distT="114300" distL="114300" distR="114300">
+            <wp:extent cx="2695575" cy="857250"/>
+            <wp:effectExtent b="25400" l="25400" r="25400" t="25400"/>
+            <wp:docPr id="8" name="image5.png"/>
+            <a:graphic>
+              <a:graphicData uri="http://schemas.openxmlformats.org/drawingml/2006/picture">
+                <pic:pic>
+                  <pic:nvPicPr>
+                    <pic:cNvPr id="0" name="image5.png"/>
+                    <pic:cNvPicPr preferRelativeResize="0"/>
+                  </pic:nvPicPr>
+                  <pic:blipFill>
+                    <a:blip r:embed="rId31"/>
+                    <a:srcRect b="0" l="0" r="0" t="0"/>
+                    <a:stretch>
+                      <a:fillRect/>
+                    </a:stretch>
+                  </pic:blipFill>
+                  <pic:spPr>
+                    <a:xfrm>
+                      <a:off x="0" y="0"/>
+                      <a:ext cx="2695575" cy="857250"/>
+                    </a:xfrm>
+                    <a:prstGeom prst="rect"/>
+                    <a:ln w="25400">
+                      <a:solidFill>
+                        <a:srgbClr val="000000"/>
+                      </a:solidFill>
+                      <a:prstDash val="solid"/>
+                    </a:ln>
+                  </pic:spPr>
+                </pic:pic>
+              </a:graphicData>
+            </a:graphic>
+          </wp:inline>
+        </w:drawing>
+      </w:r>
+      <w:r>
+        <w:rPr>
+          <w:rtl w:val="0"/>
+        </w:rPr>
+      </w:r>
+    </w:p>
+    <w:p>
+      <w:pPr>
+        <w:rPr>
+          <w:b w:val="1"/>
+          <w:bCs w:val="1"/>
+          <w:color w:val="6aa84f"/>
+        </w:rPr>
+      </w:pPr>
+      <w:r>
+        <w:rPr>
+          <w:rtl w:val="0"/>
+        </w:rPr>
+      </w:r>
+    </w:p>
+    <w:p>
+      <w:pPr>
+        <w:rPr>
+          <w:b w:val="1"/>
+          <w:bCs w:val="1"/>
+        </w:rPr>
+      </w:pPr>
+      <w:r>
+        <w:rPr>
+          <w:rtl w:val="0"/>
+        </w:rPr>
+      </w:r>
+    </w:p>
+    <w:p>
+      <w:pPr>
+        <w:rPr>
+          <w:b w:val="1"/>
+          <w:bCs w:val="1"/>
+        </w:rPr>
+      </w:pPr>
+      <w:r>
+        <w:rPr>
+          <w:b w:val="1"/>
+          <w:bCs w:val="1"/>
+          <w:rtl w:val="0"/>
+        </w:rPr>
+        <w:t xml:space="preserve">Step d)</w:t>
+      </w:r>
+    </w:p>
+    <w:p>
+      <w:pPr>
+        <w:rPr>
+          <w:b w:val="1"/>
+          <w:bCs w:val="1"/>
+        </w:rPr>
+      </w:pPr>
+      <w:r>
+        <w:rPr>
+          <w:rtl w:val="0"/>
+        </w:rPr>
+      </w:r>
+    </w:p>
+    <w:p>
+      <w:pPr>
+        <w:rPr>
+          <w:b w:val="1"/>
+          <w:bCs w:val="1"/>
+        </w:rPr>
+      </w:pPr>
+      <w:r>
+        <w:rPr>
+          <w:b w:val="1"/>
+          <w:bCs w:val="1"/>
+        </w:rPr>
+        <w:drawing>
+          <wp:inline distB="114300" distT="114300" distL="114300" distR="114300">
+            <wp:extent cx="1981200" cy="876300"/>
+            <wp:effectExtent b="25400" l="25400" r="25400" t="25400"/>
+            <wp:docPr id="13" name="image1.png"/>
+            <a:graphic>
+              <a:graphicData uri="http://schemas.openxmlformats.org/drawingml/2006/picture">
+                <pic:pic>
+                  <pic:nvPicPr>
+                    <pic:cNvPr id="0" name="image1.png"/>
+                    <pic:cNvPicPr preferRelativeResize="0"/>
+                  </pic:nvPicPr>
+                  <pic:blipFill>
+                    <a:blip r:embed="rId32"/>
+                    <a:srcRect b="0" l="0" r="0" t="0"/>
+                    <a:stretch>
+                      <a:fillRect/>
+                    </a:stretch>
+                  </pic:blipFill>
+                  <pic:spPr>
+                    <a:xfrm>
+                      <a:off x="0" y="0"/>
+                      <a:ext cx="1981200" cy="876300"/>
+                    </a:xfrm>
+                    <a:prstGeom prst="rect"/>
+                    <a:ln w="25400">
+                      <a:solidFill>
+                        <a:srgbClr val="000000"/>
+                      </a:solidFill>
+                      <a:prstDash val="solid"/>
+                    </a:ln>
+                  </pic:spPr>
+                </pic:pic>
+              </a:graphicData>
+            </a:graphic>
+          </wp:inline>
+        </w:drawing>
+      </w:r>
+      <w:r>
+        <w:rPr>
+          <w:rtl w:val="0"/>
+        </w:rPr>
+      </w:r>
+    </w:p>
+    <w:p>
+      <w:pPr>
+        <w:rPr>
+          <w:b w:val="1"/>
+          <w:bCs w:val="1"/>
+        </w:rPr>
+      </w:pPr>
+      <w:r>
+        <w:rPr>
+          <w:rtl w:val="0"/>
+        </w:rPr>
+      </w:r>
+    </w:p>
+    <w:p>
+      <w:pPr>
+        <w:rPr>
+          <w:b w:val="1"/>
+          <w:bCs w:val="1"/>
+        </w:rPr>
+      </w:pPr>
+      <w:r>
+        <w:rPr>
+          <w:b w:val="1"/>
+          <w:bCs w:val="1"/>
+          <w:rtl w:val="0"/>
+        </w:rPr>
+        <w:t xml:space="preserve">Answer = 0.293 H (Henrys)</w:t>
+      </w:r>
+    </w:p>
+    <w:p>
+      <w:pPr>
+        <w:rPr>
+          <w:b w:val="1"/>
+          <w:bCs w:val="1"/>
+        </w:rPr>
+      </w:pPr>
+      <w:r>
+        <w:rPr>
+          <w:rtl w:val="0"/>
+        </w:rPr>
+      </w:r>
+    </w:p>
+    <w:p>
+      <w:pPr>
+        <w:rPr>
+          <w:b w:val="1"/>
+          <w:bCs w:val="1"/>
+        </w:rPr>
+      </w:pPr>
+      <w:r>
+        <w:rPr>
+          <w:rtl w:val="0"/>
+        </w:rPr>
+      </w:r>
+    </w:p>
+    <w:p>
+      <w:pPr>
+        <w:rPr>
+          <w:b w:val="1"/>
+          <w:bCs w:val="1"/>
+        </w:rPr>
+      </w:pPr>
+      <w:r>
+        <w:rPr>
+          <w:rtl w:val="0"/>
+        </w:rPr>
+      </w:r>
+    </w:p>
+    <w:p>
+      <w:pPr>
+        <w:rPr>
+          <w:b w:val="1"/>
+          <w:bCs w:val="1"/>
+        </w:rPr>
+      </w:pPr>
+      <w:r>
+        <w:rPr>
+          <w:rtl w:val="0"/>
+        </w:rPr>
+      </w:r>
+    </w:p>
+    <w:p>
+      <w:pPr>
+        <w:pStyle w:val="Heading1"/>
+        <w:rPr/>
+      </w:pPr>
+      <w:bookmarkStart w:colFirst="0" w:colLast="0" w:name="_mhoamdn5fds1" w:id="10"/>
+      <w:bookmarkEnd w:id="10"/>
+      <w:r>
+        <w:rPr>
+          <w:rtl w:val="0"/>
+        </w:rPr>
+        <w:t xml:space="preserve">Question 5</w:t>
+      </w:r>
+    </w:p>
+    <w:p>
+      <w:pPr>
+        <w:rPr>
+          <w:b w:val="1"/>
+          <w:bCs w:val="1"/>
+        </w:rPr>
+      </w:pPr>
+      <w:r>
+        <w:rPr>
+          <w:rtl w:val="0"/>
+        </w:rPr>
+      </w:r>
+    </w:p>
+    <w:p>
+      <w:pPr>
+        <w:rPr>
+          <w:b w:val="1"/>
+          <w:bCs w:val="1"/>
+        </w:rPr>
+      </w:pPr>
+      <w:r>
+        <w:rPr>
+          <w:b w:val="1"/>
+          <w:bCs w:val="1"/>
+        </w:rPr>
+        <w:drawing>
+          <wp:inline distB="114300" distT="114300" distL="114300" distR="114300">
+            <wp:extent cx="4400550" cy="2623375"/>
+            <wp:effectExtent b="25400" l="25400" r="25400" t="25400"/>
+            <wp:docPr id="35" name="image26.jpg"/>
+            <a:graphic>
+              <a:graphicData uri="http://schemas.openxmlformats.org/drawingml/2006/picture">
+                <pic:pic>
+                  <pic:nvPicPr>
+                    <pic:cNvPr id="0" name="image26.jpg"/>
+                    <pic:cNvPicPr preferRelativeResize="0"/>
+                  </pic:nvPicPr>
+                  <pic:blipFill>
+                    <a:blip r:embed="rId33"/>
+                    <a:srcRect b="4164" l="10631" r="12624" t="14578"/>
+                    <a:stretch>
+                      <a:fillRect/>
+                    </a:stretch>
+                  </pic:blipFill>
+                  <pic:spPr>
+                    <a:xfrm>
+                      <a:off x="0" y="0"/>
+                      <a:ext cx="4400550" cy="2623375"/>
+                    </a:xfrm>
+                    <a:prstGeom prst="rect"/>
+                    <a:ln w="25400">
+                      <a:solidFill>
+                        <a:srgbClr val="000000"/>
+                      </a:solidFill>
+                      <a:prstDash val="solid"/>
+                    </a:ln>
+                  </pic:spPr>
+                </pic:pic>
+              </a:graphicData>
+            </a:graphic>
+          </wp:inline>
+        </w:drawing>
+      </w:r>
+      <w:r>
+        <w:rPr>
+          <w:rtl w:val="0"/>
+        </w:rPr>
+      </w:r>
+    </w:p>
+    <w:p>
+      <w:pPr>
+        <w:rPr>
+          <w:b w:val="1"/>
+          <w:bCs w:val="1"/>
+        </w:rPr>
+      </w:pPr>
+      <w:r>
+        <w:rPr>
+          <w:rtl w:val="0"/>
+        </w:rPr>
+      </w:r>
+    </w:p>
+    <w:p>
+      <w:pPr>
+        <w:rPr>
+          <w:b w:val="1"/>
+          <w:bCs w:val="1"/>
+        </w:rPr>
+      </w:pPr>
+      <w:r>
+        <w:rPr>
+          <w:b w:val="1"/>
+          <w:bCs w:val="1"/>
+          <w:rtl w:val="0"/>
+        </w:rPr>
+        <w:t xml:space="preserve">When an Inductor is connected across a 100v, 25 Hz supply, a current of 4.0A is recorded as flowing in the circuit. Calculate the Inductance of the coil in Henrys?</w:t>
+      </w:r>
+    </w:p>
+    <w:p>
+      <w:pPr>
+        <w:rPr>
+          <w:b w:val="1"/>
+          <w:bCs w:val="1"/>
+        </w:rPr>
+      </w:pPr>
+      <w:r>
+        <w:rPr>
+          <w:rtl w:val="0"/>
+        </w:rPr>
+      </w:r>
+    </w:p>
+    <w:p>
+      <w:pPr>
+        <w:rPr>
+          <w:b w:val="1"/>
+          <w:bCs w:val="1"/>
+        </w:rPr>
+      </w:pPr>
+      <w:r>
+        <w:rPr>
+          <w:b w:val="1"/>
+          <w:bCs w:val="1"/>
+          <w:rtl w:val="0"/>
+        </w:rPr>
+        <w:t xml:space="preserve">Step one</w:t>
+      </w:r>
+    </w:p>
+    <w:p>
+      <w:pPr>
+        <w:rPr>
+          <w:b w:val="1"/>
+          <w:bCs w:val="1"/>
+        </w:rPr>
+      </w:pPr>
+      <w:r>
+        <w:rPr>
+          <w:rtl w:val="0"/>
+        </w:rPr>
+      </w:r>
+    </w:p>
+    <w:p>
+      <w:pPr>
+        <w:rPr/>
+      </w:pPr>
+      <w:r>
+        <w:rPr>
+          <w:rtl w:val="0"/>
+        </w:rPr>
+        <w:t xml:space="preserve">What we know:</w:t>
+      </w:r>
+    </w:p>
+    <w:p>
+      <w:pPr>
+        <w:rPr/>
+      </w:pPr>
+      <w:r>
+        <w:rPr>
+          <w:rtl w:val="0"/>
+        </w:rPr>
+      </w:r>
+    </w:p>
+    <w:p>
+      <w:pPr>
+        <w:numPr>
+          <w:ilvl w:val="0"/>
+          <w:numId w:val="2"/>
+        </w:numPr>
+        <w:ind w:left="720" w:hanging="360"/>
+        <w:rPr>
+          <w:b w:val="1"/>
+          <w:bCs w:val="1"/>
+          <w:color w:val="6aa84f"/>
+        </w:rPr>
+      </w:pPr>
+      <w:r>
+        <w:rPr>
+          <w:b w:val="1"/>
+          <w:bCs w:val="1"/>
+          <w:color w:val="6aa84f"/>
+          <w:rtl w:val="0"/>
+        </w:rPr>
+        <w:t xml:space="preserve">100 volts</w:t>
+      </w:r>
+    </w:p>
+    <w:p>
+      <w:pPr>
+        <w:numPr>
+          <w:ilvl w:val="0"/>
+          <w:numId w:val="2"/>
+        </w:numPr>
+        <w:ind w:left="720" w:hanging="360"/>
+      </w:pPr>
+      <w:r>
+        <w:rPr>
+          <w:rtl w:val="0"/>
+        </w:rPr>
+        <w:t xml:space="preserve">25 Hertz Hz</w:t>
+      </w:r>
+    </w:p>
+    <w:p>
+      <w:pPr>
+        <w:numPr>
+          <w:ilvl w:val="0"/>
+          <w:numId w:val="2"/>
+        </w:numPr>
+        <w:ind w:left="720" w:hanging="360"/>
+        <w:rPr>
+          <w:b w:val="1"/>
+          <w:bCs w:val="1"/>
+          <w:color w:val="1155cc"/>
+        </w:rPr>
+      </w:pPr>
+      <w:r>
+        <w:rPr>
+          <w:b w:val="1"/>
+          <w:bCs w:val="1"/>
+          <w:color w:val="1155cc"/>
+          <w:rtl w:val="0"/>
+        </w:rPr>
+        <w:t xml:space="preserve">4.0 Amps</w:t>
+      </w:r>
+    </w:p>
+    <w:p>
+      <w:pPr>
+        <w:rPr/>
+      </w:pPr>
+      <w:r>
+        <w:rPr>
+          <w:rtl w:val="0"/>
+        </w:rPr>
+      </w:r>
+    </w:p>
+    <w:p>
+      <w:pPr>
+        <w:rPr/>
+      </w:pPr>
+      <w:r>
+        <w:rPr>
+          <w:rtl w:val="0"/>
+        </w:rPr>
+      </w:r>
+    </w:p>
+    <w:p>
+      <w:pPr>
+        <w:rPr/>
+      </w:pPr>
+      <w:r>
+        <w:rPr>
+          <w:rtl w:val="0"/>
+        </w:rPr>
+        <w:t xml:space="preserve">XL = </w:t>
+      </w:r>
+      <w:r>
+        <w:rPr>
+          <w:b w:val="1"/>
+          <w:bCs w:val="1"/>
+          <w:color w:val="e69138"/>
+          <w:rtl w:val="0"/>
+        </w:rPr>
+        <w:t xml:space="preserve">2</w:t>
+      </w:r>
+      <w:r>
+        <w:rPr>
+          <w:b w:val="1"/>
+          <w:bCs w:val="1"/>
+          <w:rtl w:val="0"/>
+        </w:rPr>
+        <w:t xml:space="preserve"> X</w:t>
+      </w:r>
+      <w:r>
+        <w:rPr>
+          <w:rtl w:val="0"/>
+        </w:rPr>
+        <w:t xml:space="preserve"> </w:t>
+      </w:r>
+      <w:r>
+        <w:rPr>
+          <w:b w:val="1"/>
+          <w:bCs w:val="1"/>
+          <w:color w:val="0000ff"/>
+          <w:rtl w:val="0"/>
+        </w:rPr>
+        <w:t xml:space="preserve">π </w:t>
+      </w:r>
+      <w:r>
+        <w:rPr>
+          <w:b w:val="1"/>
+          <w:bCs w:val="1"/>
+          <w:rtl w:val="0"/>
+        </w:rPr>
+        <w:t xml:space="preserve">X</w:t>
+      </w:r>
+      <w:r>
+        <w:rPr>
+          <w:rtl w:val="0"/>
+        </w:rPr>
+        <w:t xml:space="preserve"> </w:t>
+      </w:r>
+      <w:r>
+        <w:rPr>
+          <w:b w:val="1"/>
+          <w:bCs w:val="1"/>
+          <w:color w:val="cc0000"/>
+          <w:rtl w:val="0"/>
+        </w:rPr>
+        <w:t xml:space="preserve">F</w:t>
+      </w:r>
+      <w:r>
+        <w:rPr>
+          <w:rtl w:val="0"/>
+        </w:rPr>
+        <w:t xml:space="preserve"> </w:t>
+      </w:r>
+      <w:r>
+        <w:rPr>
+          <w:b w:val="1"/>
+          <w:bCs w:val="1"/>
+          <w:rtl w:val="0"/>
+        </w:rPr>
+        <w:t xml:space="preserve">X</w:t>
+      </w:r>
+      <w:r>
+        <w:rPr>
+          <w:rtl w:val="0"/>
+        </w:rPr>
+        <w:t xml:space="preserve"> </w:t>
+      </w:r>
+      <w:r>
+        <w:rPr>
+          <w:b w:val="1"/>
+          <w:bCs w:val="1"/>
+          <w:color w:val="6aa84f"/>
+          <w:rtl w:val="0"/>
+        </w:rPr>
+        <w:t xml:space="preserve">L</w:t>
+      </w:r>
+      <w:r>
+        <w:rPr>
+          <w:rtl w:val="0"/>
+        </w:rPr>
+        <w:t xml:space="preserve"> (</w:t>
+      </w:r>
+      <w:r>
+        <w:rPr>
+          <w:b w:val="1"/>
+          <w:bCs w:val="1"/>
+          <w:color w:val="cc0000"/>
+          <w:rtl w:val="0"/>
+        </w:rPr>
+        <w:t xml:space="preserve">Frequency Hz</w:t>
+      </w:r>
+      <w:r>
+        <w:rPr>
+          <w:rtl w:val="0"/>
+        </w:rPr>
+        <w:t xml:space="preserve">, </w:t>
+      </w:r>
+      <w:r>
+        <w:rPr>
+          <w:b w:val="1"/>
+          <w:bCs w:val="1"/>
+          <w:color w:val="6aa84f"/>
+          <w:rtl w:val="0"/>
+        </w:rPr>
+        <w:t xml:space="preserve">Henry H or millihenry mH</w:t>
+      </w:r>
+      <w:r>
+        <w:rPr>
+          <w:rtl w:val="0"/>
+        </w:rPr>
+        <w:t xml:space="preserve">)</w:t>
+      </w:r>
+    </w:p>
+    <w:p>
+      <w:pPr>
+        <w:rPr/>
+      </w:pPr>
+      <w:r>
+        <w:rPr>
+          <w:rtl w:val="0"/>
+        </w:rPr>
+      </w:r>
+    </w:p>
+    <w:p>
+      <w:pPr>
+        <w:rPr>
+          <w:b w:val="1"/>
+          <w:bCs w:val="1"/>
+          <w:color w:val="6aa84f"/>
+        </w:rPr>
+      </w:pPr>
+      <w:r>
+        <w:rPr>
+          <w:rtl w:val="0"/>
+        </w:rPr>
+        <w:t xml:space="preserve">XL =</w:t>
+      </w:r>
+      <w:r>
+        <w:rPr>
+          <w:b w:val="1"/>
+          <w:bCs w:val="1"/>
+          <w:color w:val="ff9900"/>
+          <w:rtl w:val="0"/>
+        </w:rPr>
+        <w:t xml:space="preserve"> </w:t>
+      </w:r>
+      <w:r>
+        <w:rPr>
+          <w:b w:val="1"/>
+          <w:bCs w:val="1"/>
+          <w:color w:val="ff9900"/>
+          <w:rtl w:val="0"/>
+        </w:rPr>
+        <w:t xml:space="preserve">2</w:t>
+      </w:r>
+      <w:r>
+        <w:rPr>
+          <w:b w:val="1"/>
+          <w:bCs w:val="1"/>
+          <w:rtl w:val="0"/>
+        </w:rPr>
+        <w:t xml:space="preserve"> X </w:t>
+      </w:r>
+      <w:r>
+        <w:rPr>
+          <w:b w:val="1"/>
+          <w:bCs w:val="1"/>
+          <w:color w:val="0000ff"/>
+          <w:rtl w:val="0"/>
+        </w:rPr>
+        <w:t xml:space="preserve">3.14 </w:t>
+      </w:r>
+      <w:r>
+        <w:rPr>
+          <w:b w:val="1"/>
+          <w:bCs w:val="1"/>
+          <w:rtl w:val="0"/>
+        </w:rPr>
+        <w:t xml:space="preserve">X </w:t>
+      </w:r>
+      <w:r>
+        <w:rPr>
+          <w:b w:val="1"/>
+          <w:bCs w:val="1"/>
+          <w:color w:val="cc0000"/>
+          <w:rtl w:val="0"/>
+        </w:rPr>
+        <w:t xml:space="preserve">25 Hz</w:t>
+      </w:r>
+      <w:r>
+        <w:rPr>
+          <w:b w:val="1"/>
+          <w:bCs w:val="1"/>
+          <w:rtl w:val="0"/>
+        </w:rPr>
+        <w:t xml:space="preserve"> X </w:t>
+      </w:r>
+      <w:r>
+        <w:rPr>
+          <w:b w:val="1"/>
+          <w:bCs w:val="1"/>
+          <w:color w:val="6aa84f"/>
+          <w:rtl w:val="0"/>
+        </w:rPr>
+        <w:t xml:space="preserve">?</w:t>
+      </w:r>
+    </w:p>
+    <w:p>
+      <w:pPr>
+        <w:rPr>
+          <w:b w:val="1"/>
+          <w:bCs w:val="1"/>
+          <w:color w:val="6aa84f"/>
+        </w:rPr>
+      </w:pPr>
+      <w:r>
+        <w:rPr>
+          <w:rtl w:val="0"/>
+        </w:rPr>
+      </w:r>
+    </w:p>
+    <w:p>
+      <w:pPr>
+        <w:rPr>
+          <w:b w:val="1"/>
+          <w:bCs w:val="1"/>
+          <w:color w:val="6aa84f"/>
+        </w:rPr>
+      </w:pPr>
+      <w:r>
+        <w:rPr>
+          <w:b w:val="1"/>
+          <w:bCs w:val="1"/>
+          <w:color w:val="6aa84f"/>
+        </w:rPr>
+        <w:drawing>
+          <wp:inline distB="114300" distT="114300" distL="114300" distR="114300">
+            <wp:extent cx="3197554" cy="2043113"/>
+            <wp:effectExtent b="25400" l="25400" r="25400" t="25400"/>
+            <wp:docPr id="33" name="image30.png"/>
+            <a:graphic>
+              <a:graphicData uri="http://schemas.openxmlformats.org/drawingml/2006/picture">
+                <pic:pic>
+                  <pic:nvPicPr>
+                    <pic:cNvPr id="0" name="image30.png"/>
+                    <pic:cNvPicPr preferRelativeResize="0"/>
+                  </pic:nvPicPr>
+                  <pic:blipFill>
+                    <a:blip r:embed="rId34"/>
+                    <a:srcRect b="0" l="0" r="0" t="0"/>
+                    <a:stretch>
+                      <a:fillRect/>
+                    </a:stretch>
+                  </pic:blipFill>
+                  <pic:spPr>
+                    <a:xfrm>
+                      <a:off x="0" y="0"/>
+                      <a:ext cx="3197554" cy="2043113"/>
+                    </a:xfrm>
+                    <a:prstGeom prst="rect"/>
+                    <a:ln w="25400">
+                      <a:solidFill>
+                        <a:srgbClr val="434343"/>
+                      </a:solidFill>
+                      <a:prstDash val="solid"/>
+                    </a:ln>
+                  </pic:spPr>
+                </pic:pic>
+              </a:graphicData>
+            </a:graphic>
+          </wp:inline>
+        </w:drawing>
+      </w:r>
+      <w:r>
+        <w:rPr>
+          <w:rtl w:val="0"/>
+        </w:rPr>
+      </w:r>
+    </w:p>
+    <w:p>
+      <w:pPr>
+        <w:rPr>
+          <w:b w:val="1"/>
+          <w:bCs w:val="1"/>
+          <w:color w:val="6aa84f"/>
+        </w:rPr>
+      </w:pPr>
+      <w:r>
+        <w:rPr>
+          <w:rtl w:val="0"/>
+        </w:rPr>
+      </w:r>
+    </w:p>
+    <w:p>
+      <w:pPr>
+        <w:rPr>
+          <w:b w:val="1"/>
+          <w:bCs w:val="1"/>
+        </w:rPr>
+      </w:pPr>
+      <w:r>
+        <w:rPr>
+          <w:b w:val="1"/>
+          <w:bCs w:val="1"/>
+          <w:rtl w:val="0"/>
+        </w:rPr>
+        <w:t xml:space="preserve">Step two</w:t>
+      </w:r>
+    </w:p>
+    <w:p>
+      <w:pPr>
+        <w:rPr>
+          <w:b w:val="1"/>
+          <w:bCs w:val="1"/>
+          <w:color w:val="6aa84f"/>
+        </w:rPr>
+      </w:pPr>
+      <w:r>
+        <w:rPr>
+          <w:rtl w:val="0"/>
+        </w:rPr>
+      </w:r>
+    </w:p>
+    <w:p>
+      <w:pPr>
+        <w:rPr>
+          <w:b w:val="1"/>
+          <w:bCs w:val="1"/>
+          <w:color w:val="6aa84f"/>
+        </w:rPr>
+      </w:pPr>
+      <w:r>
+        <w:rPr>
+          <w:b w:val="1"/>
+          <w:bCs w:val="1"/>
+          <w:color w:val="6aa84f"/>
+        </w:rPr>
+        <w:drawing>
+          <wp:inline distB="114300" distT="114300" distL="114300" distR="114300">
+            <wp:extent cx="3393474" cy="2390088"/>
+            <wp:effectExtent b="25400" l="25400" r="25400" t="25400"/>
+            <wp:docPr id="7" name="image19.png"/>
+            <a:graphic>
+              <a:graphicData uri="http://schemas.openxmlformats.org/drawingml/2006/picture">
+                <pic:pic>
+                  <pic:nvPicPr>
+                    <pic:cNvPr id="0" name="image19.png"/>
+                    <pic:cNvPicPr preferRelativeResize="0"/>
+                  </pic:nvPicPr>
+                  <pic:blipFill>
+                    <a:blip r:embed="rId35"/>
+                    <a:srcRect b="0" l="0" r="0" t="0"/>
+                    <a:stretch>
+                      <a:fillRect/>
+                    </a:stretch>
+                  </pic:blipFill>
+                  <pic:spPr>
+                    <a:xfrm>
+                      <a:off x="0" y="0"/>
+                      <a:ext cx="3393474" cy="2390088"/>
+                    </a:xfrm>
+                    <a:prstGeom prst="rect"/>
+                    <a:ln w="25400">
+                      <a:solidFill>
+                        <a:srgbClr val="000000"/>
+                      </a:solidFill>
+                      <a:prstDash val="solid"/>
+                    </a:ln>
+                  </pic:spPr>
+                </pic:pic>
+              </a:graphicData>
+            </a:graphic>
+          </wp:inline>
+        </w:drawing>
+      </w:r>
+      <w:r>
+        <w:rPr>
+          <w:rtl w:val="0"/>
+        </w:rPr>
+      </w:r>
+    </w:p>
+    <w:p>
+      <w:pPr>
+        <w:rPr>
+          <w:b w:val="1"/>
+          <w:bCs w:val="1"/>
+          <w:color w:val="6aa84f"/>
+        </w:rPr>
+      </w:pPr>
+      <w:r>
+        <w:rPr>
+          <w:rtl w:val="0"/>
+        </w:rPr>
+      </w:r>
+    </w:p>
+    <w:p>
+      <w:pPr>
+        <w:rPr>
+          <w:b w:val="1"/>
+          <w:bCs w:val="1"/>
+          <w:color w:val="ff0000"/>
+        </w:rPr>
+      </w:pPr>
+      <w:r>
+        <w:rPr>
+          <w:b w:val="1"/>
+          <w:bCs w:val="1"/>
+          <w:color w:val="6aa84f"/>
+          <w:rtl w:val="0"/>
+        </w:rPr>
+        <w:t xml:space="preserve">100 </w:t>
+      </w:r>
+      <w:r>
+        <w:rPr>
+          <w:b w:val="1"/>
+          <w:bCs w:val="1"/>
+          <w:rtl w:val="0"/>
+        </w:rPr>
+        <w:t xml:space="preserve">/ </w:t>
+      </w:r>
+      <w:r>
+        <w:rPr>
+          <w:b w:val="1"/>
+          <w:bCs w:val="1"/>
+          <w:color w:val="1155cc"/>
+          <w:rtl w:val="0"/>
+        </w:rPr>
+        <w:t xml:space="preserve">4.0 </w:t>
+      </w:r>
+      <w:r>
+        <w:rPr>
+          <w:b w:val="1"/>
+          <w:bCs w:val="1"/>
+          <w:rtl w:val="0"/>
+        </w:rPr>
+        <w:t xml:space="preserve">= </w:t>
+      </w:r>
+      <w:r>
+        <w:rPr>
+          <w:b w:val="1"/>
+          <w:bCs w:val="1"/>
+          <w:color w:val="ff0000"/>
+          <w:rtl w:val="0"/>
+        </w:rPr>
+        <w:t xml:space="preserve">25</w:t>
+      </w:r>
+    </w:p>
+    <w:p>
+      <w:pPr>
+        <w:rPr>
+          <w:b w:val="1"/>
+          <w:bCs w:val="1"/>
+          <w:color w:val="6aa84f"/>
+        </w:rPr>
+      </w:pPr>
+      <w:r>
+        <w:rPr>
+          <w:rtl w:val="0"/>
+        </w:rPr>
+      </w:r>
+    </w:p>
+    <w:p>
+      <w:pPr>
+        <w:rPr>
+          <w:b w:val="1"/>
+          <w:bCs w:val="1"/>
+        </w:rPr>
+      </w:pPr>
+      <w:r>
+        <w:rPr>
+          <w:b w:val="1"/>
+          <w:bCs w:val="1"/>
+          <w:rtl w:val="0"/>
+        </w:rPr>
+        <w:t xml:space="preserve">Step three</w:t>
+      </w:r>
+    </w:p>
+    <w:p>
+      <w:pPr>
+        <w:rPr>
+          <w:b w:val="1"/>
+          <w:bCs w:val="1"/>
+        </w:rPr>
+      </w:pPr>
+      <w:r>
+        <w:rPr>
+          <w:rtl w:val="0"/>
+        </w:rPr>
+      </w:r>
+    </w:p>
+    <w:p>
+      <w:pPr>
+        <w:rPr>
+          <w:b w:val="1"/>
+          <w:bCs w:val="1"/>
+        </w:rPr>
+      </w:pPr>
+      <w:r>
+        <w:rPr>
+          <w:b w:val="1"/>
+          <w:bCs w:val="1"/>
+        </w:rPr>
+        <w:drawing>
+          <wp:inline distB="114300" distT="114300" distL="114300" distR="114300">
+            <wp:extent cx="2614057" cy="1801149"/>
+            <wp:effectExtent b="25400" l="25400" r="25400" t="25400"/>
+            <wp:docPr id="5" name="image13.png"/>
+            <a:graphic>
+              <a:graphicData uri="http://schemas.openxmlformats.org/drawingml/2006/picture">
+                <pic:pic>
+                  <pic:nvPicPr>
+                    <pic:cNvPr id="0" name="image13.png"/>
+                    <pic:cNvPicPr preferRelativeResize="0"/>
+                  </pic:nvPicPr>
+                  <pic:blipFill>
+                    <a:blip r:embed="rId36"/>
+                    <a:srcRect b="0" l="0" r="0" t="0"/>
+                    <a:stretch>
+                      <a:fillRect/>
+                    </a:stretch>
+                  </pic:blipFill>
+                  <pic:spPr>
+                    <a:xfrm>
+                      <a:off x="0" y="0"/>
+                      <a:ext cx="2614057" cy="1801149"/>
+                    </a:xfrm>
+                    <a:prstGeom prst="rect"/>
+                    <a:ln w="25400">
+                      <a:solidFill>
+                        <a:srgbClr val="000000"/>
+                      </a:solidFill>
+                      <a:prstDash val="solid"/>
+                    </a:ln>
+                  </pic:spPr>
+                </pic:pic>
+              </a:graphicData>
+            </a:graphic>
+          </wp:inline>
+        </w:drawing>
+      </w:r>
+      <w:r>
+        <w:rPr>
+          <w:rtl w:val="0"/>
+        </w:rPr>
+      </w:r>
+    </w:p>
+    <w:p>
+      <w:pPr>
+        <w:rPr>
+          <w:b w:val="1"/>
+          <w:bCs w:val="1"/>
+        </w:rPr>
+      </w:pPr>
+      <w:r>
+        <w:rPr>
+          <w:rtl w:val="0"/>
+        </w:rPr>
+      </w:r>
+    </w:p>
+    <w:p>
+      <w:pPr>
+        <w:rPr>
+          <w:b w:val="1"/>
+          <w:bCs w:val="1"/>
+        </w:rPr>
+      </w:pPr>
+      <w:r>
+        <w:rPr>
+          <w:b w:val="1"/>
+          <w:bCs w:val="1"/>
+          <w:rtl w:val="0"/>
+        </w:rPr>
+        <w:t xml:space="preserve">Step four</w:t>
+      </w:r>
+    </w:p>
+    <w:p>
+      <w:pPr>
+        <w:rPr>
+          <w:b w:val="1"/>
+          <w:bCs w:val="1"/>
+        </w:rPr>
+      </w:pPr>
+      <w:r>
+        <w:rPr>
+          <w:rtl w:val="0"/>
+        </w:rPr>
+      </w:r>
+    </w:p>
+    <w:p>
+      <w:pPr>
+        <w:rPr>
+          <w:b w:val="1"/>
+          <w:bCs w:val="1"/>
+        </w:rPr>
+      </w:pPr>
+      <w:r>
+        <w:rPr>
+          <w:b w:val="1"/>
+          <w:bCs w:val="1"/>
+        </w:rPr>
+        <w:drawing>
+          <wp:inline distB="114300" distT="114300" distL="114300" distR="114300">
+            <wp:extent cx="3590925" cy="857250"/>
+            <wp:effectExtent b="25400" l="25400" r="25400" t="25400"/>
+            <wp:docPr id="9" name="image7.png"/>
+            <a:graphic>
+              <a:graphicData uri="http://schemas.openxmlformats.org/drawingml/2006/picture">
+                <pic:pic>
+                  <pic:nvPicPr>
+                    <pic:cNvPr id="0" name="image7.png"/>
+                    <pic:cNvPicPr preferRelativeResize="0"/>
+                  </pic:nvPicPr>
+                  <pic:blipFill>
+                    <a:blip r:embed="rId37"/>
+                    <a:srcRect b="0" l="0" r="0" t="0"/>
+                    <a:stretch>
+                      <a:fillRect/>
+                    </a:stretch>
+                  </pic:blipFill>
+                  <pic:spPr>
+                    <a:xfrm>
+                      <a:off x="0" y="0"/>
+                      <a:ext cx="3590925" cy="857250"/>
+                    </a:xfrm>
+                    <a:prstGeom prst="rect"/>
+                    <a:ln w="25400">
+                      <a:solidFill>
+                        <a:srgbClr val="000000"/>
+                      </a:solidFill>
+                      <a:prstDash val="solid"/>
+                    </a:ln>
+                  </pic:spPr>
+                </pic:pic>
+              </a:graphicData>
+            </a:graphic>
+          </wp:inline>
+        </w:drawing>
+      </w:r>
+      <w:r>
+        <w:rPr>
+          <w:rtl w:val="0"/>
+        </w:rPr>
+      </w:r>
+    </w:p>
+    <w:p>
+      <w:pPr>
+        <w:rPr>
+          <w:b w:val="1"/>
+          <w:bCs w:val="1"/>
+        </w:rPr>
+      </w:pPr>
+      <w:r>
+        <w:rPr>
+          <w:rtl w:val="0"/>
+        </w:rPr>
+      </w:r>
+    </w:p>
+    <w:p>
+      <w:pPr>
+        <w:rPr>
+          <w:b w:val="1"/>
+          <w:bCs w:val="1"/>
+        </w:rPr>
+      </w:pPr>
+      <w:r>
+        <w:rPr>
+          <w:b w:val="1"/>
+          <w:bCs w:val="1"/>
+          <w:rtl w:val="0"/>
+        </w:rPr>
+        <w:t xml:space="preserve">Step five</w:t>
+      </w:r>
+    </w:p>
+    <w:p>
+      <w:pPr>
+        <w:rPr>
+          <w:b w:val="1"/>
+          <w:bCs w:val="1"/>
+        </w:rPr>
+      </w:pPr>
+      <w:r>
+        <w:rPr>
+          <w:rtl w:val="0"/>
+        </w:rPr>
+      </w:r>
+    </w:p>
+    <w:p>
+      <w:pPr>
+        <w:rPr>
+          <w:b w:val="1"/>
+          <w:bCs w:val="1"/>
+        </w:rPr>
+      </w:pPr>
+      <w:r>
+        <w:rPr>
+          <w:b w:val="1"/>
+          <w:bCs w:val="1"/>
+        </w:rPr>
+        <w:drawing>
+          <wp:inline distB="114300" distT="114300" distL="114300" distR="114300">
+            <wp:extent cx="3333750" cy="723900"/>
+            <wp:effectExtent b="25400" l="25400" r="25400" t="25400"/>
+            <wp:docPr id="32" name="image24.png"/>
+            <a:graphic>
+              <a:graphicData uri="http://schemas.openxmlformats.org/drawingml/2006/picture">
+                <pic:pic>
+                  <pic:nvPicPr>
+                    <pic:cNvPr id="0" name="image24.png"/>
+                    <pic:cNvPicPr preferRelativeResize="0"/>
+                  </pic:nvPicPr>
+                  <pic:blipFill>
+                    <a:blip r:embed="rId38"/>
+                    <a:srcRect b="0" l="0" r="0" t="0"/>
+                    <a:stretch>
+                      <a:fillRect/>
+                    </a:stretch>
+                  </pic:blipFill>
+                  <pic:spPr>
+                    <a:xfrm>
+                      <a:off x="0" y="0"/>
+                      <a:ext cx="3333750" cy="723900"/>
+                    </a:xfrm>
+                    <a:prstGeom prst="rect"/>
+                    <a:ln w="25400">
+                      <a:solidFill>
+                        <a:srgbClr val="000000"/>
+                      </a:solidFill>
+                      <a:prstDash val="solid"/>
+                    </a:ln>
+                  </pic:spPr>
+                </pic:pic>
+              </a:graphicData>
+            </a:graphic>
+          </wp:inline>
+        </w:drawing>
+      </w:r>
+      <w:r>
+        <w:rPr>
+          <w:rtl w:val="0"/>
+        </w:rPr>
+      </w:r>
+    </w:p>
+    <w:p>
+      <w:pPr>
+        <w:rPr>
+          <w:b w:val="1"/>
+          <w:bCs w:val="1"/>
+        </w:rPr>
+      </w:pPr>
+      <w:r>
+        <w:rPr>
+          <w:rtl w:val="0"/>
+        </w:rPr>
+      </w:r>
+    </w:p>
+    <w:p>
+      <w:pPr>
+        <w:rPr>
+          <w:b w:val="1"/>
+          <w:bCs w:val="1"/>
+        </w:rPr>
+      </w:pPr>
+      <w:r>
+        <w:rPr>
+          <w:rtl w:val="0"/>
+        </w:rPr>
+      </w:r>
+    </w:p>
+    <w:p>
+      <w:pPr>
+        <w:rPr>
+          <w:b w:val="1"/>
+          <w:bCs w:val="1"/>
+        </w:rPr>
+      </w:pPr>
+      <w:r>
+        <w:rPr>
+          <w:rtl w:val="0"/>
+        </w:rPr>
+      </w:r>
+    </w:p>
+    <w:p>
+      <w:pPr>
+        <w:rPr>
+          <w:b w:val="1"/>
+          <w:bCs w:val="1"/>
+        </w:rPr>
+      </w:pPr>
+      <w:r>
+        <w:rPr>
+          <w:b w:val="1"/>
+          <w:bCs w:val="1"/>
+          <w:rtl w:val="0"/>
+        </w:rPr>
+        <w:t xml:space="preserve">Step six</w:t>
+      </w:r>
+    </w:p>
+    <w:p>
+      <w:pPr>
+        <w:rPr>
+          <w:b w:val="1"/>
+          <w:bCs w:val="1"/>
+        </w:rPr>
+      </w:pPr>
+      <w:r>
+        <w:rPr>
+          <w:rtl w:val="0"/>
+        </w:rPr>
+      </w:r>
+    </w:p>
+    <w:p>
+      <w:pPr>
+        <w:rPr>
+          <w:b w:val="1"/>
+          <w:bCs w:val="1"/>
+        </w:rPr>
+      </w:pPr>
+      <w:r>
+        <w:rPr>
+          <w:b w:val="1"/>
+          <w:bCs w:val="1"/>
+        </w:rPr>
+        <w:drawing>
+          <wp:inline distB="114300" distT="114300" distL="114300" distR="114300">
+            <wp:extent cx="1609725" cy="714375"/>
+            <wp:effectExtent b="25400" l="25400" r="25400" t="25400"/>
+            <wp:docPr id="2" name="image17.png"/>
+            <a:graphic>
+              <a:graphicData uri="http://schemas.openxmlformats.org/drawingml/2006/picture">
+                <pic:pic>
+                  <pic:nvPicPr>
+                    <pic:cNvPr id="0" name="image17.png"/>
+                    <pic:cNvPicPr preferRelativeResize="0"/>
+                  </pic:nvPicPr>
+                  <pic:blipFill>
+                    <a:blip r:embed="rId39"/>
+                    <a:srcRect b="0" l="0" r="0" t="0"/>
+                    <a:stretch>
+                      <a:fillRect/>
+                    </a:stretch>
+                  </pic:blipFill>
+                  <pic:spPr>
+                    <a:xfrm>
+                      <a:off x="0" y="0"/>
+                      <a:ext cx="1609725" cy="714375"/>
+                    </a:xfrm>
+                    <a:prstGeom prst="rect"/>
+                    <a:ln w="25400">
+                      <a:solidFill>
+                        <a:srgbClr val="000000"/>
+                      </a:solidFill>
+                      <a:prstDash val="solid"/>
+                    </a:ln>
+                  </pic:spPr>
+                </pic:pic>
+              </a:graphicData>
+            </a:graphic>
+          </wp:inline>
+        </w:drawing>
+      </w:r>
+      <w:r>
+        <w:rPr>
+          <w:rtl w:val="0"/>
+        </w:rPr>
+      </w:r>
+    </w:p>
+    <w:p>
+      <w:pPr>
+        <w:rPr>
+          <w:b w:val="1"/>
+          <w:bCs w:val="1"/>
+        </w:rPr>
+      </w:pPr>
+      <w:r>
+        <w:rPr>
+          <w:rtl w:val="0"/>
+        </w:rPr>
+      </w:r>
+    </w:p>
+    <w:p>
+      <w:pPr>
+        <w:rPr>
+          <w:b w:val="1"/>
+          <w:bCs w:val="1"/>
+        </w:rPr>
+      </w:pPr>
+      <w:r>
+        <w:rPr>
+          <w:rtl w:val="0"/>
+        </w:rPr>
+      </w:r>
+    </w:p>
+    <w:p>
+      <w:pPr>
+        <w:rPr>
+          <w:b w:val="1"/>
+          <w:bCs w:val="1"/>
+        </w:rPr>
+      </w:pPr>
+      <w:r>
+        <w:rPr>
+          <w:b w:val="1"/>
+          <w:bCs w:val="1"/>
+        </w:rPr>
+        <w:drawing>
+          <wp:inline distB="114300" distT="114300" distL="114300" distR="114300">
+            <wp:extent cx="5731200" cy="2044700"/>
+            <wp:effectExtent b="25400" l="25400" r="25400" t="25400"/>
+            <wp:docPr id="31" name="image22.png"/>
+            <a:graphic>
+              <a:graphicData uri="http://schemas.openxmlformats.org/drawingml/2006/picture">
+                <pic:pic>
+                  <pic:nvPicPr>
+                    <pic:cNvPr id="0" name="image22.png"/>
+                    <pic:cNvPicPr preferRelativeResize="0"/>
+                  </pic:nvPicPr>
+                  <pic:blipFill>
+                    <a:blip r:embed="rId40"/>
+                    <a:srcRect b="0" l="0" r="0" t="0"/>
+                    <a:stretch>
+                      <a:fillRect/>
+                    </a:stretch>
+                  </pic:blipFill>
+                  <pic:spPr>
+                    <a:xfrm>
+                      <a:off x="0" y="0"/>
+                      <a:ext cx="5731200" cy="2044700"/>
+                    </a:xfrm>
+                    <a:prstGeom prst="rect"/>
+                    <a:ln w="25400">
+                      <a:solidFill>
+                        <a:srgbClr val="000000"/>
+                      </a:solidFill>
+                      <a:prstDash val="solid"/>
+                    </a:ln>
+                  </pic:spPr>
+                </pic:pic>
+              </a:graphicData>
+            </a:graphic>
+          </wp:inline>
+        </w:drawing>
+      </w:r>
       <w:r>
         <w:rPr>
           <w:rtl w:val="0"/>
@@ -1650,7 +7483,7 @@
       </w:r>
     </w:p>
     <w:sectPr>
-      <w:headerReference r:id="rId15" w:type="default"/>
+      <w:headerReference r:id="rId41" w:type="default"/>
       <w:pgSz w:h="16834" w:w="11909" w:orient="portrait"/>
       <w:pgMar w:bottom="1440" w:top="1440" w:left="1440" w:right="1440" w:header="720" w:footer="720"/>
       <w:pgNumType w:start="1"/>
@@ -1687,7 +7520,234 @@
 </file>
 
 <file path=word/numbering.xml><?xml version="1.0" encoding="utf-8"?>
-<w:numbering xmlns:mc="http://schemas.openxmlformats.org/markup-compatibility/2006" xmlns:o="urn:schemas-microsoft-com:office:office" xmlns:r="http://schemas.openxmlformats.org/officeDocument/2006/relationships" xmlns:m="http://schemas.openxmlformats.org/officeDocument/2006/math" xmlns:v="urn:schemas-microsoft-com:vml" xmlns:wp="http://schemas.openxmlformats.org/drawingml/2006/wordprocessingDrawing" xmlns:w10="urn:schemas-microsoft-com:office:word" xmlns:w="http://schemas.openxmlformats.org/wordprocessingml/2006/main" xmlns:wne="http://schemas.microsoft.com/office/word/2006/wordml" xmlns:sl="http://schemas.openxmlformats.org/schemaLibrary/2006/main" xmlns:a="http://schemas.openxmlformats.org/drawingml/2006/main" xmlns:pic="http://schemas.openxmlformats.org/drawingml/2006/picture" xmlns:c="http://schemas.openxmlformats.org/drawingml/2006/chart" xmlns:lc="http://schemas.openxmlformats.org/drawingml/2006/lockedCanvas" xmlns:dgm="http://schemas.openxmlformats.org/drawingml/2006/diagram" xmlns:wps="http://schemas.microsoft.com/office/word/2010/wordprocessingShape" xmlns:wpg="http://schemas.microsoft.com/office/word/2010/wordprocessingGroup" xmlns:w14="http://schemas.microsoft.com/office/word/2010/wordml" xmlns:w15="http://schemas.microsoft.com/office/word/2012/wordml" xmlns:w16="http://schemas.microsoft.com/office/word/2018/wordml" xmlns:w16cex="http://schemas.microsoft.com/office/word/2018/wordml/cex" xmlns:w16cid="http://schemas.microsoft.com/office/word/2016/wordml/cid" xmlns="http://schemas.microsoft.com/office/tasks/2019/documenttasks" xmlns:cr="http://schemas.microsoft.com/office/comments/2020/reactions"/>
+<w:numbering xmlns:mc="http://schemas.openxmlformats.org/markup-compatibility/2006" xmlns:o="urn:schemas-microsoft-com:office:office" xmlns:r="http://schemas.openxmlformats.org/officeDocument/2006/relationships" xmlns:m="http://schemas.openxmlformats.org/officeDocument/2006/math" xmlns:v="urn:schemas-microsoft-com:vml" xmlns:wp="http://schemas.openxmlformats.org/drawingml/2006/wordprocessingDrawing" xmlns:w10="urn:schemas-microsoft-com:office:word" xmlns:w="http://schemas.openxmlformats.org/wordprocessingml/2006/main" xmlns:wne="http://schemas.microsoft.com/office/word/2006/wordml" xmlns:sl="http://schemas.openxmlformats.org/schemaLibrary/2006/main" xmlns:a="http://schemas.openxmlformats.org/drawingml/2006/main" xmlns:pic="http://schemas.openxmlformats.org/drawingml/2006/picture" xmlns:c="http://schemas.openxmlformats.org/drawingml/2006/chart" xmlns:lc="http://schemas.openxmlformats.org/drawingml/2006/lockedCanvas" xmlns:dgm="http://schemas.openxmlformats.org/drawingml/2006/diagram" xmlns:wps="http://schemas.microsoft.com/office/word/2010/wordprocessingShape" xmlns:wpg="http://schemas.microsoft.com/office/word/2010/wordprocessingGroup" xmlns:w14="http://schemas.microsoft.com/office/word/2010/wordml" xmlns:w15="http://schemas.microsoft.com/office/word/2012/wordml" xmlns:w16="http://schemas.microsoft.com/office/word/2018/wordml" xmlns:w16cex="http://schemas.microsoft.com/office/word/2018/wordml/cex" xmlns:w16cid="http://schemas.microsoft.com/office/word/2016/wordml/cid" xmlns="http://schemas.microsoft.com/office/tasks/2019/documenttasks" xmlns:cr="http://schemas.microsoft.com/office/comments/2020/reactions">
+  <w:abstractNum w:abstractNumId="1">
+    <w:lvl w:ilvl="0">
+      <w:start w:val="1"/>
+      <w:numFmt w:val="bullet"/>
+      <w:lvlText w:val="-"/>
+      <w:lvlJc w:val="left"/>
+      <w:pPr>
+        <w:ind w:left="720" w:hanging="360"/>
+      </w:pPr>
+      <w:rPr>
+        <w:u w:val="none"/>
+      </w:rPr>
+    </w:lvl>
+    <w:lvl w:ilvl="1">
+      <w:start w:val="1"/>
+      <w:numFmt w:val="bullet"/>
+      <w:lvlText w:val="-"/>
+      <w:lvlJc w:val="left"/>
+      <w:pPr>
+        <w:ind w:left="1440" w:hanging="360"/>
+      </w:pPr>
+      <w:rPr>
+        <w:u w:val="none"/>
+      </w:rPr>
+    </w:lvl>
+    <w:lvl w:ilvl="2">
+      <w:start w:val="1"/>
+      <w:numFmt w:val="bullet"/>
+      <w:lvlText w:val="-"/>
+      <w:lvlJc w:val="left"/>
+      <w:pPr>
+        <w:ind w:left="2160" w:hanging="360"/>
+      </w:pPr>
+      <w:rPr>
+        <w:u w:val="none"/>
+      </w:rPr>
+    </w:lvl>
+    <w:lvl w:ilvl="3">
+      <w:start w:val="1"/>
+      <w:numFmt w:val="bullet"/>
+      <w:lvlText w:val="-"/>
+      <w:lvlJc w:val="left"/>
+      <w:pPr>
+        <w:ind w:left="2880" w:hanging="360"/>
+      </w:pPr>
+      <w:rPr>
+        <w:u w:val="none"/>
+      </w:rPr>
+    </w:lvl>
+    <w:lvl w:ilvl="4">
+      <w:start w:val="1"/>
+      <w:numFmt w:val="bullet"/>
+      <w:lvlText w:val="-"/>
+      <w:lvlJc w:val="left"/>
+      <w:pPr>
+        <w:ind w:left="3600" w:hanging="360"/>
+      </w:pPr>
+      <w:rPr>
+        <w:u w:val="none"/>
+      </w:rPr>
+    </w:lvl>
+    <w:lvl w:ilvl="5">
+      <w:start w:val="1"/>
+      <w:numFmt w:val="bullet"/>
+      <w:lvlText w:val="-"/>
+      <w:lvlJc w:val="left"/>
+      <w:pPr>
+        <w:ind w:left="4320" w:hanging="360"/>
+      </w:pPr>
+      <w:rPr>
+        <w:u w:val="none"/>
+      </w:rPr>
+    </w:lvl>
+    <w:lvl w:ilvl="6">
+      <w:start w:val="1"/>
+      <w:numFmt w:val="bullet"/>
+      <w:lvlText w:val="-"/>
+      <w:lvlJc w:val="left"/>
+      <w:pPr>
+        <w:ind w:left="5040" w:hanging="360"/>
+      </w:pPr>
+      <w:rPr>
+        <w:u w:val="none"/>
+      </w:rPr>
+    </w:lvl>
+    <w:lvl w:ilvl="7">
+      <w:start w:val="1"/>
+      <w:numFmt w:val="bullet"/>
+      <w:lvlText w:val="-"/>
+      <w:lvlJc w:val="left"/>
+      <w:pPr>
+        <w:ind w:left="5760" w:hanging="360"/>
+      </w:pPr>
+      <w:rPr>
+        <w:u w:val="none"/>
+      </w:rPr>
+    </w:lvl>
+    <w:lvl w:ilvl="8">
+      <w:start w:val="1"/>
+      <w:numFmt w:val="bullet"/>
+      <w:lvlText w:val="-"/>
+      <w:lvlJc w:val="left"/>
+      <w:pPr>
+        <w:ind w:left="6480" w:hanging="360"/>
+      </w:pPr>
+      <w:rPr>
+        <w:u w:val="none"/>
+      </w:rPr>
+    </w:lvl>
+  </w:abstractNum>
+  <w:abstractNum w:abstractNumId="2">
+    <w:lvl w:ilvl="0">
+      <w:start w:val="1"/>
+      <w:numFmt w:val="bullet"/>
+      <w:lvlText w:val="-"/>
+      <w:lvlJc w:val="left"/>
+      <w:pPr>
+        <w:ind w:left="720" w:hanging="360"/>
+      </w:pPr>
+      <w:rPr>
+        <w:u w:val="none"/>
+      </w:rPr>
+    </w:lvl>
+    <w:lvl w:ilvl="1">
+      <w:start w:val="1"/>
+      <w:numFmt w:val="bullet"/>
+      <w:lvlText w:val="-"/>
+      <w:lvlJc w:val="left"/>
+      <w:pPr>
+        <w:ind w:left="1440" w:hanging="360"/>
+      </w:pPr>
+      <w:rPr>
+        <w:u w:val="none"/>
+      </w:rPr>
+    </w:lvl>
+    <w:lvl w:ilvl="2">
+      <w:start w:val="1"/>
+      <w:numFmt w:val="bullet"/>
+      <w:lvlText w:val="-"/>
+      <w:lvlJc w:val="left"/>
+      <w:pPr>
+        <w:ind w:left="2160" w:hanging="360"/>
+      </w:pPr>
+      <w:rPr>
+        <w:u w:val="none"/>
+      </w:rPr>
+    </w:lvl>
+    <w:lvl w:ilvl="3">
+      <w:start w:val="1"/>
+      <w:numFmt w:val="bullet"/>
+      <w:lvlText w:val="-"/>
+      <w:lvlJc w:val="left"/>
+      <w:pPr>
+        <w:ind w:left="2880" w:hanging="360"/>
+      </w:pPr>
+      <w:rPr>
+        <w:u w:val="none"/>
+      </w:rPr>
+    </w:lvl>
+    <w:lvl w:ilvl="4">
+      <w:start w:val="1"/>
+      <w:numFmt w:val="bullet"/>
+      <w:lvlText w:val="-"/>
+      <w:lvlJc w:val="left"/>
+      <w:pPr>
+        <w:ind w:left="3600" w:hanging="360"/>
+      </w:pPr>
+      <w:rPr>
+        <w:u w:val="none"/>
+      </w:rPr>
+    </w:lvl>
+    <w:lvl w:ilvl="5">
+      <w:start w:val="1"/>
+      <w:numFmt w:val="bullet"/>
+      <w:lvlText w:val="-"/>
+      <w:lvlJc w:val="left"/>
+      <w:pPr>
+        <w:ind w:left="4320" w:hanging="360"/>
+      </w:pPr>
+      <w:rPr>
+        <w:u w:val="none"/>
+      </w:rPr>
+    </w:lvl>
+    <w:lvl w:ilvl="6">
+      <w:start w:val="1"/>
+      <w:numFmt w:val="bullet"/>
+      <w:lvlText w:val="-"/>
+      <w:lvlJc w:val="left"/>
+      <w:pPr>
+        <w:ind w:left="5040" w:hanging="360"/>
+      </w:pPr>
+      <w:rPr>
+        <w:u w:val="none"/>
+      </w:rPr>
+    </w:lvl>
+    <w:lvl w:ilvl="7">
+      <w:start w:val="1"/>
+      <w:numFmt w:val="bullet"/>
+      <w:lvlText w:val="-"/>
+      <w:lvlJc w:val="left"/>
+      <w:pPr>
+        <w:ind w:left="5760" w:hanging="360"/>
+      </w:pPr>
+      <w:rPr>
+        <w:u w:val="none"/>
+      </w:rPr>
+    </w:lvl>
+    <w:lvl w:ilvl="8">
+      <w:start w:val="1"/>
+      <w:numFmt w:val="bullet"/>
+      <w:lvlText w:val="-"/>
+      <w:lvlJc w:val="left"/>
+      <w:pPr>
+        <w:ind w:left="6480" w:hanging="360"/>
+      </w:pPr>
+      <w:rPr>
+        <w:u w:val="none"/>
+      </w:rPr>
+    </w:lvl>
+  </w:abstractNum>
+  <w:num w:numId="1">
+    <w:abstractNumId w:val="1"/>
+  </w:num>
+  <w:num w:numId="2">
+    <w:abstractNumId w:val="2"/>
+  </w:num>
+</w:numbering>
 </file>
 
 <file path=word/styles.xml><?xml version="1.0" encoding="utf-8"?>

--- a/Electrical/Level 3 - 2365/4 - Lesson/Write-Up/4 -Lesson.docx
+++ b/Electrical/Level 3 - 2365/4 - Lesson/Write-Up/4 -Lesson.docx
@@ -165,12 +165,12 @@
           <wp:inline distB="114300" distT="114300" distL="114300" distR="114300">
             <wp:extent cx="3548063" cy="2547811"/>
             <wp:effectExtent b="50800" l="50800" r="50800" t="50800"/>
-            <wp:docPr id="20" name="image18.png"/>
+            <wp:docPr id="24" name="image25.png"/>
             <a:graphic>
               <a:graphicData uri="http://schemas.openxmlformats.org/drawingml/2006/picture">
                 <pic:pic>
                   <pic:nvPicPr>
-                    <pic:cNvPr id="0" name="image18.png"/>
+                    <pic:cNvPr id="0" name="image25.png"/>
                     <pic:cNvPicPr preferRelativeResize="0"/>
                   </pic:nvPicPr>
                   <pic:blipFill>
@@ -298,12 +298,12 @@
           <wp:inline distB="114300" distT="114300" distL="114300" distR="114300">
             <wp:extent cx="4505325" cy="3714750"/>
             <wp:effectExtent b="25400" l="25400" r="25400" t="25400"/>
-            <wp:docPr id="23" name="image33.png"/>
+            <wp:docPr id="27" name="image23.png"/>
             <a:graphic>
               <a:graphicData uri="http://schemas.openxmlformats.org/drawingml/2006/picture">
                 <pic:pic>
                   <pic:nvPicPr>
-                    <pic:cNvPr id="0" name="image33.png"/>
+                    <pic:cNvPr id="0" name="image23.png"/>
                     <pic:cNvPicPr preferRelativeResize="0"/>
                   </pic:nvPicPr>
                   <pic:blipFill>
@@ -411,12 +411,12 @@
           <wp:inline distB="114300" distT="114300" distL="114300" distR="114300">
             <wp:extent cx="4810125" cy="3924300"/>
             <wp:effectExtent b="25400" l="25400" r="25400" t="25400"/>
-            <wp:docPr id="22" name="image23.png"/>
+            <wp:docPr id="26" name="image21.png"/>
             <a:graphic>
               <a:graphicData uri="http://schemas.openxmlformats.org/drawingml/2006/picture">
                 <pic:pic>
                   <pic:nvPicPr>
-                    <pic:cNvPr id="0" name="image23.png"/>
+                    <pic:cNvPr id="0" name="image21.png"/>
                     <pic:cNvPicPr preferRelativeResize="0"/>
                   </pic:nvPicPr>
                   <pic:blipFill>
@@ -611,12 +611,12 @@
           <wp:inline distB="114300" distT="114300" distL="114300" distR="114300">
             <wp:extent cx="5534025" cy="3048000"/>
             <wp:effectExtent b="25400" l="25400" r="25400" t="25400"/>
-            <wp:docPr id="26" name="image32.png"/>
+            <wp:docPr id="30" name="image34.png"/>
             <a:graphic>
               <a:graphicData uri="http://schemas.openxmlformats.org/drawingml/2006/picture">
                 <pic:pic>
                   <pic:nvPicPr>
-                    <pic:cNvPr id="0" name="image32.png"/>
+                    <pic:cNvPr id="0" name="image34.png"/>
                     <pic:cNvPicPr preferRelativeResize="0"/>
                   </pic:nvPicPr>
                   <pic:blipFill>
@@ -796,12 +796,12 @@
           <wp:inline distB="114300" distT="114300" distL="114300" distR="114300">
             <wp:extent cx="4886325" cy="3752850"/>
             <wp:effectExtent b="25400" l="25400" r="25400" t="25400"/>
-            <wp:docPr id="24" name="image31.png"/>
+            <wp:docPr id="28" name="image37.png"/>
             <a:graphic>
               <a:graphicData uri="http://schemas.openxmlformats.org/drawingml/2006/picture">
                 <pic:pic>
                   <pic:nvPicPr>
-                    <pic:cNvPr id="0" name="image31.png"/>
+                    <pic:cNvPr id="0" name="image37.png"/>
                     <pic:cNvPicPr preferRelativeResize="0"/>
                   </pic:nvPicPr>
                   <pic:blipFill>
@@ -1046,12 +1046,12 @@
           <wp:inline distB="114300" distT="114300" distL="114300" distR="114300">
             <wp:extent cx="5731200" cy="2413000"/>
             <wp:effectExtent b="25400" l="25400" r="25400" t="25400"/>
-            <wp:docPr id="28" name="image34.png"/>
+            <wp:docPr id="32" name="image35.png"/>
             <a:graphic>
               <a:graphicData uri="http://schemas.openxmlformats.org/drawingml/2006/picture">
                 <pic:pic>
                   <pic:nvPicPr>
-                    <pic:cNvPr id="0" name="image34.png"/>
+                    <pic:cNvPr id="0" name="image35.png"/>
                     <pic:cNvPicPr preferRelativeResize="0"/>
                   </pic:nvPicPr>
                   <pic:blipFill>
@@ -1156,12 +1156,12 @@
           <wp:inline distB="114300" distT="114300" distL="114300" distR="114300">
             <wp:extent cx="5019675" cy="3819525"/>
             <wp:effectExtent b="25400" l="25400" r="25400" t="25400"/>
-            <wp:docPr id="27" name="image27.png"/>
+            <wp:docPr id="31" name="image33.png"/>
             <a:graphic>
               <a:graphicData uri="http://schemas.openxmlformats.org/drawingml/2006/picture">
                 <pic:pic>
                   <pic:nvPicPr>
-                    <pic:cNvPr id="0" name="image27.png"/>
+                    <pic:cNvPr id="0" name="image33.png"/>
                     <pic:cNvPicPr preferRelativeResize="0"/>
                   </pic:nvPicPr>
                   <pic:blipFill>
@@ -1286,12 +1286,12 @@
           <wp:inline distB="114300" distT="114300" distL="114300" distR="114300">
             <wp:extent cx="5731200" cy="2362200"/>
             <wp:effectExtent b="25400" l="25400" r="25400" t="25400"/>
-            <wp:docPr id="30" name="image25.png"/>
+            <wp:docPr id="35" name="image40.png"/>
             <a:graphic>
               <a:graphicData uri="http://schemas.openxmlformats.org/drawingml/2006/picture">
                 <pic:pic>
                   <pic:nvPicPr>
-                    <pic:cNvPr id="0" name="image25.png"/>
+                    <pic:cNvPr id="0" name="image40.png"/>
                     <pic:cNvPicPr preferRelativeResize="0"/>
                   </pic:nvPicPr>
                   <pic:blipFill>
@@ -1372,12 +1372,12 @@
           <wp:inline distB="114300" distT="114300" distL="114300" distR="114300">
             <wp:extent cx="5731200" cy="2463800"/>
             <wp:effectExtent b="25400" l="25400" r="25400" t="25400"/>
-            <wp:docPr id="29" name="image28.png"/>
+            <wp:docPr id="34" name="image24.png"/>
             <a:graphic>
               <a:graphicData uri="http://schemas.openxmlformats.org/drawingml/2006/picture">
                 <pic:pic>
                   <pic:nvPicPr>
-                    <pic:cNvPr id="0" name="image28.png"/>
+                    <pic:cNvPr id="0" name="image24.png"/>
                     <pic:cNvPicPr preferRelativeResize="0"/>
                   </pic:nvPicPr>
                   <pic:blipFill>
@@ -2039,12 +2039,12 @@
           <wp:inline distB="114300" distT="114300" distL="114300" distR="114300">
             <wp:extent cx="4103608" cy="3124338"/>
             <wp:effectExtent b="25400" l="25400" r="25400" t="25400"/>
-            <wp:docPr id="25" name="image29.png"/>
+            <wp:docPr id="29" name="image32.png"/>
             <a:graphic>
               <a:graphicData uri="http://schemas.openxmlformats.org/drawingml/2006/picture">
                 <pic:pic>
                   <pic:nvPicPr>
-                    <pic:cNvPr id="0" name="image29.png"/>
+                    <pic:cNvPr id="0" name="image32.png"/>
                     <pic:cNvPicPr preferRelativeResize="0"/>
                   </pic:nvPicPr>
                   <pic:blipFill>
@@ -2209,12 +2209,12 @@
           <wp:inline distB="114300" distT="114300" distL="114300" distR="114300">
             <wp:extent cx="3833813" cy="4043972"/>
             <wp:effectExtent b="25400" l="25400" r="25400" t="25400"/>
-            <wp:docPr id="4" name="image10.png"/>
+            <wp:docPr id="4" name="image5.png"/>
             <a:graphic>
               <a:graphicData uri="http://schemas.openxmlformats.org/drawingml/2006/picture">
                 <pic:pic>
                   <pic:nvPicPr>
-                    <pic:cNvPr id="0" name="image10.png"/>
+                    <pic:cNvPr id="0" name="image5.png"/>
                     <pic:cNvPicPr preferRelativeResize="0"/>
                   </pic:nvPicPr>
                   <pic:blipFill>
@@ -2299,12 +2299,12 @@
           <wp:inline distB="114300" distT="114300" distL="114300" distR="114300">
             <wp:extent cx="4875053" cy="1757287"/>
             <wp:effectExtent b="25400" l="25400" r="25400" t="25400"/>
-            <wp:docPr id="12" name="image2.png"/>
+            <wp:docPr id="12" name="image39.png"/>
             <a:graphic>
               <a:graphicData uri="http://schemas.openxmlformats.org/drawingml/2006/picture">
                 <pic:pic>
                   <pic:nvPicPr>
-                    <pic:cNvPr id="0" name="image2.png"/>
+                    <pic:cNvPr id="0" name="image39.png"/>
                     <pic:cNvPicPr preferRelativeResize="0"/>
                   </pic:nvPicPr>
                   <pic:blipFill>
@@ -2502,12 +2502,12 @@
           <wp:inline distB="114300" distT="114300" distL="114300" distR="114300">
             <wp:extent cx="5072063" cy="2224293"/>
             <wp:effectExtent b="25400" l="25400" r="25400" t="25400"/>
-            <wp:docPr id="21" name="image21.png"/>
+            <wp:docPr id="25" name="image22.png"/>
             <a:graphic>
               <a:graphicData uri="http://schemas.openxmlformats.org/drawingml/2006/picture">
                 <pic:pic>
                   <pic:nvPicPr>
-                    <pic:cNvPr id="0" name="image21.png"/>
+                    <pic:cNvPr id="0" name="image22.png"/>
                     <pic:cNvPicPr preferRelativeResize="0"/>
                   </pic:nvPicPr>
                   <pic:blipFill>
@@ -2904,12 +2904,12 @@
           <wp:inline distB="114300" distT="114300" distL="114300" distR="114300">
             <wp:extent cx="5138738" cy="3849785"/>
             <wp:effectExtent b="25400" l="25400" r="25400" t="25400"/>
-            <wp:docPr id="34" name="image35.jpg"/>
+            <wp:docPr id="40" name="image41.jpg"/>
             <a:graphic>
               <a:graphicData uri="http://schemas.openxmlformats.org/drawingml/2006/picture">
                 <pic:pic>
                   <pic:nvPicPr>
-                    <pic:cNvPr id="0" name="image35.jpg"/>
+                    <pic:cNvPr id="0" name="image41.jpg"/>
                     <pic:cNvPicPr preferRelativeResize="0"/>
                   </pic:nvPicPr>
                   <pic:blipFill>
@@ -3269,12 +3269,12 @@
           <wp:inline distB="114300" distT="114300" distL="114300" distR="114300">
             <wp:extent cx="2740625" cy="1833563"/>
             <wp:effectExtent b="25400" l="25400" r="25400" t="25400"/>
-            <wp:docPr id="1" name="image15.png"/>
+            <wp:docPr id="1" name="image18.png"/>
             <a:graphic>
               <a:graphicData uri="http://schemas.openxmlformats.org/drawingml/2006/picture">
                 <pic:pic>
                   <pic:nvPicPr>
-                    <pic:cNvPr id="0" name="image15.png"/>
+                    <pic:cNvPr id="0" name="image18.png"/>
                     <pic:cNvPicPr preferRelativeResize="0"/>
                   </pic:nvPicPr>
                   <pic:blipFill>
@@ -3465,12 +3465,12 @@
           <wp:inline distB="114300" distT="114300" distL="114300" distR="114300">
             <wp:extent cx="5976667" cy="2565149"/>
             <wp:effectExtent b="25400" l="25400" r="25400" t="25400"/>
-            <wp:docPr id="11" name="image14.jpg"/>
+            <wp:docPr id="11" name="image11.jpg"/>
             <a:graphic>
               <a:graphicData uri="http://schemas.openxmlformats.org/drawingml/2006/picture">
                 <pic:pic>
                   <pic:nvPicPr>
-                    <pic:cNvPr id="0" name="image14.jpg"/>
+                    <pic:cNvPr id="0" name="image11.jpg"/>
                     <pic:cNvPicPr preferRelativeResize="0"/>
                   </pic:nvPicPr>
                   <pic:blipFill>
@@ -4003,12 +4003,12 @@
           <wp:inline distB="114300" distT="114300" distL="114300" distR="114300">
             <wp:extent cx="5033963" cy="2918360"/>
             <wp:effectExtent b="25400" l="25400" r="25400" t="25400"/>
-            <wp:docPr id="18" name="image16.png"/>
+            <wp:docPr id="22" name="image30.png"/>
             <a:graphic>
               <a:graphicData uri="http://schemas.openxmlformats.org/drawingml/2006/picture">
                 <pic:pic>
                   <pic:nvPicPr>
-                    <pic:cNvPr id="0" name="image16.png"/>
+                    <pic:cNvPr id="0" name="image30.png"/>
                     <pic:cNvPicPr preferRelativeResize="0"/>
                   </pic:nvPicPr>
                   <pic:blipFill>
@@ -4233,12 +4233,12 @@
           <wp:inline distB="114300" distT="114300" distL="114300" distR="114300">
             <wp:extent cx="6443663" cy="2417449"/>
             <wp:effectExtent b="25400" l="25400" r="25400" t="25400"/>
-            <wp:docPr id="15" name="image8.jpg"/>
+            <wp:docPr id="16" name="image15.jpg"/>
             <a:graphic>
               <a:graphicData uri="http://schemas.openxmlformats.org/drawingml/2006/picture">
                 <pic:pic>
                   <pic:nvPicPr>
-                    <pic:cNvPr id="0" name="image8.jpg"/>
+                    <pic:cNvPr id="0" name="image15.jpg"/>
                     <pic:cNvPicPr preferRelativeResize="0"/>
                   </pic:nvPicPr>
                   <pic:blipFill>
@@ -4488,12 +4488,12 @@
           <wp:inline distB="114300" distT="114300" distL="114300" distR="114300">
             <wp:extent cx="2134415" cy="1470664"/>
             <wp:effectExtent b="25400" l="25400" r="25400" t="25400"/>
-            <wp:docPr id="17" name="image20.png"/>
+            <wp:docPr id="18" name="image2.png"/>
             <a:graphic>
               <a:graphicData uri="http://schemas.openxmlformats.org/drawingml/2006/picture">
                 <pic:pic>
                   <pic:nvPicPr>
-                    <pic:cNvPr id="0" name="image20.png"/>
+                    <pic:cNvPr id="0" name="image2.png"/>
                     <pic:cNvPicPr preferRelativeResize="0"/>
                   </pic:nvPicPr>
                   <pic:blipFill>
@@ -4557,12 +4557,12 @@
           <wp:inline distB="114300" distT="114300" distL="114300" distR="114300">
             <wp:extent cx="2266131" cy="1540211"/>
             <wp:effectExtent b="25400" l="25400" r="25400" t="25400"/>
-            <wp:docPr id="10" name="image9.png"/>
+            <wp:docPr id="10" name="image12.png"/>
             <a:graphic>
               <a:graphicData uri="http://schemas.openxmlformats.org/drawingml/2006/picture">
                 <pic:pic>
                   <pic:nvPicPr>
-                    <pic:cNvPr id="0" name="image9.png"/>
+                    <pic:cNvPr id="0" name="image12.png"/>
                     <pic:cNvPicPr preferRelativeResize="0"/>
                   </pic:nvPicPr>
                   <pic:blipFill>
@@ -4935,12 +4935,12 @@
           <wp:inline distB="114300" distT="114300" distL="114300" distR="114300">
             <wp:extent cx="3192416" cy="2072636"/>
             <wp:effectExtent b="25400" l="25400" r="25400" t="25400"/>
-            <wp:docPr id="19" name="image3.png"/>
+            <wp:docPr id="23" name="image20.png"/>
             <a:graphic>
               <a:graphicData uri="http://schemas.openxmlformats.org/drawingml/2006/picture">
                 <pic:pic>
                   <pic:nvPicPr>
-                    <pic:cNvPr id="0" name="image3.png"/>
+                    <pic:cNvPr id="0" name="image20.png"/>
                     <pic:cNvPicPr preferRelativeResize="0"/>
                   </pic:nvPicPr>
                   <pic:blipFill>
@@ -5125,12 +5125,12 @@
           <wp:inline distB="114300" distT="114300" distL="114300" distR="114300">
             <wp:extent cx="3214688" cy="2234322"/>
             <wp:effectExtent b="25400" l="25400" r="25400" t="25400"/>
-            <wp:docPr id="6" name="image12.png"/>
+            <wp:docPr id="6" name="image1.png"/>
             <a:graphic>
               <a:graphicData uri="http://schemas.openxmlformats.org/drawingml/2006/picture">
                 <pic:pic>
                   <pic:nvPicPr>
-                    <pic:cNvPr id="0" name="image12.png"/>
+                    <pic:cNvPr id="0" name="image1.png"/>
                     <pic:cNvPicPr preferRelativeResize="0"/>
                   </pic:nvPicPr>
                   <pic:blipFill>
@@ -5238,12 +5238,12 @@
           <wp:inline distB="114300" distT="114300" distL="114300" distR="114300">
             <wp:extent cx="3876675" cy="2495550"/>
             <wp:effectExtent b="25400" l="25400" r="25400" t="25400"/>
-            <wp:docPr id="3" name="image4.jpg"/>
+            <wp:docPr id="3" name="image13.jpg"/>
             <a:graphic>
               <a:graphicData uri="http://schemas.openxmlformats.org/drawingml/2006/picture">
                 <pic:pic>
                   <pic:nvPicPr>
-                    <pic:cNvPr id="0" name="image4.jpg"/>
+                    <pic:cNvPr id="0" name="image13.jpg"/>
                     <pic:cNvPicPr preferRelativeResize="0"/>
                   </pic:nvPicPr>
                   <pic:blipFill>
@@ -5477,12 +5477,12 @@
           <wp:inline distB="114300" distT="114300" distL="114300" distR="114300">
             <wp:extent cx="2890838" cy="2194539"/>
             <wp:effectExtent b="25400" l="25400" r="25400" t="25400"/>
-            <wp:docPr id="14" name="image11.png"/>
+            <wp:docPr id="14" name="image4.png"/>
             <a:graphic>
               <a:graphicData uri="http://schemas.openxmlformats.org/drawingml/2006/picture">
                 <pic:pic>
                   <pic:nvPicPr>
-                    <pic:cNvPr id="0" name="image11.png"/>
+                    <pic:cNvPr id="0" name="image4.png"/>
                     <pic:cNvPicPr preferRelativeResize="0"/>
                   </pic:nvPicPr>
                   <pic:blipFill>
@@ -5593,12 +5593,12 @@
           <wp:inline distB="114300" distT="114300" distL="114300" distR="114300">
             <wp:extent cx="3328988" cy="2545028"/>
             <wp:effectExtent b="25400" l="25400" r="25400" t="25400"/>
-            <wp:docPr id="16" name="image6.png"/>
+            <wp:docPr id="17" name="image10.png"/>
             <a:graphic>
               <a:graphicData uri="http://schemas.openxmlformats.org/drawingml/2006/picture">
                 <pic:pic>
                   <pic:nvPicPr>
-                    <pic:cNvPr id="0" name="image6.png"/>
+                    <pic:cNvPr id="0" name="image10.png"/>
                     <pic:cNvPicPr preferRelativeResize="0"/>
                   </pic:nvPicPr>
                   <pic:blipFill>
@@ -6027,12 +6027,12 @@
           <wp:inline distB="114300" distT="114300" distL="114300" distR="114300">
             <wp:extent cx="2695575" cy="857250"/>
             <wp:effectExtent b="25400" l="25400" r="25400" t="25400"/>
-            <wp:docPr id="8" name="image5.png"/>
+            <wp:docPr id="8" name="image14.png"/>
             <a:graphic>
               <a:graphicData uri="http://schemas.openxmlformats.org/drawingml/2006/picture">
                 <pic:pic>
                   <pic:nvPicPr>
-                    <pic:cNvPr id="0" name="image5.png"/>
+                    <pic:cNvPr id="0" name="image14.png"/>
                     <pic:cNvPicPr preferRelativeResize="0"/>
                   </pic:nvPicPr>
                   <pic:blipFill>
@@ -6139,12 +6139,12 @@
           <wp:inline distB="114300" distT="114300" distL="114300" distR="114300">
             <wp:extent cx="1981200" cy="876300"/>
             <wp:effectExtent b="25400" l="25400" r="25400" t="25400"/>
-            <wp:docPr id="13" name="image1.png"/>
+            <wp:docPr id="13" name="image17.png"/>
             <a:graphic>
               <a:graphicData uri="http://schemas.openxmlformats.org/drawingml/2006/picture">
                 <pic:pic>
                   <pic:nvPicPr>
-                    <pic:cNvPr id="0" name="image1.png"/>
+                    <pic:cNvPr id="0" name="image17.png"/>
                     <pic:cNvPicPr preferRelativeResize="0"/>
                   </pic:nvPicPr>
                   <pic:blipFill>
@@ -6303,12 +6303,12 @@
           <wp:inline distB="114300" distT="114300" distL="114300" distR="114300">
             <wp:extent cx="4400550" cy="2623375"/>
             <wp:effectExtent b="25400" l="25400" r="25400" t="25400"/>
-            <wp:docPr id="35" name="image26.jpg"/>
+            <wp:docPr id="41" name="image36.jpg"/>
             <a:graphic>
               <a:graphicData uri="http://schemas.openxmlformats.org/drawingml/2006/picture">
                 <pic:pic>
                   <pic:nvPicPr>
-                    <pic:cNvPr id="0" name="image26.jpg"/>
+                    <pic:cNvPr id="0" name="image36.jpg"/>
                     <pic:cNvPicPr preferRelativeResize="0"/>
                   </pic:nvPicPr>
                   <pic:blipFill>
@@ -6773,12 +6773,12 @@
           <wp:inline distB="114300" distT="114300" distL="114300" distR="114300">
             <wp:extent cx="3197554" cy="2043113"/>
             <wp:effectExtent b="25400" l="25400" r="25400" t="25400"/>
-            <wp:docPr id="33" name="image30.png"/>
+            <wp:docPr id="39" name="image38.png"/>
             <a:graphic>
               <a:graphicData uri="http://schemas.openxmlformats.org/drawingml/2006/picture">
                 <pic:pic>
                   <pic:nvPicPr>
-                    <pic:cNvPr id="0" name="image30.png"/>
+                    <pic:cNvPr id="0" name="image38.png"/>
                     <pic:cNvPicPr preferRelativeResize="0"/>
                   </pic:nvPicPr>
                   <pic:blipFill>
@@ -6875,12 +6875,12 @@
           <wp:inline distB="114300" distT="114300" distL="114300" distR="114300">
             <wp:extent cx="3393474" cy="2390088"/>
             <wp:effectExtent b="25400" l="25400" r="25400" t="25400"/>
-            <wp:docPr id="7" name="image19.png"/>
+            <wp:docPr id="7" name="image6.png"/>
             <a:graphic>
               <a:graphicData uri="http://schemas.openxmlformats.org/drawingml/2006/picture">
                 <pic:pic>
                   <pic:nvPicPr>
-                    <pic:cNvPr id="0" name="image19.png"/>
+                    <pic:cNvPr id="0" name="image6.png"/>
                     <pic:cNvPicPr preferRelativeResize="0"/>
                   </pic:nvPicPr>
                   <pic:blipFill>
@@ -7040,12 +7040,12 @@
           <wp:inline distB="114300" distT="114300" distL="114300" distR="114300">
             <wp:extent cx="2614057" cy="1801149"/>
             <wp:effectExtent b="25400" l="25400" r="25400" t="25400"/>
-            <wp:docPr id="5" name="image13.png"/>
+            <wp:docPr id="5" name="image8.png"/>
             <a:graphic>
               <a:graphicData uri="http://schemas.openxmlformats.org/drawingml/2006/picture">
                 <pic:pic>
                   <pic:nvPicPr>
-                    <pic:cNvPr id="0" name="image13.png"/>
+                    <pic:cNvPr id="0" name="image8.png"/>
                     <pic:cNvPicPr preferRelativeResize="0"/>
                   </pic:nvPicPr>
                   <pic:blipFill>
@@ -7138,12 +7138,12 @@
           <wp:inline distB="114300" distT="114300" distL="114300" distR="114300">
             <wp:extent cx="3590925" cy="857250"/>
             <wp:effectExtent b="25400" l="25400" r="25400" t="25400"/>
-            <wp:docPr id="9" name="image7.png"/>
+            <wp:docPr id="9" name="image9.png"/>
             <a:graphic>
               <a:graphicData uri="http://schemas.openxmlformats.org/drawingml/2006/picture">
                 <pic:pic>
                   <pic:nvPicPr>
-                    <pic:cNvPr id="0" name="image7.png"/>
+                    <pic:cNvPr id="0" name="image9.png"/>
                     <pic:cNvPicPr preferRelativeResize="0"/>
                   </pic:nvPicPr>
                   <pic:blipFill>
@@ -7236,12 +7236,12 @@
           <wp:inline distB="114300" distT="114300" distL="114300" distR="114300">
             <wp:extent cx="3333750" cy="723900"/>
             <wp:effectExtent b="25400" l="25400" r="25400" t="25400"/>
-            <wp:docPr id="32" name="image24.png"/>
+            <wp:docPr id="38" name="image28.png"/>
             <a:graphic>
               <a:graphicData uri="http://schemas.openxmlformats.org/drawingml/2006/picture">
                 <pic:pic>
                   <pic:nvPicPr>
-                    <pic:cNvPr id="0" name="image24.png"/>
+                    <pic:cNvPr id="0" name="image28.png"/>
                     <pic:cNvPicPr preferRelativeResize="0"/>
                   </pic:nvPicPr>
                   <pic:blipFill>
@@ -7360,12 +7360,12 @@
           <wp:inline distB="114300" distT="114300" distL="114300" distR="114300">
             <wp:extent cx="1609725" cy="714375"/>
             <wp:effectExtent b="25400" l="25400" r="25400" t="25400"/>
-            <wp:docPr id="2" name="image17.png"/>
+            <wp:docPr id="2" name="image16.png"/>
             <a:graphic>
               <a:graphicData uri="http://schemas.openxmlformats.org/drawingml/2006/picture">
                 <pic:pic>
                   <pic:nvPicPr>
-                    <pic:cNvPr id="0" name="image17.png"/>
+                    <pic:cNvPr id="0" name="image16.png"/>
                     <pic:cNvPicPr preferRelativeResize="0"/>
                   </pic:nvPicPr>
                   <pic:blipFill>
@@ -7442,12 +7442,12 @@
           <wp:inline distB="114300" distT="114300" distL="114300" distR="114300">
             <wp:extent cx="5731200" cy="2044700"/>
             <wp:effectExtent b="25400" l="25400" r="25400" t="25400"/>
-            <wp:docPr id="31" name="image22.png"/>
+            <wp:docPr id="36" name="image26.png"/>
             <a:graphic>
               <a:graphicData uri="http://schemas.openxmlformats.org/drawingml/2006/picture">
                 <pic:pic>
                   <pic:nvPicPr>
-                    <pic:cNvPr id="0" name="image22.png"/>
+                    <pic:cNvPr id="0" name="image26.png"/>
                     <pic:cNvPicPr preferRelativeResize="0"/>
                   </pic:nvPicPr>
                   <pic:blipFill>
@@ -7482,8 +7482,1457 @@
         </w:rPr>
       </w:r>
     </w:p>
+    <w:p>
+      <w:pPr>
+        <w:rPr>
+          <w:b w:val="1"/>
+          <w:bCs w:val="1"/>
+        </w:rPr>
+      </w:pPr>
+      <w:r>
+        <w:rPr>
+          <w:rtl w:val="0"/>
+        </w:rPr>
+      </w:r>
+    </w:p>
+    <w:p>
+      <w:pPr>
+        <w:rPr>
+          <w:b w:val="1"/>
+          <w:bCs w:val="1"/>
+        </w:rPr>
+      </w:pPr>
+      <w:r>
+        <w:rPr>
+          <w:rtl w:val="0"/>
+        </w:rPr>
+      </w:r>
+    </w:p>
+    <w:p>
+      <w:pPr>
+        <w:rPr>
+          <w:b w:val="1"/>
+          <w:bCs w:val="1"/>
+        </w:rPr>
+      </w:pPr>
+      <w:r>
+        <w:rPr>
+          <w:rtl w:val="0"/>
+        </w:rPr>
+      </w:r>
+    </w:p>
+    <w:p>
+      <w:pPr>
+        <w:rPr>
+          <w:b w:val="1"/>
+          <w:bCs w:val="1"/>
+        </w:rPr>
+      </w:pPr>
+      <w:r>
+        <w:rPr>
+          <w:rtl w:val="0"/>
+        </w:rPr>
+      </w:r>
+    </w:p>
+    <w:p>
+      <w:pPr>
+        <w:rPr>
+          <w:b w:val="1"/>
+          <w:bCs w:val="1"/>
+        </w:rPr>
+      </w:pPr>
+      <w:r>
+        <w:rPr>
+          <w:rtl w:val="0"/>
+        </w:rPr>
+      </w:r>
+    </w:p>
+    <w:p>
+      <w:pPr>
+        <w:rPr>
+          <w:b w:val="1"/>
+          <w:bCs w:val="1"/>
+        </w:rPr>
+      </w:pPr>
+      <w:r>
+        <w:rPr>
+          <w:rtl w:val="0"/>
+        </w:rPr>
+      </w:r>
+    </w:p>
+    <w:p>
+      <w:pPr>
+        <w:rPr>
+          <w:b w:val="1"/>
+          <w:bCs w:val="1"/>
+        </w:rPr>
+      </w:pPr>
+      <w:r>
+        <w:rPr>
+          <w:rtl w:val="0"/>
+        </w:rPr>
+      </w:r>
+    </w:p>
+    <w:p>
+      <w:pPr>
+        <w:rPr>
+          <w:b w:val="1"/>
+          <w:bCs w:val="1"/>
+        </w:rPr>
+      </w:pPr>
+      <w:r>
+        <w:rPr>
+          <w:rtl w:val="0"/>
+        </w:rPr>
+      </w:r>
+    </w:p>
+    <w:p>
+      <w:pPr>
+        <w:rPr>
+          <w:b w:val="1"/>
+          <w:bCs w:val="1"/>
+        </w:rPr>
+      </w:pPr>
+      <w:r>
+        <w:rPr>
+          <w:rtl w:val="0"/>
+        </w:rPr>
+      </w:r>
+    </w:p>
+    <w:p>
+      <w:pPr>
+        <w:rPr>
+          <w:b w:val="1"/>
+          <w:bCs w:val="1"/>
+        </w:rPr>
+      </w:pPr>
+      <w:r>
+        <w:rPr>
+          <w:rtl w:val="0"/>
+        </w:rPr>
+      </w:r>
+    </w:p>
+    <w:p>
+      <w:pPr>
+        <w:pStyle w:val="Heading1"/>
+        <w:rPr/>
+      </w:pPr>
+      <w:bookmarkStart w:colFirst="0" w:colLast="0" w:name="_wk6qt0jq6xsf" w:id="11"/>
+      <w:bookmarkEnd w:id="11"/>
+      <w:r>
+        <w:rPr>
+          <w:rtl w:val="0"/>
+        </w:rPr>
+        <w:t xml:space="preserve">Question 6 </w:t>
+      </w:r>
+    </w:p>
+    <w:p>
+      <w:pPr>
+        <w:rPr/>
+      </w:pPr>
+      <w:r>
+        <w:rPr/>
+        <w:drawing>
+          <wp:inline distB="114300" distT="114300" distL="114300" distR="114300">
+            <wp:extent cx="3674812" cy="2297776"/>
+            <wp:effectExtent b="25400" l="25400" r="25400" t="25400"/>
+            <wp:docPr id="33" name="image27.jpg"/>
+            <a:graphic>
+              <a:graphicData uri="http://schemas.openxmlformats.org/drawingml/2006/picture">
+                <pic:pic>
+                  <pic:nvPicPr>
+                    <pic:cNvPr id="0" name="image27.jpg"/>
+                    <pic:cNvPicPr preferRelativeResize="0"/>
+                  </pic:nvPicPr>
+                  <pic:blipFill>
+                    <a:blip r:embed="rId41"/>
+                    <a:srcRect b="0" l="9966" r="0" t="0"/>
+                    <a:stretch>
+                      <a:fillRect/>
+                    </a:stretch>
+                  </pic:blipFill>
+                  <pic:spPr>
+                    <a:xfrm>
+                      <a:off x="0" y="0"/>
+                      <a:ext cx="3674812" cy="2297776"/>
+                    </a:xfrm>
+                    <a:prstGeom prst="rect"/>
+                    <a:ln w="25400">
+                      <a:solidFill>
+                        <a:srgbClr val="000000"/>
+                      </a:solidFill>
+                      <a:prstDash val="solid"/>
+                    </a:ln>
+                  </pic:spPr>
+                </pic:pic>
+              </a:graphicData>
+            </a:graphic>
+          </wp:inline>
+        </w:drawing>
+      </w:r>
+      <w:r>
+        <w:rPr>
+          <w:rtl w:val="0"/>
+        </w:rPr>
+      </w:r>
+    </w:p>
+    <w:p>
+      <w:pPr>
+        <w:rPr/>
+      </w:pPr>
+      <w:r>
+        <w:rPr/>
+        <w:drawing>
+          <wp:inline distB="114300" distT="114300" distL="114300" distR="114300">
+            <wp:extent cx="4338638" cy="4670161"/>
+            <wp:effectExtent b="25400" l="25400" r="25400" t="25400"/>
+            <wp:docPr id="19" name="image29.jpg"/>
+            <a:graphic>
+              <a:graphicData uri="http://schemas.openxmlformats.org/drawingml/2006/picture">
+                <pic:pic>
+                  <pic:nvPicPr>
+                    <pic:cNvPr id="0" name="image29.jpg"/>
+                    <pic:cNvPicPr preferRelativeResize="0"/>
+                  </pic:nvPicPr>
+                  <pic:blipFill>
+                    <a:blip r:embed="rId42"/>
+                    <a:srcRect b="21608" l="0" r="0" t="17773"/>
+                    <a:stretch>
+                      <a:fillRect/>
+                    </a:stretch>
+                  </pic:blipFill>
+                  <pic:spPr>
+                    <a:xfrm>
+                      <a:off x="0" y="0"/>
+                      <a:ext cx="4338638" cy="4670161"/>
+                    </a:xfrm>
+                    <a:prstGeom prst="rect"/>
+                    <a:ln w="25400">
+                      <a:solidFill>
+                        <a:srgbClr val="000000"/>
+                      </a:solidFill>
+                      <a:prstDash val="solid"/>
+                    </a:ln>
+                  </pic:spPr>
+                </pic:pic>
+              </a:graphicData>
+            </a:graphic>
+          </wp:inline>
+        </w:drawing>
+      </w:r>
+      <w:r>
+        <w:rPr>
+          <w:rtl w:val="0"/>
+        </w:rPr>
+      </w:r>
+    </w:p>
+    <w:p>
+      <w:pPr>
+        <w:rPr/>
+      </w:pPr>
+      <w:r>
+        <w:rPr>
+          <w:rtl w:val="0"/>
+        </w:rPr>
+      </w:r>
+    </w:p>
+    <w:p>
+      <w:pPr>
+        <w:rPr/>
+      </w:pPr>
+      <w:r>
+        <w:rPr>
+          <w:rtl w:val="0"/>
+        </w:rPr>
+      </w:r>
+    </w:p>
+    <w:p>
+      <w:pPr>
+        <w:rPr/>
+      </w:pPr>
+      <w:r>
+        <w:rPr>
+          <w:rtl w:val="0"/>
+        </w:rPr>
+      </w:r>
+    </w:p>
+    <w:p>
+      <w:pPr>
+        <w:rPr/>
+      </w:pPr>
+      <w:r>
+        <w:rPr>
+          <w:rtl w:val="0"/>
+        </w:rPr>
+      </w:r>
+    </w:p>
+    <w:p>
+      <w:pPr>
+        <w:rPr/>
+      </w:pPr>
+      <w:r>
+        <w:rPr>
+          <w:rtl w:val="0"/>
+        </w:rPr>
+      </w:r>
+    </w:p>
+    <w:p>
+      <w:pPr>
+        <w:rPr/>
+      </w:pPr>
+      <w:r>
+        <w:rPr>
+          <w:rtl w:val="0"/>
+        </w:rPr>
+      </w:r>
+    </w:p>
+    <w:p>
+      <w:pPr>
+        <w:rPr/>
+      </w:pPr>
+      <w:r>
+        <w:rPr>
+          <w:rtl w:val="0"/>
+        </w:rPr>
+      </w:r>
+    </w:p>
+    <w:p>
+      <w:pPr>
+        <w:rPr>
+          <w:b w:val="1"/>
+          <w:bCs w:val="1"/>
+        </w:rPr>
+      </w:pPr>
+      <w:r>
+        <w:rPr>
+          <w:b w:val="1"/>
+          <w:bCs w:val="1"/>
+          <w:rtl w:val="0"/>
+        </w:rPr>
+        <w:t xml:space="preserve">Question 6</w:t>
+      </w:r>
+    </w:p>
+    <w:p>
+      <w:pPr>
+        <w:rPr/>
+      </w:pPr>
+      <w:r>
+        <w:rPr>
+          <w:rtl w:val="0"/>
+        </w:rPr>
+      </w:r>
+    </w:p>
+    <w:p>
+      <w:pPr>
+        <w:rPr/>
+      </w:pPr>
+      <w:r>
+        <w:rPr>
+          <w:rtl w:val="0"/>
+        </w:rPr>
+        <w:t xml:space="preserve">When an Inductor is connected across a 110v 325Hz supply, a current of 5.0A is recorded as flowing in the circuit. Calculate the Inductance of the coil.</w:t>
+      </w:r>
+    </w:p>
+    <w:p>
+      <w:pPr>
+        <w:rPr/>
+      </w:pPr>
+      <w:r>
+        <w:rPr>
+          <w:rtl w:val="0"/>
+        </w:rPr>
+      </w:r>
+    </w:p>
+    <w:p>
+      <w:pPr>
+        <w:rPr/>
+      </w:pPr>
+      <w:r>
+        <w:rPr>
+          <w:rtl w:val="0"/>
+        </w:rPr>
+        <w:t xml:space="preserve">What we know:</w:t>
+      </w:r>
+    </w:p>
+    <w:p>
+      <w:pPr>
+        <w:rPr/>
+      </w:pPr>
+      <w:r>
+        <w:rPr>
+          <w:rtl w:val="0"/>
+        </w:rPr>
+      </w:r>
+    </w:p>
+    <w:p>
+      <w:pPr>
+        <w:numPr>
+          <w:ilvl w:val="0"/>
+          <w:numId w:val="3"/>
+        </w:numPr>
+        <w:ind w:left="720" w:hanging="360"/>
+        <w:rPr>
+          <w:u w:val="none"/>
+        </w:rPr>
+      </w:pPr>
+      <w:r>
+        <w:rPr>
+          <w:rtl w:val="0"/>
+        </w:rPr>
+        <w:t xml:space="preserve">110 Volts</w:t>
+      </w:r>
+    </w:p>
+    <w:p>
+      <w:pPr>
+        <w:numPr>
+          <w:ilvl w:val="0"/>
+          <w:numId w:val="3"/>
+        </w:numPr>
+        <w:ind w:left="720" w:hanging="360"/>
+        <w:rPr>
+          <w:u w:val="none"/>
+        </w:rPr>
+      </w:pPr>
+      <w:r>
+        <w:rPr>
+          <w:rtl w:val="0"/>
+        </w:rPr>
+        <w:t xml:space="preserve">325 Hertz</w:t>
+      </w:r>
+    </w:p>
+    <w:p>
+      <w:pPr>
+        <w:numPr>
+          <w:ilvl w:val="0"/>
+          <w:numId w:val="3"/>
+        </w:numPr>
+        <w:ind w:left="720" w:hanging="360"/>
+        <w:rPr>
+          <w:u w:val="none"/>
+        </w:rPr>
+      </w:pPr>
+      <w:r>
+        <w:rPr>
+          <w:rtl w:val="0"/>
+        </w:rPr>
+        <w:t xml:space="preserve">5.0 amps</w:t>
+      </w:r>
+    </w:p>
+    <w:p>
+      <w:pPr>
+        <w:numPr>
+          <w:ilvl w:val="0"/>
+          <w:numId w:val="3"/>
+        </w:numPr>
+        <w:ind w:left="720" w:hanging="360"/>
+        <w:rPr>
+          <w:u w:val="none"/>
+        </w:rPr>
+      </w:pPr>
+      <w:r>
+        <w:rPr>
+          <w:rtl w:val="0"/>
+        </w:rPr>
+        <w:t xml:space="preserve">? Unknown is the Henrys.</w:t>
+      </w:r>
+    </w:p>
+    <w:p>
+      <w:pPr>
+        <w:rPr/>
+      </w:pPr>
+      <w:r>
+        <w:rPr>
+          <w:rtl w:val="0"/>
+        </w:rPr>
+      </w:r>
+    </w:p>
+    <w:p>
+      <w:pPr>
+        <w:rPr/>
+      </w:pPr>
+      <w:r>
+        <w:rPr>
+          <w:rtl w:val="0"/>
+        </w:rPr>
+        <w:t xml:space="preserve">XL = </w:t>
+      </w:r>
+      <w:r>
+        <w:rPr>
+          <w:b w:val="1"/>
+          <w:bCs w:val="1"/>
+          <w:color w:val="e69138"/>
+          <w:rtl w:val="0"/>
+        </w:rPr>
+        <w:t xml:space="preserve">2</w:t>
+      </w:r>
+      <w:r>
+        <w:rPr>
+          <w:b w:val="1"/>
+          <w:bCs w:val="1"/>
+          <w:rtl w:val="0"/>
+        </w:rPr>
+        <w:t xml:space="preserve"> X</w:t>
+      </w:r>
+      <w:r>
+        <w:rPr>
+          <w:rtl w:val="0"/>
+        </w:rPr>
+        <w:t xml:space="preserve"> </w:t>
+      </w:r>
+      <w:r>
+        <w:rPr>
+          <w:b w:val="1"/>
+          <w:bCs w:val="1"/>
+          <w:color w:val="0000ff"/>
+          <w:rtl w:val="0"/>
+        </w:rPr>
+        <w:t xml:space="preserve">π </w:t>
+      </w:r>
+      <w:r>
+        <w:rPr>
+          <w:b w:val="1"/>
+          <w:bCs w:val="1"/>
+          <w:rtl w:val="0"/>
+        </w:rPr>
+        <w:t xml:space="preserve">X</w:t>
+      </w:r>
+      <w:r>
+        <w:rPr>
+          <w:rtl w:val="0"/>
+        </w:rPr>
+        <w:t xml:space="preserve"> </w:t>
+      </w:r>
+      <w:r>
+        <w:rPr>
+          <w:b w:val="1"/>
+          <w:bCs w:val="1"/>
+          <w:color w:val="cc0000"/>
+          <w:rtl w:val="0"/>
+        </w:rPr>
+        <w:t xml:space="preserve">F</w:t>
+      </w:r>
+      <w:r>
+        <w:rPr>
+          <w:rtl w:val="0"/>
+        </w:rPr>
+        <w:t xml:space="preserve"> </w:t>
+      </w:r>
+      <w:r>
+        <w:rPr>
+          <w:b w:val="1"/>
+          <w:bCs w:val="1"/>
+          <w:rtl w:val="0"/>
+        </w:rPr>
+        <w:t xml:space="preserve">X</w:t>
+      </w:r>
+      <w:r>
+        <w:rPr>
+          <w:rtl w:val="0"/>
+        </w:rPr>
+        <w:t xml:space="preserve"> </w:t>
+      </w:r>
+      <w:r>
+        <w:rPr>
+          <w:b w:val="1"/>
+          <w:bCs w:val="1"/>
+          <w:color w:val="6aa84f"/>
+          <w:rtl w:val="0"/>
+        </w:rPr>
+        <w:t xml:space="preserve">L</w:t>
+      </w:r>
+      <w:r>
+        <w:rPr>
+          <w:rtl w:val="0"/>
+        </w:rPr>
+        <w:t xml:space="preserve"> (</w:t>
+      </w:r>
+      <w:r>
+        <w:rPr>
+          <w:b w:val="1"/>
+          <w:bCs w:val="1"/>
+          <w:color w:val="cc0000"/>
+          <w:rtl w:val="0"/>
+        </w:rPr>
+        <w:t xml:space="preserve">Frequency Hz</w:t>
+      </w:r>
+      <w:r>
+        <w:rPr>
+          <w:rtl w:val="0"/>
+        </w:rPr>
+        <w:t xml:space="preserve">, </w:t>
+      </w:r>
+      <w:r>
+        <w:rPr>
+          <w:b w:val="1"/>
+          <w:bCs w:val="1"/>
+          <w:color w:val="6aa84f"/>
+          <w:rtl w:val="0"/>
+        </w:rPr>
+        <w:t xml:space="preserve">Henry H or millihenry mH</w:t>
+      </w:r>
+      <w:r>
+        <w:rPr>
+          <w:rtl w:val="0"/>
+        </w:rPr>
+        <w:t xml:space="preserve">)</w:t>
+      </w:r>
+    </w:p>
+    <w:p>
+      <w:pPr>
+        <w:rPr/>
+      </w:pPr>
+      <w:r>
+        <w:rPr>
+          <w:rtl w:val="0"/>
+        </w:rPr>
+      </w:r>
+    </w:p>
+    <w:p>
+      <w:pPr>
+        <w:rPr>
+          <w:b w:val="1"/>
+          <w:bCs w:val="1"/>
+          <w:color w:val="6aa84f"/>
+        </w:rPr>
+      </w:pPr>
+      <w:r>
+        <w:rPr>
+          <w:rtl w:val="0"/>
+        </w:rPr>
+        <w:t xml:space="preserve">XL =</w:t>
+      </w:r>
+      <w:r>
+        <w:rPr>
+          <w:b w:val="1"/>
+          <w:bCs w:val="1"/>
+          <w:color w:val="ff9900"/>
+          <w:rtl w:val="0"/>
+        </w:rPr>
+        <w:t xml:space="preserve"> 2</w:t>
+      </w:r>
+      <w:r>
+        <w:rPr>
+          <w:b w:val="1"/>
+          <w:bCs w:val="1"/>
+          <w:rtl w:val="0"/>
+        </w:rPr>
+        <w:t xml:space="preserve"> X </w:t>
+      </w:r>
+      <w:r>
+        <w:rPr>
+          <w:b w:val="1"/>
+          <w:bCs w:val="1"/>
+          <w:color w:val="0000ff"/>
+          <w:rtl w:val="0"/>
+        </w:rPr>
+        <w:t xml:space="preserve">3.14 </w:t>
+      </w:r>
+      <w:r>
+        <w:rPr>
+          <w:b w:val="1"/>
+          <w:bCs w:val="1"/>
+          <w:rtl w:val="0"/>
+        </w:rPr>
+        <w:t xml:space="preserve">X </w:t>
+      </w:r>
+      <w:r>
+        <w:rPr>
+          <w:b w:val="1"/>
+          <w:bCs w:val="1"/>
+          <w:color w:val="cc0000"/>
+          <w:rtl w:val="0"/>
+        </w:rPr>
+        <w:t xml:space="preserve">325 Hz</w:t>
+      </w:r>
+      <w:r>
+        <w:rPr>
+          <w:b w:val="1"/>
+          <w:bCs w:val="1"/>
+          <w:rtl w:val="0"/>
+        </w:rPr>
+        <w:t xml:space="preserve"> X </w:t>
+      </w:r>
+      <w:r>
+        <w:rPr>
+          <w:b w:val="1"/>
+          <w:bCs w:val="1"/>
+          <w:color w:val="6aa84f"/>
+          <w:rtl w:val="0"/>
+        </w:rPr>
+        <w:t xml:space="preserve">?</w:t>
+      </w:r>
+    </w:p>
+    <w:p>
+      <w:pPr>
+        <w:rPr>
+          <w:b w:val="1"/>
+          <w:bCs w:val="1"/>
+          <w:color w:val="6aa84f"/>
+        </w:rPr>
+      </w:pPr>
+      <w:r>
+        <w:rPr>
+          <w:rtl w:val="0"/>
+        </w:rPr>
+      </w:r>
+    </w:p>
+    <w:p>
+      <w:pPr>
+        <w:rPr>
+          <w:b w:val="1"/>
+          <w:bCs w:val="1"/>
+        </w:rPr>
+      </w:pPr>
+      <w:r>
+        <w:rPr>
+          <w:b w:val="1"/>
+          <w:bCs w:val="1"/>
+          <w:rtl w:val="0"/>
+        </w:rPr>
+        <w:t xml:space="preserve">Step one</w:t>
+      </w:r>
+    </w:p>
+    <w:p>
+      <w:pPr>
+        <w:rPr>
+          <w:b w:val="1"/>
+          <w:bCs w:val="1"/>
+        </w:rPr>
+      </w:pPr>
+      <w:r>
+        <w:rPr>
+          <w:rtl w:val="0"/>
+        </w:rPr>
+      </w:r>
+    </w:p>
+    <w:p>
+      <w:pPr>
+        <w:rPr>
+          <w:b w:val="1"/>
+          <w:bCs w:val="1"/>
+        </w:rPr>
+      </w:pPr>
+      <w:r>
+        <w:rPr>
+          <w:b w:val="1"/>
+          <w:bCs w:val="1"/>
+        </w:rPr>
+        <w:drawing>
+          <wp:inline distB="114300" distT="114300" distL="114300" distR="114300">
+            <wp:extent cx="2609987" cy="1733499"/>
+            <wp:effectExtent b="25400" l="25400" r="25400" t="25400"/>
+            <wp:docPr id="15" name="image3.png"/>
+            <a:graphic>
+              <a:graphicData uri="http://schemas.openxmlformats.org/drawingml/2006/picture">
+                <pic:pic>
+                  <pic:nvPicPr>
+                    <pic:cNvPr id="0" name="image3.png"/>
+                    <pic:cNvPicPr preferRelativeResize="0"/>
+                  </pic:nvPicPr>
+                  <pic:blipFill>
+                    <a:blip r:embed="rId43"/>
+                    <a:srcRect b="0" l="0" r="0" t="0"/>
+                    <a:stretch>
+                      <a:fillRect/>
+                    </a:stretch>
+                  </pic:blipFill>
+                  <pic:spPr>
+                    <a:xfrm>
+                      <a:off x="0" y="0"/>
+                      <a:ext cx="2609987" cy="1733499"/>
+                    </a:xfrm>
+                    <a:prstGeom prst="rect"/>
+                    <a:ln w="25400">
+                      <a:solidFill>
+                        <a:srgbClr val="000000"/>
+                      </a:solidFill>
+                      <a:prstDash val="solid"/>
+                    </a:ln>
+                  </pic:spPr>
+                </pic:pic>
+              </a:graphicData>
+            </a:graphic>
+          </wp:inline>
+        </w:drawing>
+      </w:r>
+      <w:r>
+        <w:rPr>
+          <w:rtl w:val="0"/>
+        </w:rPr>
+      </w:r>
+    </w:p>
+    <w:p>
+      <w:pPr>
+        <w:rPr>
+          <w:b w:val="1"/>
+          <w:bCs w:val="1"/>
+        </w:rPr>
+      </w:pPr>
+      <w:r>
+        <w:rPr>
+          <w:rtl w:val="0"/>
+        </w:rPr>
+      </w:r>
+    </w:p>
+    <w:p>
+      <w:pPr>
+        <w:rPr>
+          <w:b w:val="1"/>
+          <w:bCs w:val="1"/>
+        </w:rPr>
+      </w:pPr>
+      <w:r>
+        <w:rPr>
+          <w:rtl w:val="0"/>
+        </w:rPr>
+      </w:r>
+    </w:p>
+    <w:p>
+      <w:pPr>
+        <w:rPr>
+          <w:b w:val="1"/>
+          <w:bCs w:val="1"/>
+        </w:rPr>
+      </w:pPr>
+      <w:r>
+        <w:rPr>
+          <w:b w:val="1"/>
+          <w:bCs w:val="1"/>
+        </w:rPr>
+        <w:drawing>
+          <wp:inline distB="114300" distT="114300" distL="114300" distR="114300">
+            <wp:extent cx="2614613" cy="1977720"/>
+            <wp:effectExtent b="25400" l="25400" r="25400" t="25400"/>
+            <wp:docPr id="20" name="image7.png"/>
+            <a:graphic>
+              <a:graphicData uri="http://schemas.openxmlformats.org/drawingml/2006/picture">
+                <pic:pic>
+                  <pic:nvPicPr>
+                    <pic:cNvPr id="0" name="image7.png"/>
+                    <pic:cNvPicPr preferRelativeResize="0"/>
+                  </pic:nvPicPr>
+                  <pic:blipFill>
+                    <a:blip r:embed="rId44"/>
+                    <a:srcRect b="0" l="0" r="0" t="0"/>
+                    <a:stretch>
+                      <a:fillRect/>
+                    </a:stretch>
+                  </pic:blipFill>
+                  <pic:spPr>
+                    <a:xfrm>
+                      <a:off x="0" y="0"/>
+                      <a:ext cx="2614613" cy="1977720"/>
+                    </a:xfrm>
+                    <a:prstGeom prst="rect"/>
+                    <a:ln w="25400">
+                      <a:solidFill>
+                        <a:srgbClr val="000000"/>
+                      </a:solidFill>
+                      <a:prstDash val="solid"/>
+                    </a:ln>
+                  </pic:spPr>
+                </pic:pic>
+              </a:graphicData>
+            </a:graphic>
+          </wp:inline>
+        </w:drawing>
+      </w:r>
+      <w:r>
+        <w:rPr>
+          <w:rtl w:val="0"/>
+        </w:rPr>
+      </w:r>
+    </w:p>
+    <w:p>
+      <w:pPr>
+        <w:rPr>
+          <w:b w:val="1"/>
+          <w:bCs w:val="1"/>
+        </w:rPr>
+      </w:pPr>
+      <w:r>
+        <w:rPr>
+          <w:rtl w:val="0"/>
+        </w:rPr>
+      </w:r>
+    </w:p>
+    <w:p>
+      <w:pPr>
+        <w:rPr>
+          <w:b w:val="1"/>
+          <w:bCs w:val="1"/>
+        </w:rPr>
+      </w:pPr>
+      <w:r>
+        <w:rPr>
+          <w:rtl w:val="0"/>
+        </w:rPr>
+      </w:r>
+    </w:p>
+    <w:p>
+      <w:pPr>
+        <w:rPr>
+          <w:b w:val="1"/>
+          <w:bCs w:val="1"/>
+        </w:rPr>
+      </w:pPr>
+      <w:r>
+        <w:rPr>
+          <w:b w:val="1"/>
+          <w:bCs w:val="1"/>
+          <w:color w:val="6aa84f"/>
+          <w:rtl w:val="0"/>
+        </w:rPr>
+        <w:t xml:space="preserve">110 V</w:t>
+      </w:r>
+      <w:r>
+        <w:rPr>
+          <w:b w:val="1"/>
+          <w:bCs w:val="1"/>
+          <w:rtl w:val="0"/>
+        </w:rPr>
+        <w:t xml:space="preserve"> / </w:t>
+      </w:r>
+      <w:r>
+        <w:rPr>
+          <w:b w:val="1"/>
+          <w:bCs w:val="1"/>
+          <w:color w:val="1155cc"/>
+          <w:rtl w:val="0"/>
+        </w:rPr>
+        <w:t xml:space="preserve">5.0</w:t>
+      </w:r>
+      <w:r>
+        <w:rPr>
+          <w:b w:val="1"/>
+          <w:bCs w:val="1"/>
+          <w:rtl w:val="0"/>
+        </w:rPr>
+        <w:t xml:space="preserve"> = </w:t>
+      </w:r>
+      <w:r>
+        <w:rPr>
+          <w:b w:val="1"/>
+          <w:bCs w:val="1"/>
+          <w:color w:val="ff0000"/>
+          <w:rtl w:val="0"/>
+        </w:rPr>
+        <w:t xml:space="preserve">22 Ω</w:t>
+      </w:r>
+      <w:r>
+        <w:rPr>
+          <w:b w:val="1"/>
+          <w:bCs w:val="1"/>
+          <w:rtl w:val="0"/>
+        </w:rPr>
+        <w:t xml:space="preserve"> </w:t>
+      </w:r>
+    </w:p>
+    <w:p>
+      <w:pPr>
+        <w:rPr>
+          <w:b w:val="1"/>
+          <w:bCs w:val="1"/>
+        </w:rPr>
+      </w:pPr>
+      <w:r>
+        <w:rPr>
+          <w:rtl w:val="0"/>
+        </w:rPr>
+      </w:r>
+    </w:p>
+    <w:p>
+      <w:pPr>
+        <w:rPr>
+          <w:b w:val="1"/>
+          <w:bCs w:val="1"/>
+        </w:rPr>
+      </w:pPr>
+      <w:r>
+        <w:rPr>
+          <w:b w:val="1"/>
+          <w:bCs w:val="1"/>
+        </w:rPr>
+        <w:drawing>
+          <wp:inline distB="114300" distT="114300" distL="114300" distR="114300">
+            <wp:extent cx="3357563" cy="2463429"/>
+            <wp:effectExtent b="25400" l="25400" r="25400" t="25400"/>
+            <wp:docPr id="37" name="image31.png"/>
+            <a:graphic>
+              <a:graphicData uri="http://schemas.openxmlformats.org/drawingml/2006/picture">
+                <pic:pic>
+                  <pic:nvPicPr>
+                    <pic:cNvPr id="0" name="image31.png"/>
+                    <pic:cNvPicPr preferRelativeResize="0"/>
+                  </pic:nvPicPr>
+                  <pic:blipFill>
+                    <a:blip r:embed="rId45"/>
+                    <a:srcRect b="0" l="0" r="0" t="0"/>
+                    <a:stretch>
+                      <a:fillRect/>
+                    </a:stretch>
+                  </pic:blipFill>
+                  <pic:spPr>
+                    <a:xfrm>
+                      <a:off x="0" y="0"/>
+                      <a:ext cx="3357563" cy="2463429"/>
+                    </a:xfrm>
+                    <a:prstGeom prst="rect"/>
+                    <a:ln w="25400">
+                      <a:solidFill>
+                        <a:srgbClr val="000000"/>
+                      </a:solidFill>
+                      <a:prstDash val="solid"/>
+                    </a:ln>
+                  </pic:spPr>
+                </pic:pic>
+              </a:graphicData>
+            </a:graphic>
+          </wp:inline>
+        </w:drawing>
+      </w:r>
+      <w:r>
+        <w:rPr>
+          <w:rtl w:val="0"/>
+        </w:rPr>
+      </w:r>
+    </w:p>
+    <w:p>
+      <w:pPr>
+        <w:rPr>
+          <w:b w:val="1"/>
+          <w:bCs w:val="1"/>
+        </w:rPr>
+      </w:pPr>
+      <w:r>
+        <w:rPr>
+          <w:rtl w:val="0"/>
+        </w:rPr>
+      </w:r>
+    </w:p>
+    <w:p>
+      <w:pPr>
+        <w:rPr>
+          <w:b w:val="1"/>
+          <w:bCs w:val="1"/>
+        </w:rPr>
+      </w:pPr>
+      <w:r>
+        <w:rPr>
+          <w:rtl w:val="0"/>
+        </w:rPr>
+      </w:r>
+    </w:p>
+    <w:p>
+      <w:pPr>
+        <w:rPr>
+          <w:b w:val="1"/>
+          <w:bCs w:val="1"/>
+        </w:rPr>
+      </w:pPr>
+      <w:r>
+        <w:rPr>
+          <w:b w:val="1"/>
+          <w:bCs w:val="1"/>
+          <w:rtl w:val="0"/>
+        </w:rPr>
+        <w:t xml:space="preserve">The answer is 22 Ω for the Inductive reactance. </w:t>
+      </w:r>
+    </w:p>
+    <w:p>
+      <w:pPr>
+        <w:rPr>
+          <w:b w:val="1"/>
+          <w:bCs w:val="1"/>
+        </w:rPr>
+      </w:pPr>
+      <w:r>
+        <w:rPr>
+          <w:rtl w:val="0"/>
+        </w:rPr>
+      </w:r>
+    </w:p>
+    <w:p>
+      <w:pPr>
+        <w:rPr>
+          <w:b w:val="1"/>
+          <w:bCs w:val="1"/>
+          <w:shd w:fill="f1c232" w:val="clear"/>
+        </w:rPr>
+      </w:pPr>
+      <w:r>
+        <w:rPr>
+          <w:b w:val="1"/>
+          <w:bCs w:val="1"/>
+          <w:shd w:fill="f1c232" w:val="clear"/>
+          <w:rtl w:val="0"/>
+        </w:rPr>
+        <w:t xml:space="preserve">Step two -  (This is an additional step to calculate the Inductance of the coil in Henrys. However, it is not mandatory because the question states “Calculate the Inductance of the coil”)</w:t>
+      </w:r>
+    </w:p>
+    <w:p>
+      <w:pPr>
+        <w:rPr>
+          <w:b w:val="1"/>
+          <w:bCs w:val="1"/>
+        </w:rPr>
+      </w:pPr>
+      <w:r>
+        <w:rPr>
+          <w:rtl w:val="0"/>
+        </w:rPr>
+      </w:r>
+    </w:p>
+    <w:p>
+      <w:pPr>
+        <w:rPr/>
+      </w:pPr>
+      <w:r>
+        <w:rPr>
+          <w:rtl w:val="0"/>
+        </w:rPr>
+        <w:t xml:space="preserve">XL = </w:t>
+      </w:r>
+      <w:r>
+        <w:rPr>
+          <w:b w:val="1"/>
+          <w:bCs w:val="1"/>
+          <w:color w:val="e69138"/>
+          <w:rtl w:val="0"/>
+        </w:rPr>
+        <w:t xml:space="preserve">2</w:t>
+      </w:r>
+      <w:r>
+        <w:rPr>
+          <w:b w:val="1"/>
+          <w:bCs w:val="1"/>
+          <w:rtl w:val="0"/>
+        </w:rPr>
+        <w:t xml:space="preserve"> X</w:t>
+      </w:r>
+      <w:r>
+        <w:rPr>
+          <w:rtl w:val="0"/>
+        </w:rPr>
+        <w:t xml:space="preserve"> </w:t>
+      </w:r>
+      <w:r>
+        <w:rPr>
+          <w:b w:val="1"/>
+          <w:bCs w:val="1"/>
+          <w:color w:val="0000ff"/>
+          <w:rtl w:val="0"/>
+        </w:rPr>
+        <w:t xml:space="preserve">π </w:t>
+      </w:r>
+      <w:r>
+        <w:rPr>
+          <w:b w:val="1"/>
+          <w:bCs w:val="1"/>
+          <w:rtl w:val="0"/>
+        </w:rPr>
+        <w:t xml:space="preserve">X</w:t>
+      </w:r>
+      <w:r>
+        <w:rPr>
+          <w:rtl w:val="0"/>
+        </w:rPr>
+        <w:t xml:space="preserve"> </w:t>
+      </w:r>
+      <w:r>
+        <w:rPr>
+          <w:b w:val="1"/>
+          <w:bCs w:val="1"/>
+          <w:color w:val="cc0000"/>
+          <w:rtl w:val="0"/>
+        </w:rPr>
+        <w:t xml:space="preserve">F</w:t>
+      </w:r>
+      <w:r>
+        <w:rPr>
+          <w:rtl w:val="0"/>
+        </w:rPr>
+        <w:t xml:space="preserve"> </w:t>
+      </w:r>
+      <w:r>
+        <w:rPr>
+          <w:b w:val="1"/>
+          <w:bCs w:val="1"/>
+          <w:rtl w:val="0"/>
+        </w:rPr>
+        <w:t xml:space="preserve">X</w:t>
+      </w:r>
+      <w:r>
+        <w:rPr>
+          <w:rtl w:val="0"/>
+        </w:rPr>
+        <w:t xml:space="preserve"> </w:t>
+      </w:r>
+      <w:r>
+        <w:rPr>
+          <w:b w:val="1"/>
+          <w:bCs w:val="1"/>
+          <w:color w:val="6aa84f"/>
+          <w:rtl w:val="0"/>
+        </w:rPr>
+        <w:t xml:space="preserve">L</w:t>
+      </w:r>
+      <w:r>
+        <w:rPr>
+          <w:rtl w:val="0"/>
+        </w:rPr>
+        <w:t xml:space="preserve"> (</w:t>
+      </w:r>
+      <w:r>
+        <w:rPr>
+          <w:b w:val="1"/>
+          <w:bCs w:val="1"/>
+          <w:color w:val="cc0000"/>
+          <w:rtl w:val="0"/>
+        </w:rPr>
+        <w:t xml:space="preserve">Frequency Hz</w:t>
+      </w:r>
+      <w:r>
+        <w:rPr>
+          <w:rtl w:val="0"/>
+        </w:rPr>
+        <w:t xml:space="preserve">, </w:t>
+      </w:r>
+      <w:r>
+        <w:rPr>
+          <w:b w:val="1"/>
+          <w:bCs w:val="1"/>
+          <w:color w:val="6aa84f"/>
+          <w:rtl w:val="0"/>
+        </w:rPr>
+        <w:t xml:space="preserve">Henry H or millihenry mH</w:t>
+      </w:r>
+      <w:r>
+        <w:rPr>
+          <w:rtl w:val="0"/>
+        </w:rPr>
+        <w:t xml:space="preserve">)</w:t>
+      </w:r>
+    </w:p>
+    <w:p>
+      <w:pPr>
+        <w:rPr/>
+      </w:pPr>
+      <w:r>
+        <w:rPr>
+          <w:rtl w:val="0"/>
+        </w:rPr>
+      </w:r>
+    </w:p>
+    <w:p>
+      <w:pPr>
+        <w:rPr>
+          <w:b w:val="1"/>
+          <w:bCs w:val="1"/>
+          <w:color w:val="6aa84f"/>
+        </w:rPr>
+      </w:pPr>
+      <w:r>
+        <w:rPr>
+          <w:rtl w:val="0"/>
+        </w:rPr>
+        <w:t xml:space="preserve">22 Ω  =</w:t>
+      </w:r>
+      <w:r>
+        <w:rPr>
+          <w:b w:val="1"/>
+          <w:bCs w:val="1"/>
+          <w:color w:val="ff9900"/>
+          <w:rtl w:val="0"/>
+        </w:rPr>
+        <w:t xml:space="preserve"> 2</w:t>
+      </w:r>
+      <w:r>
+        <w:rPr>
+          <w:b w:val="1"/>
+          <w:bCs w:val="1"/>
+          <w:rtl w:val="0"/>
+        </w:rPr>
+        <w:t xml:space="preserve"> X </w:t>
+      </w:r>
+      <w:r>
+        <w:rPr>
+          <w:b w:val="1"/>
+          <w:bCs w:val="1"/>
+          <w:color w:val="0000ff"/>
+          <w:rtl w:val="0"/>
+        </w:rPr>
+        <w:t xml:space="preserve">3.14 </w:t>
+      </w:r>
+      <w:r>
+        <w:rPr>
+          <w:b w:val="1"/>
+          <w:bCs w:val="1"/>
+          <w:rtl w:val="0"/>
+        </w:rPr>
+        <w:t xml:space="preserve">X </w:t>
+      </w:r>
+      <w:r>
+        <w:rPr>
+          <w:b w:val="1"/>
+          <w:bCs w:val="1"/>
+          <w:color w:val="cc0000"/>
+          <w:rtl w:val="0"/>
+        </w:rPr>
+        <w:t xml:space="preserve">325 Hz</w:t>
+      </w:r>
+      <w:r>
+        <w:rPr>
+          <w:b w:val="1"/>
+          <w:bCs w:val="1"/>
+          <w:rtl w:val="0"/>
+        </w:rPr>
+        <w:t xml:space="preserve"> X </w:t>
+      </w:r>
+      <w:r>
+        <w:rPr>
+          <w:b w:val="1"/>
+          <w:bCs w:val="1"/>
+          <w:color w:val="6aa84f"/>
+          <w:rtl w:val="0"/>
+        </w:rPr>
+        <w:t xml:space="preserve">?</w:t>
+      </w:r>
+    </w:p>
+    <w:p>
+      <w:pPr>
+        <w:rPr>
+          <w:b w:val="1"/>
+          <w:bCs w:val="1"/>
+          <w:color w:val="6aa84f"/>
+        </w:rPr>
+      </w:pPr>
+      <w:r>
+        <w:rPr>
+          <w:rtl w:val="0"/>
+        </w:rPr>
+      </w:r>
+    </w:p>
+    <w:p>
+      <w:pPr>
+        <w:rPr>
+          <w:b w:val="1"/>
+          <w:bCs w:val="1"/>
+          <w:color w:val="6aa84f"/>
+        </w:rPr>
+      </w:pPr>
+      <w:r>
+        <w:rPr>
+          <w:b w:val="1"/>
+          <w:bCs w:val="1"/>
+          <w:color w:val="6aa84f"/>
+        </w:rPr>
+        <w:drawing>
+          <wp:inline distB="114300" distT="114300" distL="114300" distR="114300">
+            <wp:extent cx="3686175" cy="904875"/>
+            <wp:effectExtent b="25400" l="25400" r="25400" t="25400"/>
+            <wp:docPr id="21" name="image19.png"/>
+            <a:graphic>
+              <a:graphicData uri="http://schemas.openxmlformats.org/drawingml/2006/picture">
+                <pic:pic>
+                  <pic:nvPicPr>
+                    <pic:cNvPr id="0" name="image19.png"/>
+                    <pic:cNvPicPr preferRelativeResize="0"/>
+                  </pic:nvPicPr>
+                  <pic:blipFill>
+                    <a:blip r:embed="rId46"/>
+                    <a:srcRect b="0" l="0" r="0" t="0"/>
+                    <a:stretch>
+                      <a:fillRect/>
+                    </a:stretch>
+                  </pic:blipFill>
+                  <pic:spPr>
+                    <a:xfrm>
+                      <a:off x="0" y="0"/>
+                      <a:ext cx="3686175" cy="904875"/>
+                    </a:xfrm>
+                    <a:prstGeom prst="rect"/>
+                    <a:ln w="25400">
+                      <a:solidFill>
+                        <a:srgbClr val="000000"/>
+                      </a:solidFill>
+                      <a:prstDash val="solid"/>
+                    </a:ln>
+                  </pic:spPr>
+                </pic:pic>
+              </a:graphicData>
+            </a:graphic>
+          </wp:inline>
+        </w:drawing>
+      </w:r>
+      <w:r>
+        <w:rPr>
+          <w:rtl w:val="0"/>
+        </w:rPr>
+      </w:r>
+    </w:p>
+    <w:p>
+      <w:pPr>
+        <w:rPr>
+          <w:b w:val="1"/>
+          <w:bCs w:val="1"/>
+          <w:color w:val="6aa84f"/>
+        </w:rPr>
+      </w:pPr>
+      <w:r>
+        <w:rPr>
+          <w:rtl w:val="0"/>
+        </w:rPr>
+      </w:r>
+    </w:p>
+    <w:p>
+      <w:pPr>
+        <w:rPr>
+          <w:b w:val="1"/>
+          <w:bCs w:val="1"/>
+          <w:color w:val="6aa84f"/>
+        </w:rPr>
+      </w:pPr>
+      <w:r>
+        <w:rPr>
+          <w:rtl w:val="0"/>
+        </w:rPr>
+      </w:r>
+    </w:p>
+    <w:p>
+      <w:pPr>
+        <w:rPr>
+          <w:b w:val="1"/>
+          <w:bCs w:val="1"/>
+        </w:rPr>
+      </w:pPr>
+      <w:r>
+        <w:rPr>
+          <w:b w:val="1"/>
+          <w:bCs w:val="1"/>
+          <w:rtl w:val="0"/>
+        </w:rPr>
+        <w:t xml:space="preserve">= 0.0108 Henrys (2 D.P)</w:t>
+      </w:r>
+    </w:p>
+    <w:p>
+      <w:pPr>
+        <w:rPr>
+          <w:b w:val="1"/>
+          <w:bCs w:val="1"/>
+        </w:rPr>
+      </w:pPr>
+      <w:r>
+        <w:rPr>
+          <w:b w:val="1"/>
+          <w:bCs w:val="1"/>
+          <w:rtl w:val="0"/>
+        </w:rPr>
+        <w:t xml:space="preserve">= 0.011 Henrys</w:t>
+      </w:r>
+    </w:p>
     <w:sectPr>
-      <w:headerReference r:id="rId41" w:type="default"/>
+      <w:headerReference r:id="rId47" w:type="default"/>
       <w:pgSz w:h="16834" w:w="11909" w:orient="portrait"/>
       <w:pgMar w:bottom="1440" w:top="1440" w:left="1440" w:right="1440" w:header="720" w:footer="720"/>
       <w:pgNumType w:start="1"/>
@@ -7741,11 +9190,124 @@
       </w:rPr>
     </w:lvl>
   </w:abstractNum>
+  <w:abstractNum w:abstractNumId="3">
+    <w:lvl w:ilvl="0">
+      <w:start w:val="1"/>
+      <w:numFmt w:val="bullet"/>
+      <w:lvlText w:val="-"/>
+      <w:lvlJc w:val="left"/>
+      <w:pPr>
+        <w:ind w:left="720" w:hanging="360"/>
+      </w:pPr>
+      <w:rPr>
+        <w:u w:val="none"/>
+      </w:rPr>
+    </w:lvl>
+    <w:lvl w:ilvl="1">
+      <w:start w:val="1"/>
+      <w:numFmt w:val="bullet"/>
+      <w:lvlText w:val="-"/>
+      <w:lvlJc w:val="left"/>
+      <w:pPr>
+        <w:ind w:left="1440" w:hanging="360"/>
+      </w:pPr>
+      <w:rPr>
+        <w:u w:val="none"/>
+      </w:rPr>
+    </w:lvl>
+    <w:lvl w:ilvl="2">
+      <w:start w:val="1"/>
+      <w:numFmt w:val="bullet"/>
+      <w:lvlText w:val="-"/>
+      <w:lvlJc w:val="left"/>
+      <w:pPr>
+        <w:ind w:left="2160" w:hanging="360"/>
+      </w:pPr>
+      <w:rPr>
+        <w:u w:val="none"/>
+      </w:rPr>
+    </w:lvl>
+    <w:lvl w:ilvl="3">
+      <w:start w:val="1"/>
+      <w:numFmt w:val="bullet"/>
+      <w:lvlText w:val="-"/>
+      <w:lvlJc w:val="left"/>
+      <w:pPr>
+        <w:ind w:left="2880" w:hanging="360"/>
+      </w:pPr>
+      <w:rPr>
+        <w:u w:val="none"/>
+      </w:rPr>
+    </w:lvl>
+    <w:lvl w:ilvl="4">
+      <w:start w:val="1"/>
+      <w:numFmt w:val="bullet"/>
+      <w:lvlText w:val="-"/>
+      <w:lvlJc w:val="left"/>
+      <w:pPr>
+        <w:ind w:left="3600" w:hanging="360"/>
+      </w:pPr>
+      <w:rPr>
+        <w:u w:val="none"/>
+      </w:rPr>
+    </w:lvl>
+    <w:lvl w:ilvl="5">
+      <w:start w:val="1"/>
+      <w:numFmt w:val="bullet"/>
+      <w:lvlText w:val="-"/>
+      <w:lvlJc w:val="left"/>
+      <w:pPr>
+        <w:ind w:left="4320" w:hanging="360"/>
+      </w:pPr>
+      <w:rPr>
+        <w:u w:val="none"/>
+      </w:rPr>
+    </w:lvl>
+    <w:lvl w:ilvl="6">
+      <w:start w:val="1"/>
+      <w:numFmt w:val="bullet"/>
+      <w:lvlText w:val="-"/>
+      <w:lvlJc w:val="left"/>
+      <w:pPr>
+        <w:ind w:left="5040" w:hanging="360"/>
+      </w:pPr>
+      <w:rPr>
+        <w:u w:val="none"/>
+      </w:rPr>
+    </w:lvl>
+    <w:lvl w:ilvl="7">
+      <w:start w:val="1"/>
+      <w:numFmt w:val="bullet"/>
+      <w:lvlText w:val="-"/>
+      <w:lvlJc w:val="left"/>
+      <w:pPr>
+        <w:ind w:left="5760" w:hanging="360"/>
+      </w:pPr>
+      <w:rPr>
+        <w:u w:val="none"/>
+      </w:rPr>
+    </w:lvl>
+    <w:lvl w:ilvl="8">
+      <w:start w:val="1"/>
+      <w:numFmt w:val="bullet"/>
+      <w:lvlText w:val="-"/>
+      <w:lvlJc w:val="left"/>
+      <w:pPr>
+        <w:ind w:left="6480" w:hanging="360"/>
+      </w:pPr>
+      <w:rPr>
+        <w:u w:val="none"/>
+      </w:rPr>
+    </w:lvl>
+  </w:abstractNum>
   <w:num w:numId="1">
     <w:abstractNumId w:val="1"/>
   </w:num>
   <w:num w:numId="2">
     <w:abstractNumId w:val="2"/>
+  </w:num>
+  <w:num w:numId="3">
+    <w:abstractNumId w:val="3"/>
   </w:num>
 </w:numbering>
 </file>

--- a/Electrical/Level 3 - 2365/4 - Lesson/Write-Up/4 -Lesson.docx
+++ b/Electrical/Level 3 - 2365/4 - Lesson/Write-Up/4 -Lesson.docx
@@ -50,6 +50,552 @@
         </w:rPr>
       </w:r>
     </w:p>
+    <w:sdt>
+      <w:sdtPr>
+        <w:id w:val="1467566476"/>
+        <w:docPartObj>
+          <w:docPartGallery w:val="Table of Contents"/>
+          <w:docPartUnique w:val="1"/>
+        </w:docPartObj>
+      </w:sdtPr>
+      <w:sdtContent>
+        <w:p>
+          <w:pPr>
+            <w:widowControl w:val="0"/>
+            <w:tabs>
+              <w:tab w:val="right" w:leader="none" w:pos="12000"/>
+            </w:tabs>
+            <w:spacing w:before="60" w:line="240" w:lineRule="auto"/>
+            <w:rPr>
+              <w:b w:val="1"/>
+              <w:bCs w:val="1"/>
+              <w:color w:val="000000"/>
+              <w:u w:val="none"/>
+            </w:rPr>
+          </w:pPr>
+          <w:r>
+            <w:fldChar w:fldCharType="begin"/>
+            <w:instrText xml:space="preserve"> TOC \h \u \z \t "Heading 1,1,Heading 2,2,Heading 3,3,Heading 4,4,Heading 5,5,Heading 6,6,"</w:instrText>
+            <w:fldChar w:fldCharType="separate"/>
+          </w:r>
+          <w:hyperlink w:anchor="_ljvgcepi0kh">
+            <w:r>
+              <w:rPr>
+                <w:rFonts w:ascii="Arial" w:cs="Arial" w:eastAsia="Arial" w:hAnsi="Arial"/>
+                <w:b w:val="1"/>
+                <w:bCs w:val="1"/>
+                <w:i w:val="0"/>
+                <w:iCs w:val="0"/>
+                <w:smallCaps w:val="0"/>
+                <w:strike w:val="0"/>
+                <w:color w:val="000000"/>
+                <w:sz w:val="22"/>
+                <w:szCs w:val="22"/>
+                <w:u w:val="none"/>
+                <w:shd w:fill="auto" w:val="clear"/>
+                <w:vertAlign w:val="baseline"/>
+                <w:rtl w:val="0"/>
+              </w:rPr>
+              <w:t xml:space="preserve">The Breakdown of the resistances</w:t>
+              <w:tab/>
+              <w:t xml:space="preserve">5</w:t>
+            </w:r>
+          </w:hyperlink>
+          <w:r>
+            <w:rPr>
+              <w:rtl w:val="0"/>
+            </w:rPr>
+          </w:r>
+        </w:p>
+        <w:p>
+          <w:pPr>
+            <w:widowControl w:val="0"/>
+            <w:tabs>
+              <w:tab w:val="right" w:leader="none" w:pos="12000"/>
+            </w:tabs>
+            <w:spacing w:before="60" w:line="240" w:lineRule="auto"/>
+            <w:rPr>
+              <w:b w:val="1"/>
+              <w:bCs w:val="1"/>
+              <w:color w:val="000000"/>
+              <w:u w:val="none"/>
+            </w:rPr>
+          </w:pPr>
+          <w:hyperlink w:anchor="_ob0s65x9ssg0">
+            <w:r>
+              <w:rPr>
+                <w:rFonts w:ascii="Arial" w:cs="Arial" w:eastAsia="Arial" w:hAnsi="Arial"/>
+                <w:b w:val="1"/>
+                <w:bCs w:val="1"/>
+                <w:i w:val="0"/>
+                <w:iCs w:val="0"/>
+                <w:smallCaps w:val="0"/>
+                <w:strike w:val="0"/>
+                <w:color w:val="000000"/>
+                <w:sz w:val="22"/>
+                <w:szCs w:val="22"/>
+                <w:u w:val="none"/>
+                <w:shd w:fill="auto" w:val="clear"/>
+                <w:vertAlign w:val="baseline"/>
+                <w:rtl w:val="0"/>
+              </w:rPr>
+              <w:t xml:space="preserve">Part one</w:t>
+              <w:tab/>
+              <w:t xml:space="preserve">8</w:t>
+            </w:r>
+          </w:hyperlink>
+          <w:r>
+            <w:rPr>
+              <w:rtl w:val="0"/>
+            </w:rPr>
+          </w:r>
+        </w:p>
+        <w:p>
+          <w:pPr>
+            <w:widowControl w:val="0"/>
+            <w:tabs>
+              <w:tab w:val="right" w:leader="none" w:pos="12000"/>
+            </w:tabs>
+            <w:spacing w:before="60" w:line="240" w:lineRule="auto"/>
+            <w:rPr>
+              <w:b w:val="1"/>
+              <w:bCs w:val="1"/>
+              <w:color w:val="000000"/>
+              <w:u w:val="none"/>
+            </w:rPr>
+          </w:pPr>
+          <w:hyperlink w:anchor="_ukpa1bceuxog">
+            <w:r>
+              <w:rPr>
+                <w:rFonts w:ascii="Arial" w:cs="Arial" w:eastAsia="Arial" w:hAnsi="Arial"/>
+                <w:b w:val="1"/>
+                <w:bCs w:val="1"/>
+                <w:i w:val="0"/>
+                <w:iCs w:val="0"/>
+                <w:smallCaps w:val="0"/>
+                <w:strike w:val="0"/>
+                <w:color w:val="000000"/>
+                <w:sz w:val="22"/>
+                <w:szCs w:val="22"/>
+                <w:u w:val="none"/>
+                <w:shd w:fill="auto" w:val="clear"/>
+                <w:vertAlign w:val="baseline"/>
+                <w:rtl w:val="0"/>
+              </w:rPr>
+              <w:t xml:space="preserve">End of Part one</w:t>
+              <w:tab/>
+              <w:t xml:space="preserve">10</w:t>
+            </w:r>
+          </w:hyperlink>
+          <w:r>
+            <w:rPr>
+              <w:rtl w:val="0"/>
+            </w:rPr>
+          </w:r>
+        </w:p>
+        <w:p>
+          <w:pPr>
+            <w:widowControl w:val="0"/>
+            <w:tabs>
+              <w:tab w:val="right" w:leader="none" w:pos="12000"/>
+            </w:tabs>
+            <w:spacing w:before="60" w:line="240" w:lineRule="auto"/>
+            <w:rPr>
+              <w:b w:val="1"/>
+              <w:bCs w:val="1"/>
+              <w:color w:val="000000"/>
+              <w:u w:val="none"/>
+            </w:rPr>
+          </w:pPr>
+          <w:hyperlink w:anchor="_xy03yqpvi3bm">
+            <w:r>
+              <w:rPr>
+                <w:rFonts w:ascii="Arial" w:cs="Arial" w:eastAsia="Arial" w:hAnsi="Arial"/>
+                <w:b w:val="1"/>
+                <w:bCs w:val="1"/>
+                <w:i w:val="0"/>
+                <w:iCs w:val="0"/>
+                <w:smallCaps w:val="0"/>
+                <w:strike w:val="0"/>
+                <w:color w:val="000000"/>
+                <w:sz w:val="22"/>
+                <w:szCs w:val="22"/>
+                <w:u w:val="none"/>
+                <w:shd w:fill="auto" w:val="clear"/>
+                <w:vertAlign w:val="baseline"/>
+                <w:rtl w:val="0"/>
+              </w:rPr>
+              <w:t xml:space="preserve">Worksheet 2 - WS2</w:t>
+              <w:tab/>
+              <w:t xml:space="preserve">11</w:t>
+            </w:r>
+          </w:hyperlink>
+          <w:r>
+            <w:rPr>
+              <w:rtl w:val="0"/>
+            </w:rPr>
+          </w:r>
+        </w:p>
+        <w:p>
+          <w:pPr>
+            <w:widowControl w:val="0"/>
+            <w:tabs>
+              <w:tab w:val="right" w:leader="none" w:pos="12000"/>
+            </w:tabs>
+            <w:spacing w:before="60" w:line="240" w:lineRule="auto"/>
+            <w:rPr>
+              <w:b w:val="1"/>
+              <w:bCs w:val="1"/>
+              <w:color w:val="000000"/>
+              <w:u w:val="none"/>
+            </w:rPr>
+          </w:pPr>
+          <w:hyperlink w:anchor="_q0pclepwg6m5">
+            <w:r>
+              <w:rPr>
+                <w:rFonts w:ascii="Arial" w:cs="Arial" w:eastAsia="Arial" w:hAnsi="Arial"/>
+                <w:b w:val="1"/>
+                <w:bCs w:val="1"/>
+                <w:i w:val="0"/>
+                <w:iCs w:val="0"/>
+                <w:smallCaps w:val="0"/>
+                <w:strike w:val="0"/>
+                <w:color w:val="000000"/>
+                <w:sz w:val="22"/>
+                <w:szCs w:val="22"/>
+                <w:u w:val="none"/>
+                <w:shd w:fill="auto" w:val="clear"/>
+                <w:vertAlign w:val="baseline"/>
+                <w:rtl w:val="0"/>
+              </w:rPr>
+              <w:t xml:space="preserve">WS2 Question 1</w:t>
+              <w:tab/>
+              <w:t xml:space="preserve">11</w:t>
+            </w:r>
+          </w:hyperlink>
+          <w:r>
+            <w:rPr>
+              <w:rtl w:val="0"/>
+            </w:rPr>
+          </w:r>
+        </w:p>
+        <w:p>
+          <w:pPr>
+            <w:widowControl w:val="0"/>
+            <w:tabs>
+              <w:tab w:val="right" w:leader="none" w:pos="12000"/>
+            </w:tabs>
+            <w:spacing w:before="60" w:line="240" w:lineRule="auto"/>
+            <w:rPr>
+              <w:b w:val="1"/>
+              <w:bCs w:val="1"/>
+              <w:color w:val="000000"/>
+              <w:u w:val="none"/>
+            </w:rPr>
+          </w:pPr>
+          <w:hyperlink w:anchor="_qys0xi8muocf">
+            <w:r>
+              <w:rPr>
+                <w:rFonts w:ascii="Arial" w:cs="Arial" w:eastAsia="Arial" w:hAnsi="Arial"/>
+                <w:b w:val="1"/>
+                <w:bCs w:val="1"/>
+                <w:i w:val="0"/>
+                <w:iCs w:val="0"/>
+                <w:smallCaps w:val="0"/>
+                <w:strike w:val="0"/>
+                <w:color w:val="000000"/>
+                <w:sz w:val="22"/>
+                <w:szCs w:val="22"/>
+                <w:u w:val="none"/>
+                <w:shd w:fill="auto" w:val="clear"/>
+                <w:vertAlign w:val="baseline"/>
+                <w:rtl w:val="0"/>
+              </w:rPr>
+              <w:t xml:space="preserve">WS2 Question 2</w:t>
+              <w:tab/>
+              <w:t xml:space="preserve">12</w:t>
+            </w:r>
+          </w:hyperlink>
+          <w:r>
+            <w:rPr>
+              <w:rtl w:val="0"/>
+            </w:rPr>
+          </w:r>
+        </w:p>
+        <w:p>
+          <w:pPr>
+            <w:widowControl w:val="0"/>
+            <w:tabs>
+              <w:tab w:val="right" w:leader="none" w:pos="12000"/>
+            </w:tabs>
+            <w:spacing w:before="60" w:line="240" w:lineRule="auto"/>
+            <w:rPr>
+              <w:b w:val="1"/>
+              <w:bCs w:val="1"/>
+              <w:color w:val="000000"/>
+              <w:u w:val="none"/>
+            </w:rPr>
+          </w:pPr>
+          <w:hyperlink w:anchor="_98sjaa8wu1yr">
+            <w:r>
+              <w:rPr>
+                <w:rFonts w:ascii="Arial" w:cs="Arial" w:eastAsia="Arial" w:hAnsi="Arial"/>
+                <w:b w:val="1"/>
+                <w:bCs w:val="1"/>
+                <w:i w:val="0"/>
+                <w:iCs w:val="0"/>
+                <w:smallCaps w:val="0"/>
+                <w:strike w:val="0"/>
+                <w:color w:val="000000"/>
+                <w:sz w:val="22"/>
+                <w:szCs w:val="22"/>
+                <w:u w:val="none"/>
+                <w:shd w:fill="auto" w:val="clear"/>
+                <w:vertAlign w:val="baseline"/>
+                <w:rtl w:val="0"/>
+              </w:rPr>
+              <w:t xml:space="preserve">WS2 Question 3</w:t>
+              <w:tab/>
+              <w:t xml:space="preserve">13</w:t>
+            </w:r>
+          </w:hyperlink>
+          <w:r>
+            <w:rPr>
+              <w:rtl w:val="0"/>
+            </w:rPr>
+          </w:r>
+        </w:p>
+        <w:p>
+          <w:pPr>
+            <w:widowControl w:val="0"/>
+            <w:tabs>
+              <w:tab w:val="right" w:leader="none" w:pos="12000"/>
+            </w:tabs>
+            <w:spacing w:before="60" w:line="240" w:lineRule="auto"/>
+            <w:rPr>
+              <w:b w:val="1"/>
+              <w:bCs w:val="1"/>
+              <w:color w:val="000000"/>
+              <w:u w:val="none"/>
+            </w:rPr>
+          </w:pPr>
+          <w:hyperlink w:anchor="_2h85y2fmbc5h">
+            <w:r>
+              <w:rPr>
+                <w:rFonts w:ascii="Arial" w:cs="Arial" w:eastAsia="Arial" w:hAnsi="Arial"/>
+                <w:b w:val="1"/>
+                <w:bCs w:val="1"/>
+                <w:i w:val="0"/>
+                <w:iCs w:val="0"/>
+                <w:smallCaps w:val="0"/>
+                <w:strike w:val="0"/>
+                <w:color w:val="000000"/>
+                <w:sz w:val="22"/>
+                <w:szCs w:val="22"/>
+                <w:u w:val="none"/>
+                <w:shd w:fill="auto" w:val="clear"/>
+                <w:vertAlign w:val="baseline"/>
+                <w:rtl w:val="0"/>
+              </w:rPr>
+              <w:t xml:space="preserve">WS2 Question 4</w:t>
+              <w:tab/>
+              <w:t xml:space="preserve">15</w:t>
+            </w:r>
+          </w:hyperlink>
+          <w:r>
+            <w:rPr>
+              <w:rtl w:val="0"/>
+            </w:rPr>
+          </w:r>
+        </w:p>
+        <w:p>
+          <w:pPr>
+            <w:widowControl w:val="0"/>
+            <w:tabs>
+              <w:tab w:val="right" w:leader="none" w:pos="12000"/>
+            </w:tabs>
+            <w:spacing w:before="60" w:line="240" w:lineRule="auto"/>
+            <w:rPr>
+              <w:b w:val="1"/>
+              <w:bCs w:val="1"/>
+              <w:color w:val="000000"/>
+              <w:u w:val="none"/>
+            </w:rPr>
+          </w:pPr>
+          <w:hyperlink w:anchor="_mhoamdn5fds1">
+            <w:r>
+              <w:rPr>
+                <w:rFonts w:ascii="Arial" w:cs="Arial" w:eastAsia="Arial" w:hAnsi="Arial"/>
+                <w:b w:val="1"/>
+                <w:bCs w:val="1"/>
+                <w:i w:val="0"/>
+                <w:iCs w:val="0"/>
+                <w:smallCaps w:val="0"/>
+                <w:strike w:val="0"/>
+                <w:color w:val="000000"/>
+                <w:sz w:val="22"/>
+                <w:szCs w:val="22"/>
+                <w:u w:val="none"/>
+                <w:shd w:fill="auto" w:val="clear"/>
+                <w:vertAlign w:val="baseline"/>
+                <w:rtl w:val="0"/>
+              </w:rPr>
+              <w:t xml:space="preserve">WS2 Question 5</w:t>
+              <w:tab/>
+              <w:t xml:space="preserve">18</w:t>
+            </w:r>
+          </w:hyperlink>
+          <w:r>
+            <w:rPr>
+              <w:rtl w:val="0"/>
+            </w:rPr>
+          </w:r>
+        </w:p>
+        <w:p>
+          <w:pPr>
+            <w:widowControl w:val="0"/>
+            <w:tabs>
+              <w:tab w:val="right" w:leader="none" w:pos="12000"/>
+            </w:tabs>
+            <w:spacing w:before="60" w:line="240" w:lineRule="auto"/>
+            <w:rPr>
+              <w:b w:val="1"/>
+              <w:bCs w:val="1"/>
+              <w:color w:val="000000"/>
+              <w:u w:val="none"/>
+            </w:rPr>
+          </w:pPr>
+          <w:hyperlink w:anchor="_wk6qt0jq6xsf">
+            <w:r>
+              <w:rPr>
+                <w:rFonts w:ascii="Arial" w:cs="Arial" w:eastAsia="Arial" w:hAnsi="Arial"/>
+                <w:b w:val="1"/>
+                <w:bCs w:val="1"/>
+                <w:i w:val="0"/>
+                <w:iCs w:val="0"/>
+                <w:smallCaps w:val="0"/>
+                <w:strike w:val="0"/>
+                <w:color w:val="000000"/>
+                <w:sz w:val="22"/>
+                <w:szCs w:val="22"/>
+                <w:u w:val="none"/>
+                <w:shd w:fill="auto" w:val="clear"/>
+                <w:vertAlign w:val="baseline"/>
+                <w:rtl w:val="0"/>
+              </w:rPr>
+              <w:t xml:space="preserve">WS2 Question 6</w:t>
+              <w:tab/>
+              <w:t xml:space="preserve">21</w:t>
+            </w:r>
+          </w:hyperlink>
+          <w:r>
+            <w:rPr>
+              <w:rtl w:val="0"/>
+            </w:rPr>
+          </w:r>
+        </w:p>
+        <w:p>
+          <w:pPr>
+            <w:widowControl w:val="0"/>
+            <w:tabs>
+              <w:tab w:val="right" w:leader="none" w:pos="12000"/>
+            </w:tabs>
+            <w:spacing w:before="60" w:line="240" w:lineRule="auto"/>
+            <w:rPr>
+              <w:b w:val="1"/>
+              <w:bCs w:val="1"/>
+              <w:color w:val="000000"/>
+              <w:u w:val="none"/>
+            </w:rPr>
+          </w:pPr>
+          <w:hyperlink w:anchor="_yht26ytrtpc8">
+            <w:r>
+              <w:rPr>
+                <w:rFonts w:ascii="Arial" w:cs="Arial" w:eastAsia="Arial" w:hAnsi="Arial"/>
+                <w:b w:val="1"/>
+                <w:bCs w:val="1"/>
+                <w:i w:val="0"/>
+                <w:iCs w:val="0"/>
+                <w:smallCaps w:val="0"/>
+                <w:strike w:val="0"/>
+                <w:color w:val="000000"/>
+                <w:sz w:val="22"/>
+                <w:szCs w:val="22"/>
+                <w:u w:val="none"/>
+                <w:shd w:fill="auto" w:val="clear"/>
+                <w:vertAlign w:val="baseline"/>
+                <w:rtl w:val="0"/>
+              </w:rPr>
+              <w:t xml:space="preserve">Worksheet 3 - WS3</w:t>
+              <w:tab/>
+              <w:t xml:space="preserve">24</w:t>
+            </w:r>
+          </w:hyperlink>
+          <w:r>
+            <w:rPr>
+              <w:rtl w:val="0"/>
+            </w:rPr>
+          </w:r>
+        </w:p>
+        <w:p>
+          <w:pPr>
+            <w:widowControl w:val="0"/>
+            <w:tabs>
+              <w:tab w:val="right" w:leader="none" w:pos="12000"/>
+            </w:tabs>
+            <w:spacing w:before="60" w:line="240" w:lineRule="auto"/>
+            <w:rPr>
+              <w:b w:val="1"/>
+              <w:bCs w:val="1"/>
+              <w:color w:val="000000"/>
+              <w:u w:val="none"/>
+            </w:rPr>
+          </w:pPr>
+          <w:hyperlink w:anchor="_bunpl8g4k3yy">
+            <w:r>
+              <w:rPr>
+                <w:b w:val="1"/>
+                <w:bCs w:val="1"/>
+                <w:color w:val="000000"/>
+                <w:u w:val="none"/>
+                <w:rtl w:val="0"/>
+              </w:rPr>
+              <w:t xml:space="preserve">WS3 - Question 1</w:t>
+              <w:tab/>
+              <w:t xml:space="preserve">24</w:t>
+            </w:r>
+          </w:hyperlink>
+          <w:r>
+            <w:rPr>
+              <w:rtl w:val="0"/>
+            </w:rPr>
+          </w:r>
+          <w:r>
+            <w:fldChar w:fldCharType="end"/>
+          </w:r>
+        </w:p>
+      </w:sdtContent>
+    </w:sdt>
+    <w:p>
+      <w:pPr>
+        <w:rPr/>
+      </w:pPr>
+      <w:r>
+        <w:rPr>
+          <w:rtl w:val="0"/>
+        </w:rPr>
+      </w:r>
+    </w:p>
+    <w:p>
+      <w:pPr>
+        <w:rPr/>
+      </w:pPr>
+      <w:r>
+        <w:rPr>
+          <w:rtl w:val="0"/>
+        </w:rPr>
+      </w:r>
+    </w:p>
     <w:p>
       <w:pPr>
         <w:rPr/>
@@ -165,12 +711,12 @@
           <wp:inline distB="114300" distT="114300" distL="114300" distR="114300">
             <wp:extent cx="3548063" cy="2547811"/>
             <wp:effectExtent b="50800" l="50800" r="50800" t="50800"/>
-            <wp:docPr id="24" name="image25.png"/>
+            <wp:docPr id="24" name="image18.png"/>
             <a:graphic>
               <a:graphicData uri="http://schemas.openxmlformats.org/drawingml/2006/picture">
                 <pic:pic>
                   <pic:nvPicPr>
-                    <pic:cNvPr id="0" name="image25.png"/>
+                    <pic:cNvPr id="0" name="image18.png"/>
                     <pic:cNvPicPr preferRelativeResize="0"/>
                   </pic:nvPicPr>
                   <pic:blipFill>
@@ -298,12 +844,12 @@
           <wp:inline distB="114300" distT="114300" distL="114300" distR="114300">
             <wp:extent cx="4505325" cy="3714750"/>
             <wp:effectExtent b="25400" l="25400" r="25400" t="25400"/>
-            <wp:docPr id="27" name="image23.png"/>
+            <wp:docPr id="27" name="image17.png"/>
             <a:graphic>
               <a:graphicData uri="http://schemas.openxmlformats.org/drawingml/2006/picture">
                 <pic:pic>
                   <pic:nvPicPr>
-                    <pic:cNvPr id="0" name="image23.png"/>
+                    <pic:cNvPr id="0" name="image17.png"/>
                     <pic:cNvPicPr preferRelativeResize="0"/>
                   </pic:nvPicPr>
                   <pic:blipFill>
@@ -411,12 +957,12 @@
           <wp:inline distB="114300" distT="114300" distL="114300" distR="114300">
             <wp:extent cx="4810125" cy="3924300"/>
             <wp:effectExtent b="25400" l="25400" r="25400" t="25400"/>
-            <wp:docPr id="26" name="image21.png"/>
+            <wp:docPr id="26" name="image23.png"/>
             <a:graphic>
               <a:graphicData uri="http://schemas.openxmlformats.org/drawingml/2006/picture">
                 <pic:pic>
                   <pic:nvPicPr>
-                    <pic:cNvPr id="0" name="image21.png"/>
+                    <pic:cNvPr id="0" name="image23.png"/>
                     <pic:cNvPicPr preferRelativeResize="0"/>
                   </pic:nvPicPr>
                   <pic:blipFill>
@@ -611,12 +1157,12 @@
           <wp:inline distB="114300" distT="114300" distL="114300" distR="114300">
             <wp:extent cx="5534025" cy="3048000"/>
             <wp:effectExtent b="25400" l="25400" r="25400" t="25400"/>
-            <wp:docPr id="30" name="image34.png"/>
+            <wp:docPr id="30" name="image22.png"/>
             <a:graphic>
               <a:graphicData uri="http://schemas.openxmlformats.org/drawingml/2006/picture">
                 <pic:pic>
                   <pic:nvPicPr>
-                    <pic:cNvPr id="0" name="image34.png"/>
+                    <pic:cNvPr id="0" name="image22.png"/>
                     <pic:cNvPicPr preferRelativeResize="0"/>
                   </pic:nvPicPr>
                   <pic:blipFill>
@@ -796,12 +1342,12 @@
           <wp:inline distB="114300" distT="114300" distL="114300" distR="114300">
             <wp:extent cx="4886325" cy="3752850"/>
             <wp:effectExtent b="25400" l="25400" r="25400" t="25400"/>
-            <wp:docPr id="28" name="image37.png"/>
+            <wp:docPr id="28" name="image30.png"/>
             <a:graphic>
               <a:graphicData uri="http://schemas.openxmlformats.org/drawingml/2006/picture">
                 <pic:pic>
                   <pic:nvPicPr>
-                    <pic:cNvPr id="0" name="image37.png"/>
+                    <pic:cNvPr id="0" name="image30.png"/>
                     <pic:cNvPicPr preferRelativeResize="0"/>
                   </pic:nvPicPr>
                   <pic:blipFill>
@@ -1046,12 +1592,12 @@
           <wp:inline distB="114300" distT="114300" distL="114300" distR="114300">
             <wp:extent cx="5731200" cy="2413000"/>
             <wp:effectExtent b="25400" l="25400" r="25400" t="25400"/>
-            <wp:docPr id="32" name="image35.png"/>
+            <wp:docPr id="32" name="image24.png"/>
             <a:graphic>
               <a:graphicData uri="http://schemas.openxmlformats.org/drawingml/2006/picture">
                 <pic:pic>
                   <pic:nvPicPr>
-                    <pic:cNvPr id="0" name="image35.png"/>
+                    <pic:cNvPr id="0" name="image24.png"/>
                     <pic:cNvPicPr preferRelativeResize="0"/>
                   </pic:nvPicPr>
                   <pic:blipFill>
@@ -1156,12 +1702,12 @@
           <wp:inline distB="114300" distT="114300" distL="114300" distR="114300">
             <wp:extent cx="5019675" cy="3819525"/>
             <wp:effectExtent b="25400" l="25400" r="25400" t="25400"/>
-            <wp:docPr id="31" name="image33.png"/>
+            <wp:docPr id="31" name="image34.png"/>
             <a:graphic>
               <a:graphicData uri="http://schemas.openxmlformats.org/drawingml/2006/picture">
                 <pic:pic>
                   <pic:nvPicPr>
-                    <pic:cNvPr id="0" name="image33.png"/>
+                    <pic:cNvPr id="0" name="image34.png"/>
                     <pic:cNvPicPr preferRelativeResize="0"/>
                   </pic:nvPicPr>
                   <pic:blipFill>
@@ -1286,12 +1832,12 @@
           <wp:inline distB="114300" distT="114300" distL="114300" distR="114300">
             <wp:extent cx="5731200" cy="2362200"/>
             <wp:effectExtent b="25400" l="25400" r="25400" t="25400"/>
-            <wp:docPr id="35" name="image40.png"/>
+            <wp:docPr id="35" name="image35.png"/>
             <a:graphic>
               <a:graphicData uri="http://schemas.openxmlformats.org/drawingml/2006/picture">
                 <pic:pic>
                   <pic:nvPicPr>
-                    <pic:cNvPr id="0" name="image40.png"/>
+                    <pic:cNvPr id="0" name="image35.png"/>
                     <pic:cNvPicPr preferRelativeResize="0"/>
                   </pic:nvPicPr>
                   <pic:blipFill>
@@ -1372,12 +1918,12 @@
           <wp:inline distB="114300" distT="114300" distL="114300" distR="114300">
             <wp:extent cx="5731200" cy="2463800"/>
             <wp:effectExtent b="25400" l="25400" r="25400" t="25400"/>
-            <wp:docPr id="34" name="image24.png"/>
+            <wp:docPr id="34" name="image36.png"/>
             <a:graphic>
               <a:graphicData uri="http://schemas.openxmlformats.org/drawingml/2006/picture">
                 <pic:pic>
                   <pic:nvPicPr>
-                    <pic:cNvPr id="0" name="image24.png"/>
+                    <pic:cNvPr id="0" name="image36.png"/>
                     <pic:cNvPicPr preferRelativeResize="0"/>
                   </pic:nvPicPr>
                   <pic:blipFill>
@@ -2039,12 +2585,12 @@
           <wp:inline distB="114300" distT="114300" distL="114300" distR="114300">
             <wp:extent cx="4103608" cy="3124338"/>
             <wp:effectExtent b="25400" l="25400" r="25400" t="25400"/>
-            <wp:docPr id="29" name="image32.png"/>
+            <wp:docPr id="29" name="image27.png"/>
             <a:graphic>
               <a:graphicData uri="http://schemas.openxmlformats.org/drawingml/2006/picture">
                 <pic:pic>
                   <pic:nvPicPr>
-                    <pic:cNvPr id="0" name="image32.png"/>
+                    <pic:cNvPr id="0" name="image27.png"/>
                     <pic:cNvPicPr preferRelativeResize="0"/>
                   </pic:nvPicPr>
                   <pic:blipFill>
@@ -2209,12 +2755,12 @@
           <wp:inline distB="114300" distT="114300" distL="114300" distR="114300">
             <wp:extent cx="3833813" cy="4043972"/>
             <wp:effectExtent b="25400" l="25400" r="25400" t="25400"/>
-            <wp:docPr id="4" name="image5.png"/>
+            <wp:docPr id="4" name="image20.png"/>
             <a:graphic>
               <a:graphicData uri="http://schemas.openxmlformats.org/drawingml/2006/picture">
                 <pic:pic>
                   <pic:nvPicPr>
-                    <pic:cNvPr id="0" name="image5.png"/>
+                    <pic:cNvPr id="0" name="image20.png"/>
                     <pic:cNvPicPr preferRelativeResize="0"/>
                   </pic:nvPicPr>
                   <pic:blipFill>
@@ -2299,12 +2845,12 @@
           <wp:inline distB="114300" distT="114300" distL="114300" distR="114300">
             <wp:extent cx="4875053" cy="1757287"/>
             <wp:effectExtent b="25400" l="25400" r="25400" t="25400"/>
-            <wp:docPr id="12" name="image39.png"/>
+            <wp:docPr id="12" name="image11.png"/>
             <a:graphic>
               <a:graphicData uri="http://schemas.openxmlformats.org/drawingml/2006/picture">
                 <pic:pic>
                   <pic:nvPicPr>
-                    <pic:cNvPr id="0" name="image39.png"/>
+                    <pic:cNvPr id="0" name="image11.png"/>
                     <pic:cNvPicPr preferRelativeResize="0"/>
                   </pic:nvPicPr>
                   <pic:blipFill>
@@ -2502,12 +3048,12 @@
           <wp:inline distB="114300" distT="114300" distL="114300" distR="114300">
             <wp:extent cx="5072063" cy="2224293"/>
             <wp:effectExtent b="25400" l="25400" r="25400" t="25400"/>
-            <wp:docPr id="25" name="image22.png"/>
+            <wp:docPr id="25" name="image25.png"/>
             <a:graphic>
               <a:graphicData uri="http://schemas.openxmlformats.org/drawingml/2006/picture">
                 <pic:pic>
                   <pic:nvPicPr>
-                    <pic:cNvPr id="0" name="image22.png"/>
+                    <pic:cNvPr id="0" name="image25.png"/>
                     <pic:cNvPicPr preferRelativeResize="0"/>
                   </pic:nvPicPr>
                   <pic:blipFill>
@@ -3269,12 +3815,12 @@
           <wp:inline distB="114300" distT="114300" distL="114300" distR="114300">
             <wp:extent cx="2740625" cy="1833563"/>
             <wp:effectExtent b="25400" l="25400" r="25400" t="25400"/>
-            <wp:docPr id="1" name="image18.png"/>
+            <wp:docPr id="1" name="image10.png"/>
             <a:graphic>
               <a:graphicData uri="http://schemas.openxmlformats.org/drawingml/2006/picture">
                 <pic:pic>
                   <pic:nvPicPr>
-                    <pic:cNvPr id="0" name="image18.png"/>
+                    <pic:cNvPr id="0" name="image10.png"/>
                     <pic:cNvPicPr preferRelativeResize="0"/>
                   </pic:nvPicPr>
                   <pic:blipFill>
@@ -3465,12 +4011,12 @@
           <wp:inline distB="114300" distT="114300" distL="114300" distR="114300">
             <wp:extent cx="5976667" cy="2565149"/>
             <wp:effectExtent b="25400" l="25400" r="25400" t="25400"/>
-            <wp:docPr id="11" name="image11.jpg"/>
+            <wp:docPr id="11" name="image7.jpg"/>
             <a:graphic>
               <a:graphicData uri="http://schemas.openxmlformats.org/drawingml/2006/picture">
                 <pic:pic>
                   <pic:nvPicPr>
-                    <pic:cNvPr id="0" name="image11.jpg"/>
+                    <pic:cNvPr id="0" name="image7.jpg"/>
                     <pic:cNvPicPr preferRelativeResize="0"/>
                   </pic:nvPicPr>
                   <pic:blipFill>
@@ -4003,12 +4549,12 @@
           <wp:inline distB="114300" distT="114300" distL="114300" distR="114300">
             <wp:extent cx="5033963" cy="2918360"/>
             <wp:effectExtent b="25400" l="25400" r="25400" t="25400"/>
-            <wp:docPr id="22" name="image30.png"/>
+            <wp:docPr id="22" name="image38.png"/>
             <a:graphic>
               <a:graphicData uri="http://schemas.openxmlformats.org/drawingml/2006/picture">
                 <pic:pic>
                   <pic:nvPicPr>
-                    <pic:cNvPr id="0" name="image30.png"/>
+                    <pic:cNvPr id="0" name="image38.png"/>
                     <pic:cNvPicPr preferRelativeResize="0"/>
                   </pic:nvPicPr>
                   <pic:blipFill>
@@ -4233,12 +4779,12 @@
           <wp:inline distB="114300" distT="114300" distL="114300" distR="114300">
             <wp:extent cx="6443663" cy="2417449"/>
             <wp:effectExtent b="25400" l="25400" r="25400" t="25400"/>
-            <wp:docPr id="16" name="image15.jpg"/>
+            <wp:docPr id="16" name="image6.jpg"/>
             <a:graphic>
               <a:graphicData uri="http://schemas.openxmlformats.org/drawingml/2006/picture">
                 <pic:pic>
                   <pic:nvPicPr>
-                    <pic:cNvPr id="0" name="image15.jpg"/>
+                    <pic:cNvPr id="0" name="image6.jpg"/>
                     <pic:cNvPicPr preferRelativeResize="0"/>
                   </pic:nvPicPr>
                   <pic:blipFill>
@@ -4488,12 +5034,12 @@
           <wp:inline distB="114300" distT="114300" distL="114300" distR="114300">
             <wp:extent cx="2134415" cy="1470664"/>
             <wp:effectExtent b="25400" l="25400" r="25400" t="25400"/>
-            <wp:docPr id="18" name="image2.png"/>
+            <wp:docPr id="18" name="image16.png"/>
             <a:graphic>
               <a:graphicData uri="http://schemas.openxmlformats.org/drawingml/2006/picture">
                 <pic:pic>
                   <pic:nvPicPr>
-                    <pic:cNvPr id="0" name="image2.png"/>
+                    <pic:cNvPr id="0" name="image16.png"/>
                     <pic:cNvPicPr preferRelativeResize="0"/>
                   </pic:nvPicPr>
                   <pic:blipFill>
@@ -4557,12 +5103,12 @@
           <wp:inline distB="114300" distT="114300" distL="114300" distR="114300">
             <wp:extent cx="2266131" cy="1540211"/>
             <wp:effectExtent b="25400" l="25400" r="25400" t="25400"/>
-            <wp:docPr id="10" name="image12.png"/>
+            <wp:docPr id="10" name="image2.png"/>
             <a:graphic>
               <a:graphicData uri="http://schemas.openxmlformats.org/drawingml/2006/picture">
                 <pic:pic>
                   <pic:nvPicPr>
-                    <pic:cNvPr id="0" name="image12.png"/>
+                    <pic:cNvPr id="0" name="image2.png"/>
                     <pic:cNvPicPr preferRelativeResize="0"/>
                   </pic:nvPicPr>
                   <pic:blipFill>
@@ -4935,12 +5481,12 @@
           <wp:inline distB="114300" distT="114300" distL="114300" distR="114300">
             <wp:extent cx="3192416" cy="2072636"/>
             <wp:effectExtent b="25400" l="25400" r="25400" t="25400"/>
-            <wp:docPr id="23" name="image20.png"/>
+            <wp:docPr id="23" name="image39.png"/>
             <a:graphic>
               <a:graphicData uri="http://schemas.openxmlformats.org/drawingml/2006/picture">
                 <pic:pic>
                   <pic:nvPicPr>
-                    <pic:cNvPr id="0" name="image20.png"/>
+                    <pic:cNvPr id="0" name="image39.png"/>
                     <pic:cNvPicPr preferRelativeResize="0"/>
                   </pic:nvPicPr>
                   <pic:blipFill>
@@ -5125,12 +5671,12 @@
           <wp:inline distB="114300" distT="114300" distL="114300" distR="114300">
             <wp:extent cx="3214688" cy="2234322"/>
             <wp:effectExtent b="25400" l="25400" r="25400" t="25400"/>
-            <wp:docPr id="6" name="image1.png"/>
+            <wp:docPr id="6" name="image9.png"/>
             <a:graphic>
               <a:graphicData uri="http://schemas.openxmlformats.org/drawingml/2006/picture">
                 <pic:pic>
                   <pic:nvPicPr>
-                    <pic:cNvPr id="0" name="image1.png"/>
+                    <pic:cNvPr id="0" name="image9.png"/>
                     <pic:cNvPicPr preferRelativeResize="0"/>
                   </pic:nvPicPr>
                   <pic:blipFill>
@@ -5238,12 +5784,12 @@
           <wp:inline distB="114300" distT="114300" distL="114300" distR="114300">
             <wp:extent cx="3876675" cy="2495550"/>
             <wp:effectExtent b="25400" l="25400" r="25400" t="25400"/>
-            <wp:docPr id="3" name="image13.jpg"/>
+            <wp:docPr id="3" name="image3.jpg"/>
             <a:graphic>
               <a:graphicData uri="http://schemas.openxmlformats.org/drawingml/2006/picture">
                 <pic:pic>
                   <pic:nvPicPr>
-                    <pic:cNvPr id="0" name="image13.jpg"/>
+                    <pic:cNvPr id="0" name="image3.jpg"/>
                     <pic:cNvPicPr preferRelativeResize="0"/>
                   </pic:nvPicPr>
                   <pic:blipFill>
@@ -5477,12 +6023,12 @@
           <wp:inline distB="114300" distT="114300" distL="114300" distR="114300">
             <wp:extent cx="2890838" cy="2194539"/>
             <wp:effectExtent b="25400" l="25400" r="25400" t="25400"/>
-            <wp:docPr id="14" name="image4.png"/>
+            <wp:docPr id="14" name="image13.png"/>
             <a:graphic>
               <a:graphicData uri="http://schemas.openxmlformats.org/drawingml/2006/picture">
                 <pic:pic>
                   <pic:nvPicPr>
-                    <pic:cNvPr id="0" name="image4.png"/>
+                    <pic:cNvPr id="0" name="image13.png"/>
                     <pic:cNvPicPr preferRelativeResize="0"/>
                   </pic:nvPicPr>
                   <pic:blipFill>
@@ -5593,12 +6139,12 @@
           <wp:inline distB="114300" distT="114300" distL="114300" distR="114300">
             <wp:extent cx="3328988" cy="2545028"/>
             <wp:effectExtent b="25400" l="25400" r="25400" t="25400"/>
-            <wp:docPr id="17" name="image10.png"/>
+            <wp:docPr id="17" name="image8.png"/>
             <a:graphic>
               <a:graphicData uri="http://schemas.openxmlformats.org/drawingml/2006/picture">
                 <pic:pic>
                   <pic:nvPicPr>
-                    <pic:cNvPr id="0" name="image10.png"/>
+                    <pic:cNvPr id="0" name="image8.png"/>
                     <pic:cNvPicPr preferRelativeResize="0"/>
                   </pic:nvPicPr>
                   <pic:blipFill>
@@ -6027,12 +6573,12 @@
           <wp:inline distB="114300" distT="114300" distL="114300" distR="114300">
             <wp:extent cx="2695575" cy="857250"/>
             <wp:effectExtent b="25400" l="25400" r="25400" t="25400"/>
-            <wp:docPr id="8" name="image14.png"/>
+            <wp:docPr id="8" name="image4.png"/>
             <a:graphic>
               <a:graphicData uri="http://schemas.openxmlformats.org/drawingml/2006/picture">
                 <pic:pic>
                   <pic:nvPicPr>
-                    <pic:cNvPr id="0" name="image14.png"/>
+                    <pic:cNvPr id="0" name="image4.png"/>
                     <pic:cNvPicPr preferRelativeResize="0"/>
                   </pic:nvPicPr>
                   <pic:blipFill>
@@ -6139,12 +6685,12 @@
           <wp:inline distB="114300" distT="114300" distL="114300" distR="114300">
             <wp:extent cx="1981200" cy="876300"/>
             <wp:effectExtent b="25400" l="25400" r="25400" t="25400"/>
-            <wp:docPr id="13" name="image17.png"/>
+            <wp:docPr id="13" name="image19.png"/>
             <a:graphic>
               <a:graphicData uri="http://schemas.openxmlformats.org/drawingml/2006/picture">
                 <pic:pic>
                   <pic:nvPicPr>
-                    <pic:cNvPr id="0" name="image17.png"/>
+                    <pic:cNvPr id="0" name="image19.png"/>
                     <pic:cNvPicPr preferRelativeResize="0"/>
                   </pic:nvPicPr>
                   <pic:blipFill>
@@ -6271,6 +6817,12 @@
         <w:rPr>
           <w:rtl w:val="0"/>
         </w:rPr>
+        <w:t xml:space="preserve">WS2 </w:t>
+      </w:r>
+      <w:r>
+        <w:rPr>
+          <w:rtl w:val="0"/>
+        </w:rPr>
         <w:t xml:space="preserve">Question 5</w:t>
       </w:r>
     </w:p>
@@ -6303,12 +6855,12 @@
           <wp:inline distB="114300" distT="114300" distL="114300" distR="114300">
             <wp:extent cx="4400550" cy="2623375"/>
             <wp:effectExtent b="25400" l="25400" r="25400" t="25400"/>
-            <wp:docPr id="41" name="image36.jpg"/>
+            <wp:docPr id="41" name="image40.jpg"/>
             <a:graphic>
               <a:graphicData uri="http://schemas.openxmlformats.org/drawingml/2006/picture">
                 <pic:pic>
                   <pic:nvPicPr>
-                    <pic:cNvPr id="0" name="image36.jpg"/>
+                    <pic:cNvPr id="0" name="image40.jpg"/>
                     <pic:cNvPicPr preferRelativeResize="0"/>
                   </pic:nvPicPr>
                   <pic:blipFill>
@@ -6773,12 +7325,12 @@
           <wp:inline distB="114300" distT="114300" distL="114300" distR="114300">
             <wp:extent cx="3197554" cy="2043113"/>
             <wp:effectExtent b="25400" l="25400" r="25400" t="25400"/>
-            <wp:docPr id="39" name="image38.png"/>
+            <wp:docPr id="39" name="image29.png"/>
             <a:graphic>
               <a:graphicData uri="http://schemas.openxmlformats.org/drawingml/2006/picture">
                 <pic:pic>
                   <pic:nvPicPr>
-                    <pic:cNvPr id="0" name="image38.png"/>
+                    <pic:cNvPr id="0" name="image29.png"/>
                     <pic:cNvPicPr preferRelativeResize="0"/>
                   </pic:nvPicPr>
                   <pic:blipFill>
@@ -6875,12 +7427,12 @@
           <wp:inline distB="114300" distT="114300" distL="114300" distR="114300">
             <wp:extent cx="3393474" cy="2390088"/>
             <wp:effectExtent b="25400" l="25400" r="25400" t="25400"/>
-            <wp:docPr id="7" name="image6.png"/>
+            <wp:docPr id="7" name="image26.png"/>
             <a:graphic>
               <a:graphicData uri="http://schemas.openxmlformats.org/drawingml/2006/picture">
                 <pic:pic>
                   <pic:nvPicPr>
-                    <pic:cNvPr id="0" name="image6.png"/>
+                    <pic:cNvPr id="0" name="image26.png"/>
                     <pic:cNvPicPr preferRelativeResize="0"/>
                   </pic:nvPicPr>
                   <pic:blipFill>
@@ -7040,12 +7592,12 @@
           <wp:inline distB="114300" distT="114300" distL="114300" distR="114300">
             <wp:extent cx="2614057" cy="1801149"/>
             <wp:effectExtent b="25400" l="25400" r="25400" t="25400"/>
-            <wp:docPr id="5" name="image8.png"/>
+            <wp:docPr id="5" name="image21.png"/>
             <a:graphic>
               <a:graphicData uri="http://schemas.openxmlformats.org/drawingml/2006/picture">
                 <pic:pic>
                   <pic:nvPicPr>
-                    <pic:cNvPr id="0" name="image8.png"/>
+                    <pic:cNvPr id="0" name="image21.png"/>
                     <pic:cNvPicPr preferRelativeResize="0"/>
                   </pic:nvPicPr>
                   <pic:blipFill>
@@ -7138,12 +7690,12 @@
           <wp:inline distB="114300" distT="114300" distL="114300" distR="114300">
             <wp:extent cx="3590925" cy="857250"/>
             <wp:effectExtent b="25400" l="25400" r="25400" t="25400"/>
-            <wp:docPr id="9" name="image9.png"/>
+            <wp:docPr id="9" name="image1.png"/>
             <a:graphic>
               <a:graphicData uri="http://schemas.openxmlformats.org/drawingml/2006/picture">
                 <pic:pic>
                   <pic:nvPicPr>
-                    <pic:cNvPr id="0" name="image9.png"/>
+                    <pic:cNvPr id="0" name="image1.png"/>
                     <pic:cNvPicPr preferRelativeResize="0"/>
                   </pic:nvPicPr>
                   <pic:blipFill>
@@ -7236,12 +7788,12 @@
           <wp:inline distB="114300" distT="114300" distL="114300" distR="114300">
             <wp:extent cx="3333750" cy="723900"/>
             <wp:effectExtent b="25400" l="25400" r="25400" t="25400"/>
-            <wp:docPr id="38" name="image28.png"/>
+            <wp:docPr id="38" name="image37.png"/>
             <a:graphic>
               <a:graphicData uri="http://schemas.openxmlformats.org/drawingml/2006/picture">
                 <pic:pic>
                   <pic:nvPicPr>
-                    <pic:cNvPr id="0" name="image28.png"/>
+                    <pic:cNvPr id="0" name="image37.png"/>
                     <pic:cNvPicPr preferRelativeResize="0"/>
                   </pic:nvPicPr>
                   <pic:blipFill>
@@ -7360,12 +7912,12 @@
           <wp:inline distB="114300" distT="114300" distL="114300" distR="114300">
             <wp:extent cx="1609725" cy="714375"/>
             <wp:effectExtent b="25400" l="25400" r="25400" t="25400"/>
-            <wp:docPr id="2" name="image16.png"/>
+            <wp:docPr id="2" name="image5.png"/>
             <a:graphic>
               <a:graphicData uri="http://schemas.openxmlformats.org/drawingml/2006/picture">
                 <pic:pic>
                   <pic:nvPicPr>
-                    <pic:cNvPr id="0" name="image16.png"/>
+                    <pic:cNvPr id="0" name="image5.png"/>
                     <pic:cNvPicPr preferRelativeResize="0"/>
                   </pic:nvPicPr>
                   <pic:blipFill>
@@ -7442,12 +7994,12 @@
           <wp:inline distB="114300" distT="114300" distL="114300" distR="114300">
             <wp:extent cx="5731200" cy="2044700"/>
             <wp:effectExtent b="25400" l="25400" r="25400" t="25400"/>
-            <wp:docPr id="36" name="image26.png"/>
+            <wp:docPr id="36" name="image31.png"/>
             <a:graphic>
               <a:graphicData uri="http://schemas.openxmlformats.org/drawingml/2006/picture">
                 <pic:pic>
                   <pic:nvPicPr>
-                    <pic:cNvPr id="0" name="image26.png"/>
+                    <pic:cNvPr id="0" name="image31.png"/>
                     <pic:cNvPicPr preferRelativeResize="0"/>
                   </pic:nvPicPr>
                   <pic:blipFill>
@@ -7623,7 +8175,7 @@
         <w:rPr>
           <w:rtl w:val="0"/>
         </w:rPr>
-        <w:t xml:space="preserve">Question 6 </w:t>
+        <w:t xml:space="preserve">WS2 Question 6 </w:t>
       </w:r>
     </w:p>
     <w:p>
@@ -7636,12 +8188,12 @@
           <wp:inline distB="114300" distT="114300" distL="114300" distR="114300">
             <wp:extent cx="3674812" cy="2297776"/>
             <wp:effectExtent b="25400" l="25400" r="25400" t="25400"/>
-            <wp:docPr id="33" name="image27.jpg"/>
+            <wp:docPr id="33" name="image32.jpg"/>
             <a:graphic>
               <a:graphicData uri="http://schemas.openxmlformats.org/drawingml/2006/picture">
                 <pic:pic>
                   <pic:nvPicPr>
-                    <pic:cNvPr id="0" name="image27.jpg"/>
+                    <pic:cNvPr id="0" name="image32.jpg"/>
                     <pic:cNvPicPr preferRelativeResize="0"/>
                   </pic:nvPicPr>
                   <pic:blipFill>
@@ -7686,12 +8238,12 @@
           <wp:inline distB="114300" distT="114300" distL="114300" distR="114300">
             <wp:extent cx="4338638" cy="4670161"/>
             <wp:effectExtent b="25400" l="25400" r="25400" t="25400"/>
-            <wp:docPr id="19" name="image29.jpg"/>
+            <wp:docPr id="19" name="image15.jpg"/>
             <a:graphic>
               <a:graphicData uri="http://schemas.openxmlformats.org/drawingml/2006/picture">
                 <pic:pic>
                   <pic:nvPicPr>
-                    <pic:cNvPr id="0" name="image29.jpg"/>
+                    <pic:cNvPr id="0" name="image15.jpg"/>
                     <pic:cNvPicPr preferRelativeResize="0"/>
                   </pic:nvPicPr>
                   <pic:blipFill>
@@ -8221,12 +8773,12 @@
           <wp:inline distB="114300" distT="114300" distL="114300" distR="114300">
             <wp:extent cx="2609987" cy="1733499"/>
             <wp:effectExtent b="25400" l="25400" r="25400" t="25400"/>
-            <wp:docPr id="15" name="image3.png"/>
+            <wp:docPr id="15" name="image14.png"/>
             <a:graphic>
               <a:graphicData uri="http://schemas.openxmlformats.org/drawingml/2006/picture">
                 <pic:pic>
                   <pic:nvPicPr>
-                    <pic:cNvPr id="0" name="image3.png"/>
+                    <pic:cNvPr id="0" name="image14.png"/>
                     <pic:cNvPicPr preferRelativeResize="0"/>
                   </pic:nvPicPr>
                   <pic:blipFill>
@@ -8303,12 +8855,12 @@
           <wp:inline distB="114300" distT="114300" distL="114300" distR="114300">
             <wp:extent cx="2614613" cy="1977720"/>
             <wp:effectExtent b="25400" l="25400" r="25400" t="25400"/>
-            <wp:docPr id="20" name="image7.png"/>
+            <wp:docPr id="20" name="image12.png"/>
             <a:graphic>
               <a:graphicData uri="http://schemas.openxmlformats.org/drawingml/2006/picture">
                 <pic:pic>
                   <pic:nvPicPr>
-                    <pic:cNvPr id="0" name="image7.png"/>
+                    <pic:cNvPr id="0" name="image12.png"/>
                     <pic:cNvPicPr preferRelativeResize="0"/>
                   </pic:nvPicPr>
                   <pic:blipFill>
@@ -8457,12 +9009,12 @@
           <wp:inline distB="114300" distT="114300" distL="114300" distR="114300">
             <wp:extent cx="3357563" cy="2463429"/>
             <wp:effectExtent b="25400" l="25400" r="25400" t="25400"/>
-            <wp:docPr id="37" name="image31.png"/>
+            <wp:docPr id="37" name="image33.png"/>
             <a:graphic>
               <a:graphicData uri="http://schemas.openxmlformats.org/drawingml/2006/picture">
                 <pic:pic>
                   <pic:nvPicPr>
-                    <pic:cNvPr id="0" name="image31.png"/>
+                    <pic:cNvPr id="0" name="image33.png"/>
                     <pic:cNvPicPr preferRelativeResize="0"/>
                   </pic:nvPicPr>
                   <pic:blipFill>
@@ -8831,12 +9383,12 @@
           <wp:inline distB="114300" distT="114300" distL="114300" distR="114300">
             <wp:extent cx="3686175" cy="904875"/>
             <wp:effectExtent b="25400" l="25400" r="25400" t="25400"/>
-            <wp:docPr id="21" name="image19.png"/>
+            <wp:docPr id="21" name="image28.png"/>
             <a:graphic>
               <a:graphicData uri="http://schemas.openxmlformats.org/drawingml/2006/picture">
                 <pic:pic>
                   <pic:nvPicPr>
-                    <pic:cNvPr id="0" name="image19.png"/>
+                    <pic:cNvPr id="0" name="image28.png"/>
                     <pic:cNvPicPr preferRelativeResize="0"/>
                   </pic:nvPicPr>
                   <pic:blipFill>
@@ -8929,6 +9481,236 @@
           <w:rtl w:val="0"/>
         </w:rPr>
         <w:t xml:space="preserve">= 0.011 Henrys</w:t>
+      </w:r>
+    </w:p>
+    <w:p>
+      <w:pPr>
+        <w:rPr>
+          <w:b w:val="1"/>
+          <w:bCs w:val="1"/>
+        </w:rPr>
+      </w:pPr>
+      <w:r>
+        <w:rPr>
+          <w:rtl w:val="0"/>
+        </w:rPr>
+      </w:r>
+    </w:p>
+    <w:p>
+      <w:pPr>
+        <w:rPr>
+          <w:b w:val="1"/>
+          <w:bCs w:val="1"/>
+        </w:rPr>
+      </w:pPr>
+      <w:r>
+        <w:rPr>
+          <w:rtl w:val="0"/>
+        </w:rPr>
+      </w:r>
+    </w:p>
+    <w:p>
+      <w:pPr>
+        <w:rPr>
+          <w:b w:val="1"/>
+          <w:bCs w:val="1"/>
+        </w:rPr>
+      </w:pPr>
+      <w:r>
+        <w:rPr>
+          <w:rtl w:val="0"/>
+        </w:rPr>
+      </w:r>
+    </w:p>
+    <w:p>
+      <w:pPr>
+        <w:rPr>
+          <w:b w:val="1"/>
+          <w:bCs w:val="1"/>
+        </w:rPr>
+      </w:pPr>
+      <w:r>
+        <w:rPr>
+          <w:rtl w:val="0"/>
+        </w:rPr>
+      </w:r>
+    </w:p>
+    <w:p>
+      <w:pPr>
+        <w:rPr>
+          <w:b w:val="1"/>
+          <w:bCs w:val="1"/>
+        </w:rPr>
+      </w:pPr>
+      <w:r>
+        <w:rPr>
+          <w:rtl w:val="0"/>
+        </w:rPr>
+      </w:r>
+    </w:p>
+    <w:p>
+      <w:pPr>
+        <w:rPr>
+          <w:b w:val="1"/>
+          <w:bCs w:val="1"/>
+        </w:rPr>
+      </w:pPr>
+      <w:r>
+        <w:rPr>
+          <w:rtl w:val="0"/>
+        </w:rPr>
+      </w:r>
+    </w:p>
+    <w:p>
+      <w:pPr>
+        <w:rPr>
+          <w:b w:val="1"/>
+          <w:bCs w:val="1"/>
+        </w:rPr>
+      </w:pPr>
+      <w:r>
+        <w:rPr>
+          <w:rtl w:val="0"/>
+        </w:rPr>
+      </w:r>
+    </w:p>
+    <w:p>
+      <w:pPr>
+        <w:rPr>
+          <w:b w:val="1"/>
+          <w:bCs w:val="1"/>
+        </w:rPr>
+      </w:pPr>
+      <w:r>
+        <w:rPr>
+          <w:rtl w:val="0"/>
+        </w:rPr>
+      </w:r>
+    </w:p>
+    <w:p>
+      <w:pPr>
+        <w:rPr>
+          <w:b w:val="1"/>
+          <w:bCs w:val="1"/>
+        </w:rPr>
+      </w:pPr>
+      <w:r>
+        <w:rPr>
+          <w:rtl w:val="0"/>
+        </w:rPr>
+      </w:r>
+    </w:p>
+    <w:p>
+      <w:pPr>
+        <w:rPr>
+          <w:b w:val="1"/>
+          <w:bCs w:val="1"/>
+        </w:rPr>
+      </w:pPr>
+      <w:r>
+        <w:rPr>
+          <w:rtl w:val="0"/>
+        </w:rPr>
+      </w:r>
+    </w:p>
+    <w:p>
+      <w:pPr>
+        <w:rPr>
+          <w:b w:val="1"/>
+          <w:bCs w:val="1"/>
+        </w:rPr>
+      </w:pPr>
+      <w:r>
+        <w:rPr>
+          <w:rtl w:val="0"/>
+        </w:rPr>
+      </w:r>
+    </w:p>
+    <w:p>
+      <w:pPr>
+        <w:rPr>
+          <w:b w:val="1"/>
+          <w:bCs w:val="1"/>
+        </w:rPr>
+      </w:pPr>
+      <w:r>
+        <w:rPr>
+          <w:rtl w:val="0"/>
+        </w:rPr>
+      </w:r>
+    </w:p>
+    <w:p>
+      <w:pPr>
+        <w:rPr>
+          <w:b w:val="1"/>
+          <w:bCs w:val="1"/>
+        </w:rPr>
+      </w:pPr>
+      <w:r>
+        <w:rPr>
+          <w:rtl w:val="0"/>
+        </w:rPr>
+      </w:r>
+    </w:p>
+    <w:p>
+      <w:pPr>
+        <w:rPr>
+          <w:b w:val="1"/>
+          <w:bCs w:val="1"/>
+        </w:rPr>
+      </w:pPr>
+      <w:r>
+        <w:rPr>
+          <w:rtl w:val="0"/>
+        </w:rPr>
+      </w:r>
+    </w:p>
+    <w:p>
+      <w:pPr>
+        <w:pStyle w:val="Heading1"/>
+        <w:rPr/>
+      </w:pPr>
+      <w:bookmarkStart w:colFirst="0" w:colLast="0" w:name="_yht26ytrtpc8" w:id="12"/>
+      <w:bookmarkEnd w:id="12"/>
+      <w:r>
+        <w:rPr>
+          <w:rtl w:val="0"/>
+        </w:rPr>
+        <w:t xml:space="preserve">Worksheet 3 - WS3</w:t>
+      </w:r>
+    </w:p>
+    <w:p>
+      <w:pPr>
+        <w:rPr/>
+      </w:pPr>
+      <w:r>
+        <w:rPr>
+          <w:rtl w:val="0"/>
+        </w:rPr>
+      </w:r>
+    </w:p>
+    <w:p>
+      <w:pPr>
+        <w:rPr/>
+      </w:pPr>
+      <w:r>
+        <w:rPr>
+          <w:rtl w:val="0"/>
+        </w:rPr>
+      </w:r>
+    </w:p>
+    <w:p>
+      <w:pPr>
+        <w:pStyle w:val="Heading1"/>
+        <w:rPr/>
+      </w:pPr>
+      <w:bookmarkStart w:colFirst="0" w:colLast="0" w:name="_bunpl8g4k3yy" w:id="13"/>
+      <w:bookmarkEnd w:id="13"/>
+      <w:r>
+        <w:rPr>
+          <w:rtl w:val="0"/>
+        </w:rPr>
+        <w:t xml:space="preserve">WS3 - Question 1</w:t>
       </w:r>
     </w:p>
     <w:sectPr>
